--- a/grt/G1/GRT_GhostLab_Testat1_Aufgabenstellung_v01.docx
+++ b/grt/G1/GRT_GhostLab_Testat1_Aufgabenstellung_v01.docx
@@ -10,7 +10,6 @@
         <w:tblCellMar>
           <w:top w:w="47" w:type="dxa"/>
           <w:left w:w="108" w:type="dxa"/>
-          <w:bottom w:w="0" w:type="dxa"/>
           <w:right w:w="115" w:type="dxa"/>
         </w:tblCellMar>
         <w:tblLook w:val="04A0" w:firstRow="1" w:lastRow="0" w:firstColumn="1" w:lastColumn="0" w:noHBand="0" w:noVBand="1"/>
@@ -100,37 +99,12 @@
         <w:ind w:left="0" w:right="57" w:firstLine="0"/>
         <w:jc w:val="center"/>
       </w:pPr>
-      <w:proofErr w:type="spellStart"/>
       <w:r>
         <w:rPr>
           <w:b/>
           <w:sz w:val="24"/>
         </w:rPr>
-        <w:t>GhostLab</w:t>
-      </w:r>
-      <w:proofErr w:type="spellEnd"/>
-      <w:r>
-        <w:rPr>
-          <w:b/>
-          <w:sz w:val="24"/>
-        </w:rPr>
-        <w:t xml:space="preserve"> – Testat1: </w:t>
-      </w:r>
-      <w:proofErr w:type="spellStart"/>
-      <w:r>
-        <w:rPr>
-          <w:b/>
-          <w:sz w:val="24"/>
-        </w:rPr>
-        <w:t>Op</w:t>
-      </w:r>
-      <w:proofErr w:type="spellEnd"/>
-      <w:r>
-        <w:rPr>
-          <w:b/>
-          <w:sz w:val="24"/>
-        </w:rPr>
-        <w:t xml:space="preserve">-Amp Schaltungen </w:t>
+        <w:t xml:space="preserve">GhostLab – Testat1: Op-Amp Schaltungen </w:t>
       </w:r>
     </w:p>
     <w:p>
@@ -158,15 +132,7 @@
         <w:ind w:right="0"/>
       </w:pPr>
       <w:r>
-        <w:t xml:space="preserve">Als Messsystem verwenden wir eine B&amp;R-SPS-Steuerung mit DAC- und ADC-Modulen, die mit dem </w:t>
-      </w:r>
-      <w:proofErr w:type="spellStart"/>
-      <w:r>
-        <w:t>GhostLabTool</w:t>
-      </w:r>
-      <w:proofErr w:type="spellEnd"/>
-      <w:r>
-        <w:t xml:space="preserve"> über Simulink programmiert wird. Dabei werden die Signale beim Übertragen auf dem Bussystem verzögert, was sich in den Messergebnissen widerspiegelt. Um diese Verzögerung </w:t>
+        <w:t xml:space="preserve">Als Messsystem verwenden wir eine B&amp;R-SPS-Steuerung mit DAC- und ADC-Modulen, die mit dem GhostLabTool über Simulink programmiert wird. Dabei werden die Signale beim Übertragen auf dem Bussystem verzögert, was sich in den Messergebnissen widerspiegelt. Um diese Verzögerung </w:t>
       </w:r>
       <w:r>
         <w:rPr>
@@ -219,15 +185,7 @@
         <w:t>(𝑡𝑡)</w:t>
       </w:r>
       <w:r>
-        <w:t xml:space="preserve"> verbunden. Danach folgen die drei </w:t>
-      </w:r>
-      <w:proofErr w:type="spellStart"/>
-      <w:r>
-        <w:t>Op</w:t>
-      </w:r>
-      <w:proofErr w:type="spellEnd"/>
-      <w:r>
-        <w:t xml:space="preserve">-Amp-Ausgänge </w:t>
+        <w:t xml:space="preserve"> verbunden. Danach folgen die drei Op-Amp-Ausgänge </w:t>
       </w:r>
     </w:p>
     <w:p>
@@ -312,15 +270,7 @@
         <w:ind w:right="0"/>
       </w:pPr>
       <w:r>
-        <w:t xml:space="preserve">Der </w:t>
-      </w:r>
-      <w:proofErr w:type="spellStart"/>
-      <w:r>
-        <w:t>Op</w:t>
-      </w:r>
-      <w:proofErr w:type="spellEnd"/>
-      <w:r>
-        <w:t xml:space="preserve">-Amp 4 bei der letzten Übertragungsfunktion </w:t>
+        <w:t xml:space="preserve">Der Op-Amp 4 bei der letzten Übertragungsfunktion </w:t>
       </w:r>
       <w:r>
         <w:rPr>
@@ -4920,12 +4870,6 @@
         <w:tblStyle w:val="TableGrid"/>
         <w:tblW w:w="8163" w:type="dxa"/>
         <w:tblInd w:w="0" w:type="dxa"/>
-        <w:tblCellMar>
-          <w:top w:w="0" w:type="dxa"/>
-          <w:left w:w="0" w:type="dxa"/>
-          <w:bottom w:w="0" w:type="dxa"/>
-          <w:right w:w="0" w:type="dxa"/>
-        </w:tblCellMar>
         <w:tblLook w:val="04A0" w:firstRow="1" w:lastRow="0" w:firstColumn="1" w:lastColumn="0" w:noHBand="0" w:noVBand="1"/>
       </w:tblPr>
       <w:tblGrid>
@@ -5138,14 +5082,7 @@
             </w:r>
             <w:r>
               <w:tab/>
-            </w:r>
-            <w:proofErr w:type="spellStart"/>
-            <w:r>
-              <w:t>Op</w:t>
-            </w:r>
-            <w:proofErr w:type="spellEnd"/>
-            <w:r>
-              <w:t xml:space="preserve">-Amp-Begrenzung: </w:t>
+              <w:t xml:space="preserve">Op-Amp-Begrenzung: </w:t>
             </w:r>
           </w:p>
         </w:tc>
@@ -5258,21 +5195,12 @@
         <w:ind w:left="-5" w:right="0"/>
         <w:jc w:val="left"/>
       </w:pPr>
-      <w:proofErr w:type="spellStart"/>
       <w:r>
         <w:rPr>
           <w:b/>
           <w:sz w:val="24"/>
         </w:rPr>
-        <w:t>GhostLab</w:t>
-      </w:r>
-      <w:proofErr w:type="spellEnd"/>
-      <w:r>
-        <w:rPr>
-          <w:b/>
-          <w:sz w:val="24"/>
-        </w:rPr>
-        <w:t xml:space="preserve">: </w:t>
+        <w:t xml:space="preserve">GhostLab: </w:t>
       </w:r>
     </w:p>
     <w:p>
@@ -5615,15 +5543,7 @@
         <w:ind w:left="720" w:right="0" w:hanging="360"/>
       </w:pPr>
       <w:r>
-        <w:t xml:space="preserve">Erstellen Sie ein </w:t>
-      </w:r>
-      <w:proofErr w:type="spellStart"/>
-      <w:r>
-        <w:t>GhostLab</w:t>
-      </w:r>
-      <w:proofErr w:type="spellEnd"/>
-      <w:r>
-        <w:t xml:space="preserve">-Simulink-Modell um alle Sprungantworten von </w:t>
+        <w:t xml:space="preserve">Erstellen Sie ein GhostLab-Simulink-Modell um alle Sprungantworten von </w:t>
       </w:r>
       <w:r>
         <w:rPr>
@@ -5666,23 +5586,149 @@
         <w:ind w:left="716" w:right="0"/>
       </w:pPr>
       <w:r>
-        <w:t xml:space="preserve">Blockschaltbild des verwendeten </w:t>
-      </w:r>
-      <w:proofErr w:type="spellStart"/>
-      <w:r>
-        <w:t>GhostLab</w:t>
-      </w:r>
-      <w:proofErr w:type="spellEnd"/>
-      <w:r>
-        <w:t xml:space="preserve">-Simulink-Modells und verwendete </w:t>
-      </w:r>
-      <w:proofErr w:type="spellStart"/>
-      <w:r>
-        <w:t>Step</w:t>
-      </w:r>
-      <w:proofErr w:type="spellEnd"/>
-      <w:r>
-        <w:t xml:space="preserve">-Parameter: </w:t>
+        <w:t xml:space="preserve">Blockschaltbild des verwendeten GhostLab-Simulink-Modells und verwendete Step-Parameter: </w:t>
+      </w:r>
+    </w:p>
+    <w:p>
+      <w:pPr>
+        <w:ind w:left="716" w:right="0"/>
+      </w:pPr>
+    </w:p>
+    <w:p>
+      <w:pPr>
+        <w:ind w:left="716" w:right="0"/>
+      </w:pPr>
+      <w:r>
+        <w:drawing>
+          <wp:inline distT="0" distB="0" distL="0" distR="0" wp14:anchorId="32F8E2B1" wp14:editId="78B2622D">
+            <wp:extent cx="5834040" cy="1668878"/>
+            <wp:effectExtent l="0" t="0" r="0" b="7620"/>
+            <wp:docPr id="938939114" name="Grafik 1"/>
+            <wp:cNvGraphicFramePr>
+              <a:graphicFrameLocks xmlns:a="http://schemas.openxmlformats.org/drawingml/2006/main" noChangeAspect="1"/>
+            </wp:cNvGraphicFramePr>
+            <a:graphic xmlns:a="http://schemas.openxmlformats.org/drawingml/2006/main">
+              <a:graphicData uri="http://schemas.openxmlformats.org/drawingml/2006/picture">
+                <pic:pic xmlns:pic="http://schemas.openxmlformats.org/drawingml/2006/picture">
+                  <pic:nvPicPr>
+                    <pic:cNvPr id="938939114" name=""/>
+                    <pic:cNvPicPr/>
+                  </pic:nvPicPr>
+                  <pic:blipFill>
+                    <a:blip r:embed="rId13"/>
+                    <a:stretch>
+                      <a:fillRect/>
+                    </a:stretch>
+                  </pic:blipFill>
+                  <pic:spPr>
+                    <a:xfrm>
+                      <a:off x="0" y="0"/>
+                      <a:ext cx="5848024" cy="1672878"/>
+                    </a:xfrm>
+                    <a:prstGeom prst="rect">
+                      <a:avLst/>
+                    </a:prstGeom>
+                  </pic:spPr>
+                </pic:pic>
+              </a:graphicData>
+            </a:graphic>
+          </wp:inline>
+        </w:drawing>
+      </w:r>
+    </w:p>
+    <w:p>
+      <w:pPr>
+        <w:ind w:left="716" w:right="0"/>
+      </w:pPr>
+    </w:p>
+    <w:p>
+      <w:pPr>
+        <w:ind w:left="716" w:right="0"/>
+      </w:pPr>
+      <w:r>
+        <w:drawing>
+          <wp:inline distT="0" distB="0" distL="0" distR="0" wp14:anchorId="4CDC84D2" wp14:editId="42E03FC2">
+            <wp:extent cx="4257706" cy="3905279"/>
+            <wp:effectExtent l="0" t="0" r="0" b="0"/>
+            <wp:docPr id="2100908727" name="Grafik 1"/>
+            <wp:cNvGraphicFramePr>
+              <a:graphicFrameLocks xmlns:a="http://schemas.openxmlformats.org/drawingml/2006/main" noChangeAspect="1"/>
+            </wp:cNvGraphicFramePr>
+            <a:graphic xmlns:a="http://schemas.openxmlformats.org/drawingml/2006/main">
+              <a:graphicData uri="http://schemas.openxmlformats.org/drawingml/2006/picture">
+                <pic:pic xmlns:pic="http://schemas.openxmlformats.org/drawingml/2006/picture">
+                  <pic:nvPicPr>
+                    <pic:cNvPr id="2100908727" name=""/>
+                    <pic:cNvPicPr/>
+                  </pic:nvPicPr>
+                  <pic:blipFill>
+                    <a:blip r:embed="rId14"/>
+                    <a:stretch>
+                      <a:fillRect/>
+                    </a:stretch>
+                  </pic:blipFill>
+                  <pic:spPr>
+                    <a:xfrm>
+                      <a:off x="0" y="0"/>
+                      <a:ext cx="4257706" cy="3905279"/>
+                    </a:xfrm>
+                    <a:prstGeom prst="rect">
+                      <a:avLst/>
+                    </a:prstGeom>
+                  </pic:spPr>
+                </pic:pic>
+              </a:graphicData>
+            </a:graphic>
+          </wp:inline>
+        </w:drawing>
+      </w:r>
+    </w:p>
+    <w:p>
+      <w:pPr>
+        <w:ind w:left="716" w:right="0"/>
+      </w:pPr>
+    </w:p>
+    <w:p>
+      <w:pPr>
+        <w:ind w:left="716" w:right="0"/>
+      </w:pPr>
+      <w:r>
+        <w:lastRenderedPageBreak/>
+        <w:drawing>
+          <wp:inline distT="0" distB="0" distL="0" distR="0" wp14:anchorId="5327545C" wp14:editId="26DC1DAC">
+            <wp:extent cx="4381532" cy="3590951"/>
+            <wp:effectExtent l="0" t="0" r="0" b="9525"/>
+            <wp:docPr id="411932057" name="Grafik 1"/>
+            <wp:cNvGraphicFramePr>
+              <a:graphicFrameLocks xmlns:a="http://schemas.openxmlformats.org/drawingml/2006/main" noChangeAspect="1"/>
+            </wp:cNvGraphicFramePr>
+            <a:graphic xmlns:a="http://schemas.openxmlformats.org/drawingml/2006/main">
+              <a:graphicData uri="http://schemas.openxmlformats.org/drawingml/2006/picture">
+                <pic:pic xmlns:pic="http://schemas.openxmlformats.org/drawingml/2006/picture">
+                  <pic:nvPicPr>
+                    <pic:cNvPr id="411932057" name=""/>
+                    <pic:cNvPicPr/>
+                  </pic:nvPicPr>
+                  <pic:blipFill>
+                    <a:blip r:embed="rId15"/>
+                    <a:stretch>
+                      <a:fillRect/>
+                    </a:stretch>
+                  </pic:blipFill>
+                  <pic:spPr>
+                    <a:xfrm>
+                      <a:off x="0" y="0"/>
+                      <a:ext cx="4381532" cy="3590951"/>
+                    </a:xfrm>
+                    <a:prstGeom prst="rect">
+                      <a:avLst/>
+                    </a:prstGeom>
+                  </pic:spPr>
+                </pic:pic>
+              </a:graphicData>
+            </a:graphic>
+          </wp:inline>
+        </w:drawing>
       </w:r>
     </w:p>
     <w:tbl>
@@ -5692,8 +5738,6 @@
         <w:tblInd w:w="723" w:type="dxa"/>
         <w:tblCellMar>
           <w:top w:w="35" w:type="dxa"/>
-          <w:left w:w="0" w:type="dxa"/>
-          <w:bottom w:w="0" w:type="dxa"/>
           <w:right w:w="115" w:type="dxa"/>
         </w:tblCellMar>
         <w:tblLook w:val="04A0" w:firstRow="1" w:lastRow="0" w:firstColumn="1" w:lastColumn="0" w:noHBand="0" w:noVBand="1"/>
@@ -5947,8 +5991,6 @@
         <w:tblInd w:w="723" w:type="dxa"/>
         <w:tblCellMar>
           <w:top w:w="98" w:type="dxa"/>
-          <w:left w:w="0" w:type="dxa"/>
-          <w:bottom w:w="0" w:type="dxa"/>
           <w:right w:w="115" w:type="dxa"/>
         </w:tblCellMar>
         <w:tblLook w:val="04A0" w:firstRow="1" w:lastRow="0" w:firstColumn="1" w:lastColumn="0" w:noHBand="0" w:noVBand="1"/>
@@ -5978,6 +6020,7 @@
               <w:jc w:val="left"/>
             </w:pPr>
             <w:r>
+              <w:lastRenderedPageBreak/>
               <w:t xml:space="preserve"> </w:t>
             </w:r>
           </w:p>
@@ -6312,14 +6355,12 @@
         </w:rPr>
         <w:tab/>
       </w:r>
-      <w:proofErr w:type="gramStart"/>
       <w:r>
         <w:t xml:space="preserve">Übertragungsfunktion  </w:t>
       </w:r>
       <w:r>
         <w:tab/>
       </w:r>
-      <w:proofErr w:type="gramEnd"/>
       <w:r>
         <w:rPr>
           <w:rFonts w:ascii="Cambria Math" w:eastAsia="Cambria Math" w:hAnsi="Cambria Math" w:cs="Cambria Math"/>
@@ -6457,7 +6498,6 @@
         <w:ind w:left="716" w:right="0"/>
       </w:pPr>
       <w:r>
-        <w:lastRenderedPageBreak/>
         <w:t xml:space="preserve">Plot der Signale </w:t>
       </w:r>
       <w:r>
@@ -6512,8 +6552,6 @@
         <w:tblInd w:w="723" w:type="dxa"/>
         <w:tblCellMar>
           <w:top w:w="99" w:type="dxa"/>
-          <w:left w:w="0" w:type="dxa"/>
-          <w:bottom w:w="0" w:type="dxa"/>
           <w:right w:w="115" w:type="dxa"/>
         </w:tblCellMar>
         <w:tblLook w:val="04A0" w:firstRow="1" w:lastRow="0" w:firstColumn="1" w:lastColumn="0" w:noHBand="0" w:noVBand="1"/>
@@ -6877,14 +6915,12 @@
         </w:rPr>
         <w:tab/>
       </w:r>
-      <w:proofErr w:type="gramStart"/>
       <w:r>
         <w:t xml:space="preserve">Übertragungsfunktion  </w:t>
       </w:r>
       <w:r>
         <w:tab/>
       </w:r>
-      <w:proofErr w:type="gramEnd"/>
       <w:r>
         <w:rPr>
           <w:rFonts w:ascii="Cambria Math" w:eastAsia="Cambria Math" w:hAnsi="Cambria Math" w:cs="Cambria Math"/>
@@ -6958,15 +6994,8 @@
         <w:ind w:left="720" w:right="0" w:hanging="360"/>
       </w:pPr>
       <w:r>
-        <w:t xml:space="preserve">Angenähertes </w:t>
-      </w:r>
-      <w:proofErr w:type="spellStart"/>
-      <w:r>
-        <w:t>PTn</w:t>
-      </w:r>
-      <w:proofErr w:type="spellEnd"/>
-      <w:r>
-        <w:t xml:space="preserve">-Glied: Bestimmen Sie das Übertragungsverhalten </w:t>
+        <w:lastRenderedPageBreak/>
+        <w:t xml:space="preserve">Angenähertes PTn-Glied: Bestimmen Sie das Übertragungsverhalten </w:t>
       </w:r>
       <w:r>
         <w:rPr>
@@ -7096,8 +7125,6 @@
         <w:tblInd w:w="723" w:type="dxa"/>
         <w:tblCellMar>
           <w:top w:w="99" w:type="dxa"/>
-          <w:left w:w="0" w:type="dxa"/>
-          <w:bottom w:w="0" w:type="dxa"/>
           <w:right w:w="115" w:type="dxa"/>
         </w:tblCellMar>
         <w:tblLook w:val="04A0" w:firstRow="1" w:lastRow="0" w:firstColumn="1" w:lastColumn="0" w:noHBand="0" w:noVBand="1"/>
@@ -7127,7 +7154,6 @@
               <w:jc w:val="left"/>
             </w:pPr>
             <w:r>
-              <w:lastRenderedPageBreak/>
               <w:t xml:space="preserve"> </w:t>
             </w:r>
           </w:p>
@@ -7466,8 +7492,6 @@
         <w:tblInd w:w="723" w:type="dxa"/>
         <w:tblCellMar>
           <w:top w:w="99" w:type="dxa"/>
-          <w:left w:w="0" w:type="dxa"/>
-          <w:bottom w:w="0" w:type="dxa"/>
           <w:right w:w="115" w:type="dxa"/>
         </w:tblCellMar>
         <w:tblLook w:val="04A0" w:firstRow="1" w:lastRow="0" w:firstColumn="1" w:lastColumn="0" w:noHBand="0" w:noVBand="1"/>
@@ -7497,6 +7521,7 @@
               <w:jc w:val="left"/>
             </w:pPr>
             <w:r>
+              <w:lastRenderedPageBreak/>
               <w:t xml:space="preserve"> </w:t>
             </w:r>
           </w:p>
@@ -7660,12 +7685,6 @@
         <w:tblOverlap w:val="never"/>
         <w:tblW w:w="6078" w:type="dxa"/>
         <w:tblInd w:w="0" w:type="dxa"/>
-        <w:tblCellMar>
-          <w:top w:w="0" w:type="dxa"/>
-          <w:left w:w="0" w:type="dxa"/>
-          <w:bottom w:w="0" w:type="dxa"/>
-          <w:right w:w="0" w:type="dxa"/>
-        </w:tblCellMar>
         <w:tblLook w:val="04A0" w:firstRow="1" w:lastRow="0" w:firstColumn="1" w:lastColumn="0" w:noHBand="0" w:noVBand="1"/>
       </w:tblPr>
       <w:tblGrid>
@@ -7699,9 +7718,7 @@
               <w:tblW w:w="2915" w:type="dxa"/>
               <w:tblInd w:w="0" w:type="dxa"/>
               <w:tblCellMar>
-                <w:top w:w="0" w:type="dxa"/>
                 <w:left w:w="20" w:type="dxa"/>
-                <w:bottom w:w="0" w:type="dxa"/>
                 <w:right w:w="115" w:type="dxa"/>
               </w:tblCellMar>
               <w:tblLook w:val="04A0" w:firstRow="1" w:lastRow="0" w:firstColumn="1" w:lastColumn="0" w:noHBand="0" w:noVBand="1"/>
@@ -7949,14 +7966,12 @@
         </w:rPr>
         <w:tab/>
       </w:r>
-      <w:proofErr w:type="gramStart"/>
       <w:r>
         <w:t xml:space="preserve">Übertragungsfunktion  </w:t>
       </w:r>
       <w:r>
         <w:tab/>
       </w:r>
-      <w:proofErr w:type="gramEnd"/>
       <w:r>
         <w:rPr>
           <w:rFonts w:ascii="Cambria Math" w:eastAsia="Cambria Math" w:hAnsi="Cambria Math" w:cs="Cambria Math"/>
@@ -8003,7 +8018,6 @@
           <w:rFonts w:ascii="Calibri" w:eastAsia="Calibri" w:hAnsi="Calibri" w:cs="Calibri"/>
           <w:sz w:val="22"/>
         </w:rPr>
-        <w:lastRenderedPageBreak/>
         <w:tab/>
       </w:r>
       <w:r>
@@ -8119,23 +8133,7 @@
         <w:jc w:val="center"/>
       </w:pPr>
       <w:r>
-        <w:t xml:space="preserve">Blockschaltbild des verwendeten </w:t>
-      </w:r>
-      <w:proofErr w:type="spellStart"/>
-      <w:r>
-        <w:t>GhostLab</w:t>
-      </w:r>
-      <w:proofErr w:type="spellEnd"/>
-      <w:r>
-        <w:t xml:space="preserve">-Simulink-Modells und verwendete </w:t>
-      </w:r>
-      <w:proofErr w:type="spellStart"/>
-      <w:r>
-        <w:t>Chirp</w:t>
-      </w:r>
-      <w:proofErr w:type="spellEnd"/>
-      <w:r>
-        <w:t xml:space="preserve">-Parameter: </w:t>
+        <w:t xml:space="preserve">Blockschaltbild des verwendeten GhostLab-Simulink-Modells und verwendete Chirp-Parameter: </w:t>
       </w:r>
     </w:p>
     <w:tbl>
@@ -8145,8 +8143,6 @@
         <w:tblInd w:w="723" w:type="dxa"/>
         <w:tblCellMar>
           <w:top w:w="35" w:type="dxa"/>
-          <w:left w:w="0" w:type="dxa"/>
-          <w:bottom w:w="0" w:type="dxa"/>
           <w:right w:w="115" w:type="dxa"/>
         </w:tblCellMar>
         <w:tblLook w:val="04A0" w:firstRow="1" w:lastRow="0" w:firstColumn="1" w:lastColumn="0" w:noHBand="0" w:noVBand="1"/>
@@ -8358,9 +8354,6 @@
         <w:tblW w:w="9168" w:type="dxa"/>
         <w:tblInd w:w="723" w:type="dxa"/>
         <w:tblCellMar>
-          <w:top w:w="0" w:type="dxa"/>
-          <w:left w:w="0" w:type="dxa"/>
-          <w:bottom w:w="0" w:type="dxa"/>
           <w:right w:w="115" w:type="dxa"/>
         </w:tblCellMar>
         <w:tblLook w:val="04A0" w:firstRow="1" w:lastRow="0" w:firstColumn="1" w:lastColumn="0" w:noHBand="0" w:noVBand="1"/>
@@ -8759,12 +8752,12 @@
     <w:p>
       <w:pPr>
         <w:sectPr>
-          <w:headerReference w:type="even" r:id="rId13"/>
-          <w:headerReference w:type="default" r:id="rId14"/>
-          <w:footerReference w:type="even" r:id="rId15"/>
-          <w:footerReference w:type="default" r:id="rId16"/>
-          <w:headerReference w:type="first" r:id="rId17"/>
-          <w:footerReference w:type="first" r:id="rId18"/>
+          <w:headerReference w:type="even" r:id="rId16"/>
+          <w:headerReference w:type="default" r:id="rId17"/>
+          <w:footerReference w:type="even" r:id="rId18"/>
+          <w:footerReference w:type="default" r:id="rId19"/>
+          <w:headerReference w:type="first" r:id="rId20"/>
+          <w:footerReference w:type="first" r:id="rId21"/>
           <w:pgSz w:w="11880" w:h="16805"/>
           <w:pgMar w:top="1222" w:right="792" w:bottom="1333" w:left="1132" w:header="220" w:footer="399" w:gutter="0"/>
           <w:cols w:space="720"/>
@@ -8833,23 +8826,7 @@
         <w:ind w:left="716" w:right="0"/>
       </w:pPr>
       <w:r>
-        <w:t xml:space="preserve">Blockschaltbild des verwendeten </w:t>
-      </w:r>
-      <w:proofErr w:type="spellStart"/>
-      <w:r>
-        <w:t>GhostLab</w:t>
-      </w:r>
-      <w:proofErr w:type="spellEnd"/>
-      <w:r>
-        <w:t xml:space="preserve">-Simulink-Modells und verwendete </w:t>
-      </w:r>
-      <w:proofErr w:type="spellStart"/>
-      <w:r>
-        <w:t>Chirp</w:t>
-      </w:r>
-      <w:proofErr w:type="spellEnd"/>
-      <w:r>
-        <w:t xml:space="preserve">-Parameter: </w:t>
+        <w:t xml:space="preserve">Blockschaltbild des verwendeten GhostLab-Simulink-Modells und verwendete Chirp-Parameter: </w:t>
       </w:r>
     </w:p>
     <w:tbl>
@@ -8859,8 +8836,6 @@
         <w:tblInd w:w="722" w:type="dxa"/>
         <w:tblCellMar>
           <w:top w:w="35" w:type="dxa"/>
-          <w:left w:w="0" w:type="dxa"/>
-          <w:bottom w:w="0" w:type="dxa"/>
           <w:right w:w="115" w:type="dxa"/>
         </w:tblCellMar>
         <w:tblLook w:val="04A0" w:firstRow="1" w:lastRow="0" w:firstColumn="1" w:lastColumn="0" w:noHBand="0" w:noVBand="1"/>
@@ -9070,9 +9045,6 @@
         <w:tblW w:w="9168" w:type="dxa"/>
         <w:tblInd w:w="722" w:type="dxa"/>
         <w:tblCellMar>
-          <w:top w:w="0" w:type="dxa"/>
-          <w:left w:w="0" w:type="dxa"/>
-          <w:bottom w:w="0" w:type="dxa"/>
           <w:right w:w="115" w:type="dxa"/>
         </w:tblCellMar>
         <w:tblLook w:val="04A0" w:firstRow="1" w:lastRow="0" w:firstColumn="1" w:lastColumn="0" w:noHBand="0" w:noVBand="1"/>
@@ -9564,23 +9536,7 @@
         <w:ind w:left="716" w:right="0"/>
       </w:pPr>
       <w:r>
-        <w:t xml:space="preserve">Blockschaltbild des verwendeten </w:t>
-      </w:r>
-      <w:proofErr w:type="spellStart"/>
-      <w:r>
-        <w:t>GhostLab</w:t>
-      </w:r>
-      <w:proofErr w:type="spellEnd"/>
-      <w:r>
-        <w:t xml:space="preserve">-Simulink-Modells und verwendete </w:t>
-      </w:r>
-      <w:proofErr w:type="spellStart"/>
-      <w:r>
-        <w:t>Chirp</w:t>
-      </w:r>
-      <w:proofErr w:type="spellEnd"/>
-      <w:r>
-        <w:t xml:space="preserve">-Parameter: </w:t>
+        <w:t xml:space="preserve">Blockschaltbild des verwendeten GhostLab-Simulink-Modells und verwendete Chirp-Parameter: </w:t>
       </w:r>
     </w:p>
     <w:tbl>
@@ -9590,8 +9546,6 @@
         <w:tblInd w:w="722" w:type="dxa"/>
         <w:tblCellMar>
           <w:top w:w="35" w:type="dxa"/>
-          <w:left w:w="0" w:type="dxa"/>
-          <w:bottom w:w="0" w:type="dxa"/>
           <w:right w:w="115" w:type="dxa"/>
         </w:tblCellMar>
         <w:tblLook w:val="04A0" w:firstRow="1" w:lastRow="0" w:firstColumn="1" w:lastColumn="0" w:noHBand="0" w:noVBand="1"/>
@@ -9621,6 +9575,7 @@
               <w:jc w:val="left"/>
             </w:pPr>
             <w:r>
+              <w:lastRenderedPageBreak/>
               <w:t xml:space="preserve"> </w:t>
             </w:r>
           </w:p>
@@ -9801,9 +9756,6 @@
         <w:tblW w:w="9168" w:type="dxa"/>
         <w:tblInd w:w="722" w:type="dxa"/>
         <w:tblCellMar>
-          <w:top w:w="0" w:type="dxa"/>
-          <w:left w:w="0" w:type="dxa"/>
-          <w:bottom w:w="0" w:type="dxa"/>
           <w:right w:w="115" w:type="dxa"/>
         </w:tblCellMar>
         <w:tblLook w:val="04A0" w:firstRow="1" w:lastRow="0" w:firstColumn="1" w:lastColumn="0" w:noHBand="0" w:noVBand="1"/>
@@ -9833,7 +9785,6 @@
               <w:jc w:val="left"/>
             </w:pPr>
             <w:r>
-              <w:lastRenderedPageBreak/>
               <w:t xml:space="preserve"> </w:t>
             </w:r>
           </w:p>
@@ -10244,6 +10195,7 @@
         <w:rPr>
           <w:noProof/>
         </w:rPr>
+        <w:lastRenderedPageBreak/>
         <w:drawing>
           <wp:inline distT="0" distB="0" distL="0" distR="0" wp14:anchorId="5FBCFF3E" wp14:editId="7098E901">
             <wp:extent cx="3830662" cy="842010"/>
@@ -10258,7 +10210,7 @@
                     <pic:cNvPicPr/>
                   </pic:nvPicPr>
                   <pic:blipFill>
-                    <a:blip r:embed="rId19"/>
+                    <a:blip r:embed="rId22"/>
                     <a:stretch>
                       <a:fillRect/>
                     </a:stretch>
@@ -10307,15 +10259,7 @@
         <w:t>𝑝𝑝</w:t>
       </w:r>
       <w:r>
-        <w:t xml:space="preserve"> wählen, so dass der geschlossene Regelkreis nicht instabil wird? Verwenden Sie das </w:t>
-      </w:r>
-      <w:proofErr w:type="gramStart"/>
-      <w:r>
-        <w:t>Hurwitz-Stabilitätskriterium</w:t>
-      </w:r>
-      <w:proofErr w:type="gramEnd"/>
-      <w:r>
-        <w:t xml:space="preserve"> um die Limiten von </w:t>
+        <w:t xml:space="preserve"> wählen, so dass der geschlossene Regelkreis nicht instabil wird? Verwenden Sie das Hurwitz-Stabilitätskriterium um die Limiten von </w:t>
       </w:r>
       <w:r>
         <w:rPr>
@@ -10384,9 +10328,7 @@
         <w:tblW w:w="9168" w:type="dxa"/>
         <w:tblInd w:w="731" w:type="dxa"/>
         <w:tblCellMar>
-          <w:top w:w="0" w:type="dxa"/>
           <w:left w:w="115" w:type="dxa"/>
-          <w:bottom w:w="0" w:type="dxa"/>
           <w:right w:w="115" w:type="dxa"/>
         </w:tblCellMar>
         <w:tblLook w:val="04A0" w:firstRow="1" w:lastRow="0" w:firstColumn="1" w:lastColumn="0" w:noHBand="0" w:noVBand="1"/>
@@ -10421,7 +10363,6 @@
                 <w:rFonts w:ascii="Times New Roman" w:eastAsia="Times New Roman" w:hAnsi="Times New Roman" w:cs="Times New Roman"/>
                 <w:color w:val="FFFFFF"/>
               </w:rPr>
-              <w:lastRenderedPageBreak/>
               <w:t xml:space="preserve"> </w:t>
             </w:r>
           </w:p>
@@ -10532,16 +10473,11 @@
         <w:tab/>
       </w:r>
       <w:r>
-        <w:t>Proportional-</w:t>
-      </w:r>
-      <w:proofErr w:type="gramStart"/>
-      <w:r>
-        <w:t xml:space="preserve">Verstärkung  </w:t>
+        <w:t xml:space="preserve">Proportional-Verstärkung  </w:t>
       </w:r>
       <w:r>
         <w:tab/>
       </w:r>
-      <w:proofErr w:type="gramEnd"/>
       <w:r>
         <w:rPr>
           <w:rFonts w:ascii="Cambria Math" w:eastAsia="Cambria Math" w:hAnsi="Cambria Math" w:cs="Cambria Math"/>
@@ -10690,23 +10626,7 @@
         <w:t>𝑢𝑢(𝑡𝑡)</w:t>
       </w:r>
       <w:r>
-        <w:t xml:space="preserve"> ein </w:t>
-      </w:r>
-      <w:proofErr w:type="spellStart"/>
-      <w:r>
-        <w:t>Chirp</w:t>
-      </w:r>
-      <w:proofErr w:type="spellEnd"/>
-      <w:r>
-        <w:t xml:space="preserve">-Signal und messen Sie den Frequenzgang für das </w:t>
-      </w:r>
-      <w:proofErr w:type="spellStart"/>
-      <w:r>
-        <w:t>GesamtSystem</w:t>
-      </w:r>
-      <w:proofErr w:type="spellEnd"/>
-      <w:r>
-        <w:t xml:space="preserve">. Bestimmen Sie die Übertragungsfunktion </w:t>
+        <w:t xml:space="preserve"> ein Chirp-Signal und messen Sie den Frequenzgang für das GesamtSystem. Bestimmen Sie die Übertragungsfunktion </w:t>
       </w:r>
       <w:r>
         <w:rPr>
@@ -10801,23 +10721,7 @@
         <w:ind w:left="716" w:right="0"/>
       </w:pPr>
       <w:r>
-        <w:t xml:space="preserve">Blockschaltbild des verwendeten </w:t>
-      </w:r>
-      <w:proofErr w:type="spellStart"/>
-      <w:r>
-        <w:t>GhostLab</w:t>
-      </w:r>
-      <w:proofErr w:type="spellEnd"/>
-      <w:r>
-        <w:t xml:space="preserve">-Simulink-Modells und verwendete </w:t>
-      </w:r>
-      <w:proofErr w:type="spellStart"/>
-      <w:r>
-        <w:t>Chirp</w:t>
-      </w:r>
-      <w:proofErr w:type="spellEnd"/>
-      <w:r>
-        <w:t xml:space="preserve">-Parameter: </w:t>
+        <w:t xml:space="preserve">Blockschaltbild des verwendeten GhostLab-Simulink-Modells und verwendete Chirp-Parameter: </w:t>
       </w:r>
     </w:p>
     <w:tbl>
@@ -10828,7 +10732,6 @@
         <w:tblCellMar>
           <w:top w:w="38" w:type="dxa"/>
           <w:left w:w="33" w:type="dxa"/>
-          <w:bottom w:w="0" w:type="dxa"/>
           <w:right w:w="115" w:type="dxa"/>
         </w:tblCellMar>
         <w:tblLook w:val="04A0" w:firstRow="1" w:lastRow="0" w:firstColumn="1" w:lastColumn="0" w:noHBand="0" w:noVBand="1"/>
@@ -10858,6 +10761,7 @@
               <w:jc w:val="left"/>
             </w:pPr>
             <w:r>
+              <w:lastRenderedPageBreak/>
               <w:t xml:space="preserve"> </w:t>
             </w:r>
           </w:p>
@@ -11011,12 +10915,12 @@
     <w:p>
       <w:pPr>
         <w:sectPr>
-          <w:headerReference w:type="even" r:id="rId20"/>
-          <w:headerReference w:type="default" r:id="rId21"/>
-          <w:footerReference w:type="even" r:id="rId22"/>
-          <w:footerReference w:type="default" r:id="rId23"/>
-          <w:headerReference w:type="first" r:id="rId24"/>
-          <w:footerReference w:type="first" r:id="rId25"/>
+          <w:headerReference w:type="even" r:id="rId23"/>
+          <w:headerReference w:type="default" r:id="rId24"/>
+          <w:footerReference w:type="even" r:id="rId25"/>
+          <w:footerReference w:type="default" r:id="rId26"/>
+          <w:headerReference w:type="first" r:id="rId27"/>
+          <w:footerReference w:type="first" r:id="rId28"/>
           <w:pgSz w:w="11880" w:h="16805"/>
           <w:pgMar w:top="1259" w:right="852" w:bottom="906" w:left="1133" w:header="220" w:footer="399" w:gutter="0"/>
           <w:cols w:space="720"/>
@@ -11072,7 +10976,6 @@
         <w:tblCellMar>
           <w:top w:w="6" w:type="dxa"/>
           <w:left w:w="7" w:type="dxa"/>
-          <w:bottom w:w="0" w:type="dxa"/>
           <w:right w:w="115" w:type="dxa"/>
         </w:tblCellMar>
         <w:tblLook w:val="04A0" w:firstRow="1" w:lastRow="0" w:firstColumn="1" w:lastColumn="0" w:noHBand="0" w:noVBand="1"/>
@@ -11302,9 +11205,6 @@
         <w:tblW w:w="9168" w:type="dxa"/>
         <w:tblInd w:w="2" w:type="dxa"/>
         <w:tblCellMar>
-          <w:top w:w="0" w:type="dxa"/>
-          <w:left w:w="0" w:type="dxa"/>
-          <w:bottom w:w="0" w:type="dxa"/>
           <w:right w:w="115" w:type="dxa"/>
         </w:tblCellMar>
         <w:tblLook w:val="04A0" w:firstRow="1" w:lastRow="0" w:firstColumn="1" w:lastColumn="0" w:noHBand="0" w:noVBand="1"/>
@@ -11868,7 +11768,6 @@
         <w:spacing w:after="106"/>
         <w:ind w:right="0"/>
       </w:pPr>
-      <w:proofErr w:type="gramStart"/>
       <w:r>
         <w:t xml:space="preserve">Übertragungsfunktion  </w:t>
       </w:r>
@@ -11878,7 +11777,6 @@
         </w:rPr>
         <w:t>𝐺𝐺</w:t>
       </w:r>
-      <w:proofErr w:type="gramEnd"/>
       <w:r>
         <w:rPr>
           <w:rFonts w:ascii="Cambria Math" w:eastAsia="Cambria Math" w:hAnsi="Cambria Math" w:cs="Cambria Math"/>
@@ -11928,12 +11826,12 @@
       </w:r>
     </w:p>
     <w:sectPr>
-      <w:headerReference w:type="even" r:id="rId26"/>
-      <w:headerReference w:type="default" r:id="rId27"/>
-      <w:footerReference w:type="even" r:id="rId28"/>
-      <w:footerReference w:type="default" r:id="rId29"/>
-      <w:headerReference w:type="first" r:id="rId30"/>
-      <w:footerReference w:type="first" r:id="rId31"/>
+      <w:headerReference w:type="even" r:id="rId29"/>
+      <w:headerReference w:type="default" r:id="rId30"/>
+      <w:footerReference w:type="even" r:id="rId31"/>
+      <w:footerReference w:type="default" r:id="rId32"/>
+      <w:headerReference w:type="first" r:id="rId33"/>
+      <w:footerReference w:type="first" r:id="rId34"/>
       <w:pgSz w:w="11880" w:h="16805"/>
       <w:pgMar w:top="1440" w:right="855" w:bottom="1440" w:left="1853" w:header="220" w:footer="399" w:gutter="0"/>
       <w:cols w:space="720"/>
@@ -14664,19 +14562,11 @@
                               <w:ind w:left="0" w:right="0" w:firstLine="0"/>
                               <w:jc w:val="left"/>
                             </w:pPr>
-                            <w:proofErr w:type="spellStart"/>
                             <w:r>
                               <w:rPr>
                                 <w:sz w:val="18"/>
                               </w:rPr>
-                              <w:t>GhostLab</w:t>
-                            </w:r>
-                            <w:proofErr w:type="spellEnd"/>
-                            <w:r>
-                              <w:rPr>
-                                <w:sz w:val="18"/>
-                              </w:rPr>
-                              <w:t xml:space="preserve"> - Testat1 </w:t>
+                              <w:t xml:space="preserve">GhostLab - Testat1 </w:t>
                             </w:r>
                           </w:p>
                         </w:txbxContent>
@@ -14986,19 +14876,11 @@
                         <w:ind w:left="0" w:right="0" w:firstLine="0"/>
                         <w:jc w:val="left"/>
                       </w:pPr>
-                      <w:proofErr w:type="spellStart"/>
                       <w:r>
                         <w:rPr>
                           <w:sz w:val="18"/>
                         </w:rPr>
-                        <w:t>GhostLab</w:t>
-                      </w:r>
-                      <w:proofErr w:type="spellEnd"/>
-                      <w:r>
-                        <w:rPr>
-                          <w:sz w:val="18"/>
-                        </w:rPr>
-                        <w:t xml:space="preserve"> - Testat1 </w:t>
+                        <w:t xml:space="preserve">GhostLab - Testat1 </w:t>
                       </w:r>
                     </w:p>
                   </w:txbxContent>
@@ -15253,19 +15135,11 @@
                               <w:ind w:left="0" w:right="0" w:firstLine="0"/>
                               <w:jc w:val="left"/>
                             </w:pPr>
-                            <w:proofErr w:type="spellStart"/>
                             <w:r>
                               <w:rPr>
                                 <w:sz w:val="18"/>
                               </w:rPr>
-                              <w:t>GhostLab</w:t>
-                            </w:r>
-                            <w:proofErr w:type="spellEnd"/>
-                            <w:r>
-                              <w:rPr>
-                                <w:sz w:val="18"/>
-                              </w:rPr>
-                              <w:t xml:space="preserve"> - Testat1 </w:t>
+                              <w:t xml:space="preserve">GhostLab - Testat1 </w:t>
                             </w:r>
                           </w:p>
                         </w:txbxContent>
@@ -15575,19 +15449,11 @@
                         <w:ind w:left="0" w:right="0" w:firstLine="0"/>
                         <w:jc w:val="left"/>
                       </w:pPr>
-                      <w:proofErr w:type="spellStart"/>
                       <w:r>
                         <w:rPr>
                           <w:sz w:val="18"/>
                         </w:rPr>
-                        <w:t>GhostLab</w:t>
-                      </w:r>
-                      <w:proofErr w:type="spellEnd"/>
-                      <w:r>
-                        <w:rPr>
-                          <w:sz w:val="18"/>
-                        </w:rPr>
-                        <w:t xml:space="preserve"> - Testat1 </w:t>
+                        <w:t xml:space="preserve">GhostLab - Testat1 </w:t>
                       </w:r>
                     </w:p>
                   </w:txbxContent>
@@ -15842,19 +15708,11 @@
                               <w:ind w:left="0" w:right="0" w:firstLine="0"/>
                               <w:jc w:val="left"/>
                             </w:pPr>
-                            <w:proofErr w:type="spellStart"/>
                             <w:r>
                               <w:rPr>
                                 <w:sz w:val="18"/>
                               </w:rPr>
-                              <w:t>GhostLab</w:t>
-                            </w:r>
-                            <w:proofErr w:type="spellEnd"/>
-                            <w:r>
-                              <w:rPr>
-                                <w:sz w:val="18"/>
-                              </w:rPr>
-                              <w:t xml:space="preserve"> - Testat1 </w:t>
+                              <w:t xml:space="preserve">GhostLab - Testat1 </w:t>
                             </w:r>
                           </w:p>
                         </w:txbxContent>
@@ -16164,19 +16022,11 @@
                         <w:ind w:left="0" w:right="0" w:firstLine="0"/>
                         <w:jc w:val="left"/>
                       </w:pPr>
-                      <w:proofErr w:type="spellStart"/>
                       <w:r>
                         <w:rPr>
                           <w:sz w:val="18"/>
                         </w:rPr>
-                        <w:t>GhostLab</w:t>
-                      </w:r>
-                      <w:proofErr w:type="spellEnd"/>
-                      <w:r>
-                        <w:rPr>
-                          <w:sz w:val="18"/>
-                        </w:rPr>
-                        <w:t xml:space="preserve"> - Testat1 </w:t>
+                        <w:t xml:space="preserve">GhostLab - Testat1 </w:t>
                       </w:r>
                     </w:p>
                   </w:txbxContent>
@@ -16431,19 +16281,11 @@
                               <w:ind w:left="0" w:right="0" w:firstLine="0"/>
                               <w:jc w:val="left"/>
                             </w:pPr>
-                            <w:proofErr w:type="spellStart"/>
                             <w:r>
                               <w:rPr>
                                 <w:sz w:val="18"/>
                               </w:rPr>
-                              <w:t>GhostLab</w:t>
-                            </w:r>
-                            <w:proofErr w:type="spellEnd"/>
-                            <w:r>
-                              <w:rPr>
-                                <w:sz w:val="18"/>
-                              </w:rPr>
-                              <w:t xml:space="preserve"> - Testat1 </w:t>
+                              <w:t xml:space="preserve">GhostLab - Testat1 </w:t>
                             </w:r>
                           </w:p>
                         </w:txbxContent>
@@ -16753,19 +16595,11 @@
                         <w:ind w:left="0" w:right="0" w:firstLine="0"/>
                         <w:jc w:val="left"/>
                       </w:pPr>
-                      <w:proofErr w:type="spellStart"/>
                       <w:r>
                         <w:rPr>
                           <w:sz w:val="18"/>
                         </w:rPr>
-                        <w:t>GhostLab</w:t>
-                      </w:r>
-                      <w:proofErr w:type="spellEnd"/>
-                      <w:r>
-                        <w:rPr>
-                          <w:sz w:val="18"/>
-                        </w:rPr>
-                        <w:t xml:space="preserve"> - Testat1 </w:t>
+                        <w:t xml:space="preserve">GhostLab - Testat1 </w:t>
                       </w:r>
                     </w:p>
                   </w:txbxContent>
@@ -17020,19 +16854,11 @@
                               <w:ind w:left="0" w:right="0" w:firstLine="0"/>
                               <w:jc w:val="left"/>
                             </w:pPr>
-                            <w:proofErr w:type="spellStart"/>
                             <w:r>
                               <w:rPr>
                                 <w:sz w:val="18"/>
                               </w:rPr>
-                              <w:t>GhostLab</w:t>
-                            </w:r>
-                            <w:proofErr w:type="spellEnd"/>
-                            <w:r>
-                              <w:rPr>
-                                <w:sz w:val="18"/>
-                              </w:rPr>
-                              <w:t xml:space="preserve"> - Testat1 </w:t>
+                              <w:t xml:space="preserve">GhostLab - Testat1 </w:t>
                             </w:r>
                           </w:p>
                         </w:txbxContent>
@@ -17342,19 +17168,11 @@
                         <w:ind w:left="0" w:right="0" w:firstLine="0"/>
                         <w:jc w:val="left"/>
                       </w:pPr>
-                      <w:proofErr w:type="spellStart"/>
                       <w:r>
                         <w:rPr>
                           <w:sz w:val="18"/>
                         </w:rPr>
-                        <w:t>GhostLab</w:t>
-                      </w:r>
-                      <w:proofErr w:type="spellEnd"/>
-                      <w:r>
-                        <w:rPr>
-                          <w:sz w:val="18"/>
-                        </w:rPr>
-                        <w:t xml:space="preserve"> - Testat1 </w:t>
+                        <w:t xml:space="preserve">GhostLab - Testat1 </w:t>
                       </w:r>
                     </w:p>
                   </w:txbxContent>
@@ -17609,19 +17427,11 @@
                               <w:ind w:left="0" w:right="0" w:firstLine="0"/>
                               <w:jc w:val="left"/>
                             </w:pPr>
-                            <w:proofErr w:type="spellStart"/>
                             <w:r>
                               <w:rPr>
                                 <w:sz w:val="18"/>
                               </w:rPr>
-                              <w:t>GhostLab</w:t>
-                            </w:r>
-                            <w:proofErr w:type="spellEnd"/>
-                            <w:r>
-                              <w:rPr>
-                                <w:sz w:val="18"/>
-                              </w:rPr>
-                              <w:t xml:space="preserve"> - Testat1 </w:t>
+                              <w:t xml:space="preserve">GhostLab - Testat1 </w:t>
                             </w:r>
                           </w:p>
                         </w:txbxContent>
@@ -17931,19 +17741,11 @@
                         <w:ind w:left="0" w:right="0" w:firstLine="0"/>
                         <w:jc w:val="left"/>
                       </w:pPr>
-                      <w:proofErr w:type="spellStart"/>
                       <w:r>
                         <w:rPr>
                           <w:sz w:val="18"/>
                         </w:rPr>
-                        <w:t>GhostLab</w:t>
-                      </w:r>
-                      <w:proofErr w:type="spellEnd"/>
-                      <w:r>
-                        <w:rPr>
-                          <w:sz w:val="18"/>
-                        </w:rPr>
-                        <w:t xml:space="preserve"> - Testat1 </w:t>
+                        <w:t xml:space="preserve">GhostLab - Testat1 </w:t>
                       </w:r>
                     </w:p>
                   </w:txbxContent>
@@ -18198,19 +18000,11 @@
                               <w:ind w:left="0" w:right="0" w:firstLine="0"/>
                               <w:jc w:val="left"/>
                             </w:pPr>
-                            <w:proofErr w:type="spellStart"/>
                             <w:r>
                               <w:rPr>
                                 <w:sz w:val="18"/>
                               </w:rPr>
-                              <w:t>GhostLab</w:t>
-                            </w:r>
-                            <w:proofErr w:type="spellEnd"/>
-                            <w:r>
-                              <w:rPr>
-                                <w:sz w:val="18"/>
-                              </w:rPr>
-                              <w:t xml:space="preserve"> - Testat1 </w:t>
+                              <w:t xml:space="preserve">GhostLab - Testat1 </w:t>
                             </w:r>
                           </w:p>
                         </w:txbxContent>
@@ -18520,19 +18314,11 @@
                         <w:ind w:left="0" w:right="0" w:firstLine="0"/>
                         <w:jc w:val="left"/>
                       </w:pPr>
-                      <w:proofErr w:type="spellStart"/>
                       <w:r>
                         <w:rPr>
                           <w:sz w:val="18"/>
                         </w:rPr>
-                        <w:t>GhostLab</w:t>
-                      </w:r>
-                      <w:proofErr w:type="spellEnd"/>
-                      <w:r>
-                        <w:rPr>
-                          <w:sz w:val="18"/>
-                        </w:rPr>
-                        <w:t xml:space="preserve"> - Testat1 </w:t>
+                        <w:t xml:space="preserve">GhostLab - Testat1 </w:t>
                       </w:r>
                     </w:p>
                   </w:txbxContent>
@@ -18787,19 +18573,11 @@
                               <w:ind w:left="0" w:right="0" w:firstLine="0"/>
                               <w:jc w:val="left"/>
                             </w:pPr>
-                            <w:proofErr w:type="spellStart"/>
                             <w:r>
                               <w:rPr>
                                 <w:sz w:val="18"/>
                               </w:rPr>
-                              <w:t>GhostLab</w:t>
-                            </w:r>
-                            <w:proofErr w:type="spellEnd"/>
-                            <w:r>
-                              <w:rPr>
-                                <w:sz w:val="18"/>
-                              </w:rPr>
-                              <w:t xml:space="preserve"> - Testat1 </w:t>
+                              <w:t xml:space="preserve">GhostLab - Testat1 </w:t>
                             </w:r>
                           </w:p>
                         </w:txbxContent>
@@ -19109,19 +18887,11 @@
                         <w:ind w:left="0" w:right="0" w:firstLine="0"/>
                         <w:jc w:val="left"/>
                       </w:pPr>
-                      <w:proofErr w:type="spellStart"/>
                       <w:r>
                         <w:rPr>
                           <w:sz w:val="18"/>
                         </w:rPr>
-                        <w:t>GhostLab</w:t>
-                      </w:r>
-                      <w:proofErr w:type="spellEnd"/>
-                      <w:r>
-                        <w:rPr>
-                          <w:sz w:val="18"/>
-                        </w:rPr>
-                        <w:t xml:space="preserve"> - Testat1 </w:t>
+                        <w:t xml:space="preserve">GhostLab - Testat1 </w:t>
                       </w:r>
                     </w:p>
                   </w:txbxContent>
@@ -19376,19 +19146,11 @@
                               <w:ind w:left="0" w:right="0" w:firstLine="0"/>
                               <w:jc w:val="left"/>
                             </w:pPr>
-                            <w:proofErr w:type="spellStart"/>
                             <w:r>
                               <w:rPr>
                                 <w:sz w:val="18"/>
                               </w:rPr>
-                              <w:t>GhostLab</w:t>
-                            </w:r>
-                            <w:proofErr w:type="spellEnd"/>
-                            <w:r>
-                              <w:rPr>
-                                <w:sz w:val="18"/>
-                              </w:rPr>
-                              <w:t xml:space="preserve"> - Testat1 </w:t>
+                              <w:t xml:space="preserve">GhostLab - Testat1 </w:t>
                             </w:r>
                           </w:p>
                         </w:txbxContent>
@@ -19698,19 +19460,11 @@
                         <w:ind w:left="0" w:right="0" w:firstLine="0"/>
                         <w:jc w:val="left"/>
                       </w:pPr>
-                      <w:proofErr w:type="spellStart"/>
                       <w:r>
                         <w:rPr>
                           <w:sz w:val="18"/>
                         </w:rPr>
-                        <w:t>GhostLab</w:t>
-                      </w:r>
-                      <w:proofErr w:type="spellEnd"/>
-                      <w:r>
-                        <w:rPr>
-                          <w:sz w:val="18"/>
-                        </w:rPr>
-                        <w:t xml:space="preserve"> - Testat1 </w:t>
+                        <w:t xml:space="preserve">GhostLab - Testat1 </w:t>
                       </w:r>
                     </w:p>
                   </w:txbxContent>

--- a/grt/G1/GRT_GhostLab_Testat1_Aufgabenstellung_v01.docx
+++ b/grt/G1/GRT_GhostLab_Testat1_Aufgabenstellung_v01.docx
@@ -1,6 +1,6 @@
 
 <file path=word/document.xml><?xml version="1.0" encoding="utf-8"?>
-<w:document xmlns:wpc="http://schemas.microsoft.com/office/word/2010/wordprocessingCanvas" xmlns:cx="http://schemas.microsoft.com/office/drawing/2014/chartex" xmlns:cx1="http://schemas.microsoft.com/office/drawing/2015/9/8/chartex" xmlns:cx2="http://schemas.microsoft.com/office/drawing/2015/10/21/chartex" xmlns:cx3="http://schemas.microsoft.com/office/drawing/2016/5/9/chartex" xmlns:cx4="http://schemas.microsoft.com/office/drawing/2016/5/10/chartex" xmlns:cx5="http://schemas.microsoft.com/office/drawing/2016/5/11/chartex" xmlns:cx6="http://schemas.microsoft.com/office/drawing/2016/5/12/chartex" xmlns:cx7="http://schemas.microsoft.com/office/drawing/2016/5/13/chartex" xmlns:cx8="http://schemas.microsoft.com/office/drawing/2016/5/14/chartex" xmlns:mc="http://schemas.openxmlformats.org/markup-compatibility/2006" xmlns:aink="http://schemas.microsoft.com/office/drawing/2016/ink" xmlns:am3d="http://schemas.microsoft.com/office/drawing/2017/model3d" xmlns:o="urn:schemas-microsoft-com:office:office" xmlns:oel="http://schemas.microsoft.com/office/2019/extlst" xmlns:r="http://schemas.openxmlformats.org/officeDocument/2006/relationships" xmlns:m="http://schemas.openxmlformats.org/officeDocument/2006/math" xmlns:v="urn:schemas-microsoft-com:vml" xmlns:wp14="http://schemas.microsoft.com/office/word/2010/wordprocessingDrawing" xmlns:wp="http://schemas.openxmlformats.org/drawingml/2006/wordprocessingDrawing" xmlns:w10="urn:schemas-microsoft-com:office:word" xmlns:w="http://schemas.openxmlformats.org/wordprocessingml/2006/main" xmlns:w14="http://schemas.microsoft.com/office/word/2010/wordml" xmlns:w15="http://schemas.microsoft.com/office/word/2012/wordml" xmlns:w16cex="http://schemas.microsoft.com/office/word/2018/wordml/cex" xmlns:w16cid="http://schemas.microsoft.com/office/word/2016/wordml/cid" xmlns:w16="http://schemas.microsoft.com/office/word/2018/wordml" xmlns:w16du="http://schemas.microsoft.com/office/word/2023/wordml/word16du" xmlns:w16sdtdh="http://schemas.microsoft.com/office/word/2020/wordml/sdtdatahash" xmlns:w16sdtfl="http://schemas.microsoft.com/office/word/2024/wordml/sdtformatlock" xmlns:w16se="http://schemas.microsoft.com/office/word/2015/wordml/symex" xmlns:wpg="http://schemas.microsoft.com/office/word/2010/wordprocessingGroup" xmlns:wpi="http://schemas.microsoft.com/office/word/2010/wordprocessingInk" xmlns:wne="http://schemas.microsoft.com/office/word/2006/wordml" xmlns:wps="http://schemas.microsoft.com/office/word/2010/wordprocessingShape" mc:Ignorable="w14 w15 w16se w16cid w16 w16cex w16sdtdh w16sdtfl w16du wp14">
+<w:document xmlns:wpc="http://schemas.microsoft.com/office/word/2010/wordprocessingCanvas" xmlns:cx="http://schemas.microsoft.com/office/drawing/2014/chartex" xmlns:cx1="http://schemas.microsoft.com/office/drawing/2015/9/8/chartex" xmlns:cx2="http://schemas.microsoft.com/office/drawing/2015/10/21/chartex" xmlns:cx3="http://schemas.microsoft.com/office/drawing/2016/5/9/chartex" xmlns:cx4="http://schemas.microsoft.com/office/drawing/2016/5/10/chartex" xmlns:cx5="http://schemas.microsoft.com/office/drawing/2016/5/11/chartex" xmlns:cx6="http://schemas.microsoft.com/office/drawing/2016/5/12/chartex" xmlns:cx7="http://schemas.microsoft.com/office/drawing/2016/5/13/chartex" xmlns:cx8="http://schemas.microsoft.com/office/drawing/2016/5/14/chartex" xmlns:mc="http://schemas.openxmlformats.org/markup-compatibility/2006" xmlns:aink="http://schemas.microsoft.com/office/drawing/2016/ink" xmlns:am3d="http://schemas.microsoft.com/office/drawing/2017/model3d" xmlns:o="urn:schemas-microsoft-com:office:office" xmlns:oel="http://schemas.microsoft.com/office/2019/extlst" xmlns:r="http://schemas.openxmlformats.org/officeDocument/2006/relationships" xmlns:m="http://schemas.openxmlformats.org/officeDocument/2006/math" xmlns:v="urn:schemas-microsoft-com:vml" xmlns:wp14="http://schemas.microsoft.com/office/word/2010/wordprocessingDrawing" xmlns:wp="http://schemas.openxmlformats.org/drawingml/2006/wordprocessingDrawing" xmlns:w10="urn:schemas-microsoft-com:office:word" xmlns:w="http://schemas.openxmlformats.org/wordprocessingml/2006/main" xmlns:w14="http://schemas.microsoft.com/office/word/2010/wordml" xmlns:w15="http://schemas.microsoft.com/office/word/2012/wordml" xmlns:w16cex="http://schemas.microsoft.com/office/word/2018/wordml/cex" xmlns:w16cid="http://schemas.microsoft.com/office/word/2016/wordml/cid" xmlns:w16="http://schemas.microsoft.com/office/word/2018/wordml" xmlns:w16sdtdh="http://schemas.microsoft.com/office/word/2020/wordml/sdtdatahash" xmlns:w16se="http://schemas.microsoft.com/office/word/2015/wordml/symex" xmlns:wpg="http://schemas.microsoft.com/office/word/2010/wordprocessingGroup" xmlns:wpi="http://schemas.microsoft.com/office/word/2010/wordprocessingInk" xmlns:wne="http://schemas.microsoft.com/office/word/2006/wordml" xmlns:wps="http://schemas.microsoft.com/office/word/2010/wordprocessingShape" mc:Ignorable="w14 w15 w16se w16cid w16 w16cex w16sdtdh wp14">
   <w:body>
     <w:tbl>
       <w:tblPr>
@@ -5599,6 +5599,9 @@
         <w:ind w:left="716" w:right="0"/>
       </w:pPr>
       <w:r>
+        <w:rPr>
+          <w:noProof/>
+        </w:rPr>
         <w:drawing>
           <wp:inline distT="0" distB="0" distL="0" distR="0" wp14:anchorId="32F8E2B1" wp14:editId="78B2622D">
             <wp:extent cx="5834040" cy="1668878"/>
@@ -5646,11 +5649,14 @@
         <w:ind w:left="716" w:right="0"/>
       </w:pPr>
       <w:r>
+        <w:rPr>
+          <w:noProof/>
+        </w:rPr>
         <w:drawing>
-          <wp:inline distT="0" distB="0" distL="0" distR="0" wp14:anchorId="4CDC84D2" wp14:editId="42E03FC2">
-            <wp:extent cx="4257706" cy="3905279"/>
-            <wp:effectExtent l="0" t="0" r="0" b="0"/>
-            <wp:docPr id="2100908727" name="Grafik 1"/>
+          <wp:inline distT="0" distB="0" distL="0" distR="0" wp14:anchorId="64C499B3" wp14:editId="6549612F">
+            <wp:extent cx="4410075" cy="4305300"/>
+            <wp:effectExtent l="0" t="0" r="9525" b="0"/>
+            <wp:docPr id="1" name="Grafik 1"/>
             <wp:cNvGraphicFramePr>
               <a:graphicFrameLocks xmlns:a="http://schemas.openxmlformats.org/drawingml/2006/main" noChangeAspect="1"/>
             </wp:cNvGraphicFramePr>
@@ -5658,7 +5664,7 @@
               <a:graphicData uri="http://schemas.openxmlformats.org/drawingml/2006/picture">
                 <pic:pic xmlns:pic="http://schemas.openxmlformats.org/drawingml/2006/picture">
                   <pic:nvPicPr>
-                    <pic:cNvPr id="2100908727" name=""/>
+                    <pic:cNvPr id="1" name=""/>
                     <pic:cNvPicPr/>
                   </pic:nvPicPr>
                   <pic:blipFill>
@@ -5670,7 +5676,7 @@
                   <pic:spPr>
                     <a:xfrm>
                       <a:off x="0" y="0"/>
-                      <a:ext cx="4257706" cy="3905279"/>
+                      <a:ext cx="4410075" cy="4305300"/>
                     </a:xfrm>
                     <a:prstGeom prst="rect">
                       <a:avLst/>
@@ -5693,12 +5699,15 @@
         <w:ind w:left="716" w:right="0"/>
       </w:pPr>
       <w:r>
+        <w:rPr>
+          <w:noProof/>
+        </w:rPr>
         <w:lastRenderedPageBreak/>
         <w:drawing>
-          <wp:inline distT="0" distB="0" distL="0" distR="0" wp14:anchorId="5327545C" wp14:editId="26DC1DAC">
-            <wp:extent cx="4381532" cy="3590951"/>
-            <wp:effectExtent l="0" t="0" r="0" b="9525"/>
-            <wp:docPr id="411932057" name="Grafik 1"/>
+          <wp:inline distT="0" distB="0" distL="0" distR="0" wp14:anchorId="40E009CC" wp14:editId="6DE4B5E4">
+            <wp:extent cx="4438650" cy="3600450"/>
+            <wp:effectExtent l="0" t="0" r="0" b="0"/>
+            <wp:docPr id="2" name="Grafik 2"/>
             <wp:cNvGraphicFramePr>
               <a:graphicFrameLocks xmlns:a="http://schemas.openxmlformats.org/drawingml/2006/main" noChangeAspect="1"/>
             </wp:cNvGraphicFramePr>
@@ -5706,7 +5715,7 @@
               <a:graphicData uri="http://schemas.openxmlformats.org/drawingml/2006/picture">
                 <pic:pic xmlns:pic="http://schemas.openxmlformats.org/drawingml/2006/picture">
                   <pic:nvPicPr>
-                    <pic:cNvPr id="411932057" name=""/>
+                    <pic:cNvPr id="1" name=""/>
                     <pic:cNvPicPr/>
                   </pic:nvPicPr>
                   <pic:blipFill>
@@ -5718,7 +5727,7 @@
                   <pic:spPr>
                     <a:xfrm>
                       <a:off x="0" y="0"/>
-                      <a:ext cx="4381532" cy="3590951"/>
+                      <a:ext cx="4438650" cy="3600450"/>
                     </a:xfrm>
                     <a:prstGeom prst="rect">
                       <a:avLst/>
@@ -5730,6 +5739,11 @@
           </wp:inline>
         </w:drawing>
       </w:r>
+    </w:p>
+    <w:p>
+      <w:pPr>
+        <w:ind w:left="716" w:right="0"/>
+      </w:pPr>
     </w:p>
     <w:tbl>
       <w:tblPr>
@@ -5913,7 +5927,7 @@
         <w:rPr>
           <w:rFonts w:ascii="Cambria Math" w:eastAsia="Cambria Math" w:hAnsi="Cambria Math" w:cs="Cambria Math"/>
         </w:rPr>
-        <w:t>𝐺𝐺</w:t>
+        <w:t>𝐺</w:t>
       </w:r>
       <w:r>
         <w:rPr>
@@ -5926,7 +5940,7 @@
         <w:rPr>
           <w:rFonts w:ascii="Cambria Math" w:eastAsia="Cambria Math" w:hAnsi="Cambria Math" w:cs="Cambria Math"/>
         </w:rPr>
-        <w:t>(𝑠𝑠) = 𝑦𝑦</w:t>
+        <w:t>(𝑠) = 𝑦</w:t>
       </w:r>
       <w:r>
         <w:rPr>
@@ -5939,7 +5953,7 @@
         <w:rPr>
           <w:rFonts w:ascii="Cambria Math" w:eastAsia="Cambria Math" w:hAnsi="Cambria Math" w:cs="Cambria Math"/>
         </w:rPr>
-        <w:t>/𝑢𝑢</w:t>
+        <w:t>/𝑢</w:t>
       </w:r>
       <w:r>
         <w:t xml:space="preserve"> aus der Sprungantwortmessung und zeichnen Sie ein, wie Sie die Parameter herausgelesen haben. </w:t>
@@ -5956,7 +5970,7 @@
         <w:rPr>
           <w:rFonts w:ascii="Cambria Math" w:eastAsia="Cambria Math" w:hAnsi="Cambria Math" w:cs="Cambria Math"/>
         </w:rPr>
-        <w:t>𝑢𝑢(𝑡𝑡)</w:t>
+        <w:t>𝑢(𝑡)</w:t>
       </w:r>
       <w:r>
         <w:t xml:space="preserve"> und </w:t>
@@ -5965,7 +5979,7 @@
         <w:rPr>
           <w:rFonts w:ascii="Cambria Math" w:eastAsia="Cambria Math" w:hAnsi="Cambria Math" w:cs="Cambria Math"/>
         </w:rPr>
-        <w:t>𝑦𝑦</w:t>
+        <w:t>𝑦</w:t>
       </w:r>
       <w:r>
         <w:rPr>
@@ -5978,11 +5992,148 @@
         <w:rPr>
           <w:rFonts w:ascii="Cambria Math" w:eastAsia="Cambria Math" w:hAnsi="Cambria Math" w:cs="Cambria Math"/>
         </w:rPr>
-        <w:t>(𝑡𝑡)</w:t>
+        <w:t>(𝑡)</w:t>
       </w:r>
       <w:r>
         <w:t xml:space="preserve"> der Sprungantwortmessung: </w:t>
       </w:r>
+    </w:p>
+    <w:p>
+      <w:pPr>
+        <w:ind w:left="716" w:right="0"/>
+      </w:pPr>
+    </w:p>
+    <w:p>
+      <w:pPr>
+        <w:ind w:left="716" w:right="0"/>
+      </w:pPr>
+      <w:r>
+        <w:rPr>
+          <w:noProof/>
+        </w:rPr>
+        <w:lastRenderedPageBreak/>
+        <w:drawing>
+          <wp:inline distT="0" distB="0" distL="0" distR="0" wp14:anchorId="66776A3F" wp14:editId="2C5C7343">
+            <wp:extent cx="5324475" cy="3990975"/>
+            <wp:effectExtent l="0" t="0" r="9525" b="9525"/>
+            <wp:docPr id="3" name="Grafik 3"/>
+            <wp:cNvGraphicFramePr>
+              <a:graphicFrameLocks xmlns:a="http://schemas.openxmlformats.org/drawingml/2006/main" noChangeAspect="1"/>
+            </wp:cNvGraphicFramePr>
+            <a:graphic xmlns:a="http://schemas.openxmlformats.org/drawingml/2006/main">
+              <a:graphicData uri="http://schemas.openxmlformats.org/drawingml/2006/picture">
+                <pic:pic xmlns:pic="http://schemas.openxmlformats.org/drawingml/2006/picture">
+                  <pic:nvPicPr>
+                    <pic:cNvPr id="0" name="Picture 1"/>
+                    <pic:cNvPicPr>
+                      <a:picLocks noChangeAspect="1" noChangeArrowheads="1"/>
+                    </pic:cNvPicPr>
+                  </pic:nvPicPr>
+                  <pic:blipFill>
+                    <a:blip r:embed="rId16">
+                      <a:extLst>
+                        <a:ext uri="{28A0092B-C50C-407E-A947-70E740481C1C}">
+                          <a14:useLocalDpi xmlns:a14="http://schemas.microsoft.com/office/drawing/2010/main" val="0"/>
+                        </a:ext>
+                      </a:extLst>
+                    </a:blip>
+                    <a:srcRect/>
+                    <a:stretch>
+                      <a:fillRect/>
+                    </a:stretch>
+                  </pic:blipFill>
+                  <pic:spPr bwMode="auto">
+                    <a:xfrm>
+                      <a:off x="0" y="0"/>
+                      <a:ext cx="5324475" cy="3990975"/>
+                    </a:xfrm>
+                    <a:prstGeom prst="rect">
+                      <a:avLst/>
+                    </a:prstGeom>
+                    <a:noFill/>
+                    <a:ln>
+                      <a:noFill/>
+                    </a:ln>
+                  </pic:spPr>
+                </pic:pic>
+              </a:graphicData>
+            </a:graphic>
+          </wp:inline>
+        </w:drawing>
+      </w:r>
+    </w:p>
+    <w:p>
+      <w:pPr>
+        <w:ind w:left="716" w:right="0"/>
+      </w:pPr>
+    </w:p>
+    <w:p>
+      <w:pPr>
+        <w:ind w:left="716" w:right="0"/>
+      </w:pPr>
+    </w:p>
+    <w:p>
+      <w:pPr>
+        <w:ind w:left="716" w:right="0"/>
+      </w:pPr>
+      <w:r>
+        <w:rPr>
+          <w:noProof/>
+        </w:rPr>
+        <w:drawing>
+          <wp:inline distT="0" distB="0" distL="0" distR="0" wp14:anchorId="58991893" wp14:editId="37EF0013">
+            <wp:extent cx="5324475" cy="3990975"/>
+            <wp:effectExtent l="0" t="0" r="9525" b="9525"/>
+            <wp:docPr id="5" name="Grafik 5"/>
+            <wp:cNvGraphicFramePr>
+              <a:graphicFrameLocks xmlns:a="http://schemas.openxmlformats.org/drawingml/2006/main" noChangeAspect="1"/>
+            </wp:cNvGraphicFramePr>
+            <a:graphic xmlns:a="http://schemas.openxmlformats.org/drawingml/2006/main">
+              <a:graphicData uri="http://schemas.openxmlformats.org/drawingml/2006/picture">
+                <pic:pic xmlns:pic="http://schemas.openxmlformats.org/drawingml/2006/picture">
+                  <pic:nvPicPr>
+                    <pic:cNvPr id="0" name="Picture 3"/>
+                    <pic:cNvPicPr>
+                      <a:picLocks noChangeAspect="1" noChangeArrowheads="1"/>
+                    </pic:cNvPicPr>
+                  </pic:nvPicPr>
+                  <pic:blipFill>
+                    <a:blip r:embed="rId17">
+                      <a:extLst>
+                        <a:ext uri="{28A0092B-C50C-407E-A947-70E740481C1C}">
+                          <a14:useLocalDpi xmlns:a14="http://schemas.microsoft.com/office/drawing/2010/main" val="0"/>
+                        </a:ext>
+                      </a:extLst>
+                    </a:blip>
+                    <a:srcRect/>
+                    <a:stretch>
+                      <a:fillRect/>
+                    </a:stretch>
+                  </pic:blipFill>
+                  <pic:spPr bwMode="auto">
+                    <a:xfrm>
+                      <a:off x="0" y="0"/>
+                      <a:ext cx="5324475" cy="3990975"/>
+                    </a:xfrm>
+                    <a:prstGeom prst="rect">
+                      <a:avLst/>
+                    </a:prstGeom>
+                    <a:noFill/>
+                    <a:ln>
+                      <a:noFill/>
+                    </a:ln>
+                  </pic:spPr>
+                </pic:pic>
+              </a:graphicData>
+            </a:graphic>
+          </wp:inline>
+        </w:drawing>
+      </w:r>
+    </w:p>
+    <w:p>
+      <w:pPr>
+        <w:ind w:left="716" w:right="0"/>
+      </w:pPr>
     </w:p>
     <w:tbl>
       <w:tblPr>
@@ -6317,7 +6468,7 @@
               </wp:anchor>
             </w:drawing>
           </mc:Choice>
-          <mc:Fallback xmlns:a="http://schemas.openxmlformats.org/drawingml/2006/main">
+          <mc:Fallback xmlns:a="http://schemas.openxmlformats.org/drawingml/2006/main" xmlns:w16sdtfl="http://schemas.microsoft.com/office/word/2024/wordml/sdtformatlock" xmlns:w16du="http://schemas.microsoft.com/office/word/2023/wordml/word16du">
             <w:pict>
               <v:group id="Group 12738" style="width:303.9pt;height:58.2pt;position:absolute;mso-position-horizontal-relative:text;mso-position-horizontal:absolute;margin-left:189.83pt;mso-position-vertical-relative:text;margin-top:-8.99402pt;" coordsize="38595,7391">
                 <v:shape id="Shape 15102" style="position:absolute;width:18510;height:7391;left:0;top:0;" coordsize="1851025,739139" path="m0,0l1851025,0l1851025,739139l0,739139l0,0">
@@ -6365,7 +6516,7 @@
         <w:rPr>
           <w:rFonts w:ascii="Cambria Math" w:eastAsia="Cambria Math" w:hAnsi="Cambria Math" w:cs="Cambria Math"/>
         </w:rPr>
-        <w:t>𝐺𝐺</w:t>
+        <w:t>𝐺</w:t>
       </w:r>
       <w:r>
         <w:rPr>
@@ -6378,7 +6529,7 @@
         <w:rPr>
           <w:rFonts w:ascii="Cambria Math" w:eastAsia="Cambria Math" w:hAnsi="Cambria Math" w:cs="Cambria Math"/>
         </w:rPr>
-        <w:t>(𝑠𝑠) =</w:t>
+        <w:t>(𝑠) =</w:t>
       </w:r>
       <w:r>
         <w:t xml:space="preserve"> </w:t>
@@ -6454,7 +6605,7 @@
         <w:rPr>
           <w:rFonts w:ascii="Cambria Math" w:eastAsia="Cambria Math" w:hAnsi="Cambria Math" w:cs="Cambria Math"/>
         </w:rPr>
-        <w:t>𝐺𝐺</w:t>
+        <w:t>𝐺</w:t>
       </w:r>
       <w:r>
         <w:rPr>
@@ -6467,7 +6618,7 @@
         <w:rPr>
           <w:rFonts w:ascii="Cambria Math" w:eastAsia="Cambria Math" w:hAnsi="Cambria Math" w:cs="Cambria Math"/>
         </w:rPr>
-        <w:t>(𝑠𝑠) = 𝑦𝑦</w:t>
+        <w:t>(𝑠𝑠) = 𝑦</w:t>
       </w:r>
       <w:r>
         <w:rPr>
@@ -6480,7 +6631,7 @@
         <w:rPr>
           <w:rFonts w:ascii="Cambria Math" w:eastAsia="Cambria Math" w:hAnsi="Cambria Math" w:cs="Cambria Math"/>
         </w:rPr>
-        <w:t>/𝑦𝑦</w:t>
+        <w:t>/𝑦</w:t>
       </w:r>
       <w:r>
         <w:rPr>
@@ -6504,7 +6655,7 @@
         <w:rPr>
           <w:rFonts w:ascii="Cambria Math" w:eastAsia="Cambria Math" w:hAnsi="Cambria Math" w:cs="Cambria Math"/>
         </w:rPr>
-        <w:t>𝑦𝑦</w:t>
+        <w:t>𝑦</w:t>
       </w:r>
       <w:r>
         <w:rPr>
@@ -6526,7 +6677,7 @@
         <w:rPr>
           <w:rFonts w:ascii="Cambria Math" w:eastAsia="Cambria Math" w:hAnsi="Cambria Math" w:cs="Cambria Math"/>
         </w:rPr>
-        <w:t>𝑦𝑦</w:t>
+        <w:t>𝑦</w:t>
       </w:r>
       <w:r>
         <w:rPr>
@@ -6581,6 +6732,7 @@
               <w:jc w:val="left"/>
             </w:pPr>
             <w:r>
+              <w:lastRenderedPageBreak/>
               <w:t xml:space="preserve"> </w:t>
             </w:r>
           </w:p>
@@ -6877,7 +7029,7 @@
               </wp:anchor>
             </w:drawing>
           </mc:Choice>
-          <mc:Fallback xmlns:a="http://schemas.openxmlformats.org/drawingml/2006/main">
+          <mc:Fallback xmlns:a="http://schemas.openxmlformats.org/drawingml/2006/main" xmlns:w16sdtfl="http://schemas.microsoft.com/office/word/2024/wordml/sdtformatlock" xmlns:w16du="http://schemas.microsoft.com/office/word/2023/wordml/word16du">
             <w:pict>
               <v:group id="Group 12459" style="width:303.9pt;height:58.2pt;position:absolute;mso-position-horizontal-relative:text;mso-position-horizontal:absolute;margin-left:189.83pt;mso-position-vertical-relative:text;margin-top:-8.90259pt;" coordsize="38595,7391">
                 <v:shape id="Shape 15106" style="position:absolute;width:18510;height:7391;left:0;top:0;" coordsize="1851025,739140" path="m0,0l1851025,0l1851025,739140l0,739140l0,0">
@@ -6994,7 +7146,6 @@
         <w:ind w:left="720" w:right="0" w:hanging="360"/>
       </w:pPr>
       <w:r>
-        <w:lastRenderedPageBreak/>
         <w:t xml:space="preserve">Angenähertes PTn-Glied: Bestimmen Sie das Übertragungsverhalten </w:t>
       </w:r>
       <w:r>
@@ -7349,6 +7500,7 @@
         <w:ind w:left="720" w:right="0" w:hanging="360"/>
       </w:pPr>
       <w:r>
+        <w:lastRenderedPageBreak/>
         <w:t xml:space="preserve">Bestimmen Sie das Übertragungsverhalten </w:t>
       </w:r>
       <w:r>
@@ -7521,7 +7673,6 @@
               <w:jc w:val="left"/>
             </w:pPr>
             <w:r>
-              <w:lastRenderedPageBreak/>
               <w:t xml:space="preserve"> </w:t>
             </w:r>
           </w:p>
@@ -7919,7 +8070,7 @@
                     </wp:inline>
                   </w:drawing>
                 </mc:Choice>
-                <mc:Fallback xmlns:a="http://schemas.openxmlformats.org/drawingml/2006/main">
+                <mc:Fallback xmlns:a="http://schemas.openxmlformats.org/drawingml/2006/main" xmlns:w16sdtfl="http://schemas.microsoft.com/office/word/2024/wordml/sdtformatlock" xmlns:w16du="http://schemas.microsoft.com/office/word/2023/wordml/word16du">
                   <w:pict>
                     <v:group id="Group 11577" style="width:145.75pt;height:58.2pt;mso-position-horizontal-relative:char;mso-position-vertical-relative:line" coordsize="18510,7391">
                       <v:shape id="Shape 15109" style="position:absolute;width:18510;height:7391;left:0;top:0;" coordsize="1851025,739140" path="m0,0l1851025,0l1851025,739140l0,739140l0,0">
@@ -8135,6 +8286,238 @@
       <w:r>
         <w:t xml:space="preserve">Blockschaltbild des verwendeten GhostLab-Simulink-Modells und verwendete Chirp-Parameter: </w:t>
       </w:r>
+    </w:p>
+    <w:p>
+      <w:pPr>
+        <w:spacing w:after="0" w:line="259" w:lineRule="auto"/>
+        <w:ind w:right="44"/>
+        <w:jc w:val="center"/>
+      </w:pPr>
+    </w:p>
+    <w:p>
+      <w:pPr>
+        <w:spacing w:after="0" w:line="259" w:lineRule="auto"/>
+        <w:ind w:right="44"/>
+        <w:jc w:val="center"/>
+      </w:pPr>
+      <w:r>
+        <w:rPr>
+          <w:noProof/>
+        </w:rPr>
+        <w:lastRenderedPageBreak/>
+        <w:drawing>
+          <wp:inline distT="0" distB="0" distL="0" distR="0" wp14:anchorId="505F9C4D" wp14:editId="7EFC18F3">
+            <wp:extent cx="4010025" cy="4610100"/>
+            <wp:effectExtent l="0" t="0" r="9525" b="0"/>
+            <wp:docPr id="4" name="Grafik 4"/>
+            <wp:cNvGraphicFramePr>
+              <a:graphicFrameLocks xmlns:a="http://schemas.openxmlformats.org/drawingml/2006/main" noChangeAspect="1"/>
+            </wp:cNvGraphicFramePr>
+            <a:graphic xmlns:a="http://schemas.openxmlformats.org/drawingml/2006/main">
+              <a:graphicData uri="http://schemas.openxmlformats.org/drawingml/2006/picture">
+                <pic:pic xmlns:pic="http://schemas.openxmlformats.org/drawingml/2006/picture">
+                  <pic:nvPicPr>
+                    <pic:cNvPr id="1" name=""/>
+                    <pic:cNvPicPr/>
+                  </pic:nvPicPr>
+                  <pic:blipFill>
+                    <a:blip r:embed="rId18"/>
+                    <a:stretch>
+                      <a:fillRect/>
+                    </a:stretch>
+                  </pic:blipFill>
+                  <pic:spPr>
+                    <a:xfrm>
+                      <a:off x="0" y="0"/>
+                      <a:ext cx="4010025" cy="4610100"/>
+                    </a:xfrm>
+                    <a:prstGeom prst="rect">
+                      <a:avLst/>
+                    </a:prstGeom>
+                  </pic:spPr>
+                </pic:pic>
+              </a:graphicData>
+            </a:graphic>
+          </wp:inline>
+        </w:drawing>
+      </w:r>
+    </w:p>
+    <w:p>
+      <w:pPr>
+        <w:spacing w:after="0" w:line="259" w:lineRule="auto"/>
+        <w:ind w:right="44"/>
+        <w:jc w:val="center"/>
+      </w:pPr>
+    </w:p>
+    <w:p>
+      <w:pPr>
+        <w:spacing w:after="0" w:line="259" w:lineRule="auto"/>
+        <w:ind w:right="44"/>
+        <w:jc w:val="center"/>
+      </w:pPr>
+    </w:p>
+    <w:p>
+      <w:pPr>
+        <w:spacing w:after="0" w:line="259" w:lineRule="auto"/>
+        <w:ind w:right="44"/>
+        <w:jc w:val="center"/>
+      </w:pPr>
+      <w:r>
+        <w:rPr>
+          <w:noProof/>
+        </w:rPr>
+        <w:drawing>
+          <wp:inline distT="0" distB="0" distL="0" distR="0" wp14:anchorId="29B6BE3F" wp14:editId="14AC2989">
+            <wp:extent cx="6322060" cy="2719070"/>
+            <wp:effectExtent l="0" t="0" r="2540" b="5080"/>
+            <wp:docPr id="6" name="Grafik 6"/>
+            <wp:cNvGraphicFramePr>
+              <a:graphicFrameLocks xmlns:a="http://schemas.openxmlformats.org/drawingml/2006/main" noChangeAspect="1"/>
+            </wp:cNvGraphicFramePr>
+            <a:graphic xmlns:a="http://schemas.openxmlformats.org/drawingml/2006/main">
+              <a:graphicData uri="http://schemas.openxmlformats.org/drawingml/2006/picture">
+                <pic:pic xmlns:pic="http://schemas.openxmlformats.org/drawingml/2006/picture">
+                  <pic:nvPicPr>
+                    <pic:cNvPr id="1" name=""/>
+                    <pic:cNvPicPr/>
+                  </pic:nvPicPr>
+                  <pic:blipFill>
+                    <a:blip r:embed="rId19"/>
+                    <a:stretch>
+                      <a:fillRect/>
+                    </a:stretch>
+                  </pic:blipFill>
+                  <pic:spPr>
+                    <a:xfrm>
+                      <a:off x="0" y="0"/>
+                      <a:ext cx="6322060" cy="2719070"/>
+                    </a:xfrm>
+                    <a:prstGeom prst="rect">
+                      <a:avLst/>
+                    </a:prstGeom>
+                  </pic:spPr>
+                </pic:pic>
+              </a:graphicData>
+            </a:graphic>
+          </wp:inline>
+        </w:drawing>
+      </w:r>
+    </w:p>
+    <w:p>
+      <w:pPr>
+        <w:spacing w:after="0" w:line="259" w:lineRule="auto"/>
+        <w:ind w:right="44"/>
+        <w:jc w:val="center"/>
+      </w:pPr>
+    </w:p>
+    <w:p>
+      <w:pPr>
+        <w:spacing w:after="0" w:line="259" w:lineRule="auto"/>
+        <w:ind w:right="44"/>
+        <w:jc w:val="center"/>
+      </w:pPr>
+      <w:r>
+        <w:rPr>
+          <w:noProof/>
+        </w:rPr>
+        <w:lastRenderedPageBreak/>
+        <w:drawing>
+          <wp:inline distT="0" distB="0" distL="0" distR="0" wp14:anchorId="60433FFE" wp14:editId="2F86513D">
+            <wp:extent cx="6322060" cy="2294255"/>
+            <wp:effectExtent l="0" t="0" r="2540" b="0"/>
+            <wp:docPr id="7" name="Grafik 7"/>
+            <wp:cNvGraphicFramePr>
+              <a:graphicFrameLocks xmlns:a="http://schemas.openxmlformats.org/drawingml/2006/main" noChangeAspect="1"/>
+            </wp:cNvGraphicFramePr>
+            <a:graphic xmlns:a="http://schemas.openxmlformats.org/drawingml/2006/main">
+              <a:graphicData uri="http://schemas.openxmlformats.org/drawingml/2006/picture">
+                <pic:pic xmlns:pic="http://schemas.openxmlformats.org/drawingml/2006/picture">
+                  <pic:nvPicPr>
+                    <pic:cNvPr id="1" name=""/>
+                    <pic:cNvPicPr/>
+                  </pic:nvPicPr>
+                  <pic:blipFill>
+                    <a:blip r:embed="rId20"/>
+                    <a:stretch>
+                      <a:fillRect/>
+                    </a:stretch>
+                  </pic:blipFill>
+                  <pic:spPr>
+                    <a:xfrm>
+                      <a:off x="0" y="0"/>
+                      <a:ext cx="6322060" cy="2294255"/>
+                    </a:xfrm>
+                    <a:prstGeom prst="rect">
+                      <a:avLst/>
+                    </a:prstGeom>
+                  </pic:spPr>
+                </pic:pic>
+              </a:graphicData>
+            </a:graphic>
+          </wp:inline>
+        </w:drawing>
+      </w:r>
+    </w:p>
+    <w:p>
+      <w:pPr>
+        <w:spacing w:after="0" w:line="259" w:lineRule="auto"/>
+        <w:ind w:right="44"/>
+        <w:jc w:val="center"/>
+      </w:pPr>
+    </w:p>
+    <w:p>
+      <w:pPr>
+        <w:spacing w:after="0" w:line="259" w:lineRule="auto"/>
+        <w:ind w:right="44"/>
+        <w:jc w:val="center"/>
+      </w:pPr>
+      <w:r>
+        <w:rPr>
+          <w:noProof/>
+        </w:rPr>
+        <w:drawing>
+          <wp:inline distT="0" distB="0" distL="0" distR="0" wp14:anchorId="74708DFB" wp14:editId="29C033F8">
+            <wp:extent cx="6322060" cy="2272030"/>
+            <wp:effectExtent l="0" t="0" r="2540" b="0"/>
+            <wp:docPr id="8" name="Grafik 8"/>
+            <wp:cNvGraphicFramePr>
+              <a:graphicFrameLocks xmlns:a="http://schemas.openxmlformats.org/drawingml/2006/main" noChangeAspect="1"/>
+            </wp:cNvGraphicFramePr>
+            <a:graphic xmlns:a="http://schemas.openxmlformats.org/drawingml/2006/main">
+              <a:graphicData uri="http://schemas.openxmlformats.org/drawingml/2006/picture">
+                <pic:pic xmlns:pic="http://schemas.openxmlformats.org/drawingml/2006/picture">
+                  <pic:nvPicPr>
+                    <pic:cNvPr id="1" name=""/>
+                    <pic:cNvPicPr/>
+                  </pic:nvPicPr>
+                  <pic:blipFill>
+                    <a:blip r:embed="rId21"/>
+                    <a:stretch>
+                      <a:fillRect/>
+                    </a:stretch>
+                  </pic:blipFill>
+                  <pic:spPr>
+                    <a:xfrm>
+                      <a:off x="0" y="0"/>
+                      <a:ext cx="6322060" cy="2272030"/>
+                    </a:xfrm>
+                    <a:prstGeom prst="rect">
+                      <a:avLst/>
+                    </a:prstGeom>
+                  </pic:spPr>
+                </pic:pic>
+              </a:graphicData>
+            </a:graphic>
+          </wp:inline>
+        </w:drawing>
+      </w:r>
+    </w:p>
+    <w:p>
+      <w:pPr>
+        <w:spacing w:after="0" w:line="259" w:lineRule="auto"/>
+        <w:ind w:right="44"/>
+        <w:jc w:val="center"/>
+      </w:pPr>
     </w:p>
     <w:tbl>
       <w:tblPr>
@@ -8752,12 +9135,12 @@
     <w:p>
       <w:pPr>
         <w:sectPr>
-          <w:headerReference w:type="even" r:id="rId16"/>
-          <w:headerReference w:type="default" r:id="rId17"/>
-          <w:footerReference w:type="even" r:id="rId18"/>
-          <w:footerReference w:type="default" r:id="rId19"/>
-          <w:headerReference w:type="first" r:id="rId20"/>
-          <w:footerReference w:type="first" r:id="rId21"/>
+          <w:headerReference w:type="even" r:id="rId22"/>
+          <w:headerReference w:type="default" r:id="rId23"/>
+          <w:footerReference w:type="even" r:id="rId24"/>
+          <w:footerReference w:type="default" r:id="rId25"/>
+          <w:headerReference w:type="first" r:id="rId26"/>
+          <w:footerReference w:type="first" r:id="rId27"/>
           <w:pgSz w:w="11880" w:h="16805"/>
           <w:pgMar w:top="1222" w:right="792" w:bottom="1333" w:left="1132" w:header="220" w:footer="399" w:gutter="0"/>
           <w:cols w:space="720"/>
@@ -9575,7 +9958,6 @@
               <w:jc w:val="left"/>
             </w:pPr>
             <w:r>
-              <w:lastRenderedPageBreak/>
               <w:t xml:space="preserve"> </w:t>
             </w:r>
           </w:p>
@@ -9785,6 +10167,7 @@
               <w:jc w:val="left"/>
             </w:pPr>
             <w:r>
+              <w:lastRenderedPageBreak/>
               <w:t xml:space="preserve"> </w:t>
             </w:r>
           </w:p>
@@ -10195,7 +10578,6 @@
         <w:rPr>
           <w:noProof/>
         </w:rPr>
-        <w:lastRenderedPageBreak/>
         <w:drawing>
           <wp:inline distT="0" distB="0" distL="0" distR="0" wp14:anchorId="5FBCFF3E" wp14:editId="7098E901">
             <wp:extent cx="3830662" cy="842010"/>
@@ -10210,7 +10592,7 @@
                     <pic:cNvPicPr/>
                   </pic:nvPicPr>
                   <pic:blipFill>
-                    <a:blip r:embed="rId22"/>
+                    <a:blip r:embed="rId28"/>
                     <a:stretch>
                       <a:fillRect/>
                     </a:stretch>
@@ -10363,6 +10745,7 @@
                 <w:rFonts w:ascii="Times New Roman" w:eastAsia="Times New Roman" w:hAnsi="Times New Roman" w:cs="Times New Roman"/>
                 <w:color w:val="FFFFFF"/>
               </w:rPr>
+              <w:lastRenderedPageBreak/>
               <w:t xml:space="preserve"> </w:t>
             </w:r>
           </w:p>
@@ -10584,7 +10967,7 @@
               </wp:inline>
             </w:drawing>
           </mc:Choice>
-          <mc:Fallback xmlns:a="http://schemas.openxmlformats.org/drawingml/2006/main">
+          <mc:Fallback xmlns:a="http://schemas.openxmlformats.org/drawingml/2006/main" xmlns:w16sdtfl="http://schemas.microsoft.com/office/word/2024/wordml/sdtformatlock" xmlns:w16du="http://schemas.microsoft.com/office/word/2023/wordml/word16du">
             <w:pict>
               <v:group id="Group 12736" style="width:139.1pt;height:31.35pt;mso-position-horizontal-relative:char;mso-position-vertical-relative:line" coordsize="17665,3981">
                 <v:shape id="Shape 15113" style="position:absolute;width:17665;height:3981;left:0;top:0;" coordsize="1766570,398145" path="m0,0l1766570,0l1766570,398145l0,398145l0,0">
@@ -10761,7 +11144,6 @@
               <w:jc w:val="left"/>
             </w:pPr>
             <w:r>
-              <w:lastRenderedPageBreak/>
               <w:t xml:space="preserve"> </w:t>
             </w:r>
           </w:p>
@@ -10915,12 +11297,12 @@
     <w:p>
       <w:pPr>
         <w:sectPr>
-          <w:headerReference w:type="even" r:id="rId23"/>
-          <w:headerReference w:type="default" r:id="rId24"/>
-          <w:footerReference w:type="even" r:id="rId25"/>
-          <w:footerReference w:type="default" r:id="rId26"/>
-          <w:headerReference w:type="first" r:id="rId27"/>
-          <w:footerReference w:type="first" r:id="rId28"/>
+          <w:headerReference w:type="even" r:id="rId29"/>
+          <w:headerReference w:type="default" r:id="rId30"/>
+          <w:footerReference w:type="even" r:id="rId31"/>
+          <w:footerReference w:type="default" r:id="rId32"/>
+          <w:headerReference w:type="first" r:id="rId33"/>
+          <w:footerReference w:type="first" r:id="rId34"/>
           <w:pgSz w:w="11880" w:h="16805"/>
           <w:pgMar w:top="1259" w:right="852" w:bottom="906" w:left="1133" w:header="220" w:footer="399" w:gutter="0"/>
           <w:cols w:space="720"/>
@@ -11742,7 +12124,7 @@
               </wp:anchor>
             </w:drawing>
           </mc:Choice>
-          <mc:Fallback xmlns:a="http://schemas.openxmlformats.org/drawingml/2006/main">
+          <mc:Fallback xmlns:a="http://schemas.openxmlformats.org/drawingml/2006/main" xmlns:w16sdtfl="http://schemas.microsoft.com/office/word/2024/wordml/sdtformatlock" xmlns:w16du="http://schemas.microsoft.com/office/word/2023/wordml/word16du">
             <w:pict>
               <v:group id="Group 14117" style="width:303.9pt;height:58.2pt;position:absolute;mso-position-horizontal-relative:text;mso-position-horizontal:absolute;margin-left:153.81pt;mso-position-vertical-relative:text;margin-top:-9.1571pt;" coordsize="38595,7391">
                 <v:shape id="Shape 15118" style="position:absolute;width:18510;height:7391;left:0;top:0;" coordsize="1851025,739140" path="m0,0l1851025,0l1851025,739140l0,739140l0,0">
@@ -11826,12 +12208,12 @@
       </w:r>
     </w:p>
     <w:sectPr>
-      <w:headerReference w:type="even" r:id="rId29"/>
-      <w:headerReference w:type="default" r:id="rId30"/>
-      <w:footerReference w:type="even" r:id="rId31"/>
-      <w:footerReference w:type="default" r:id="rId32"/>
-      <w:headerReference w:type="first" r:id="rId33"/>
-      <w:footerReference w:type="first" r:id="rId34"/>
+      <w:headerReference w:type="even" r:id="rId35"/>
+      <w:headerReference w:type="default" r:id="rId36"/>
+      <w:footerReference w:type="even" r:id="rId37"/>
+      <w:footerReference w:type="default" r:id="rId38"/>
+      <w:headerReference w:type="first" r:id="rId39"/>
+      <w:footerReference w:type="first" r:id="rId40"/>
       <w:pgSz w:w="11880" w:h="16805"/>
       <w:pgMar w:top="1440" w:right="855" w:bottom="1440" w:left="1853" w:header="220" w:footer="399" w:gutter="0"/>
       <w:cols w:space="720"/>
@@ -11841,7 +12223,7 @@
 </file>
 
 <file path=word/endnotes.xml><?xml version="1.0" encoding="utf-8"?>
-<w:endnotes xmlns:wpc="http://schemas.microsoft.com/office/word/2010/wordprocessingCanvas" xmlns:cx="http://schemas.microsoft.com/office/drawing/2014/chartex" xmlns:cx1="http://schemas.microsoft.com/office/drawing/2015/9/8/chartex" xmlns:cx2="http://schemas.microsoft.com/office/drawing/2015/10/21/chartex" xmlns:cx3="http://schemas.microsoft.com/office/drawing/2016/5/9/chartex" xmlns:cx4="http://schemas.microsoft.com/office/drawing/2016/5/10/chartex" xmlns:cx5="http://schemas.microsoft.com/office/drawing/2016/5/11/chartex" xmlns:cx6="http://schemas.microsoft.com/office/drawing/2016/5/12/chartex" xmlns:cx7="http://schemas.microsoft.com/office/drawing/2016/5/13/chartex" xmlns:cx8="http://schemas.microsoft.com/office/drawing/2016/5/14/chartex" xmlns:mc="http://schemas.openxmlformats.org/markup-compatibility/2006" xmlns:aink="http://schemas.microsoft.com/office/drawing/2016/ink" xmlns:am3d="http://schemas.microsoft.com/office/drawing/2017/model3d" xmlns:o="urn:schemas-microsoft-com:office:office" xmlns:oel="http://schemas.microsoft.com/office/2019/extlst" xmlns:r="http://schemas.openxmlformats.org/officeDocument/2006/relationships" xmlns:m="http://schemas.openxmlformats.org/officeDocument/2006/math" xmlns:v="urn:schemas-microsoft-com:vml" xmlns:wp14="http://schemas.microsoft.com/office/word/2010/wordprocessingDrawing" xmlns:wp="http://schemas.openxmlformats.org/drawingml/2006/wordprocessingDrawing" xmlns:w10="urn:schemas-microsoft-com:office:word" xmlns:w="http://schemas.openxmlformats.org/wordprocessingml/2006/main" xmlns:w14="http://schemas.microsoft.com/office/word/2010/wordml" xmlns:w15="http://schemas.microsoft.com/office/word/2012/wordml" xmlns:w16cex="http://schemas.microsoft.com/office/word/2018/wordml/cex" xmlns:w16cid="http://schemas.microsoft.com/office/word/2016/wordml/cid" xmlns:w16="http://schemas.microsoft.com/office/word/2018/wordml" xmlns:w16du="http://schemas.microsoft.com/office/word/2023/wordml/word16du" xmlns:w16sdtdh="http://schemas.microsoft.com/office/word/2020/wordml/sdtdatahash" xmlns:w16sdtfl="http://schemas.microsoft.com/office/word/2024/wordml/sdtformatlock" xmlns:w16se="http://schemas.microsoft.com/office/word/2015/wordml/symex" xmlns:wpg="http://schemas.microsoft.com/office/word/2010/wordprocessingGroup" xmlns:wpi="http://schemas.microsoft.com/office/word/2010/wordprocessingInk" xmlns:wne="http://schemas.microsoft.com/office/word/2006/wordml" xmlns:wps="http://schemas.microsoft.com/office/word/2010/wordprocessingShape" mc:Ignorable="w14 w15 w16se w16cid w16 w16cex w16sdtdh w16sdtfl w16du wp14">
+<w:endnotes xmlns:wpc="http://schemas.microsoft.com/office/word/2010/wordprocessingCanvas" xmlns:cx="http://schemas.microsoft.com/office/drawing/2014/chartex" xmlns:cx1="http://schemas.microsoft.com/office/drawing/2015/9/8/chartex" xmlns:cx2="http://schemas.microsoft.com/office/drawing/2015/10/21/chartex" xmlns:cx3="http://schemas.microsoft.com/office/drawing/2016/5/9/chartex" xmlns:cx4="http://schemas.microsoft.com/office/drawing/2016/5/10/chartex" xmlns:cx5="http://schemas.microsoft.com/office/drawing/2016/5/11/chartex" xmlns:cx6="http://schemas.microsoft.com/office/drawing/2016/5/12/chartex" xmlns:cx7="http://schemas.microsoft.com/office/drawing/2016/5/13/chartex" xmlns:cx8="http://schemas.microsoft.com/office/drawing/2016/5/14/chartex" xmlns:mc="http://schemas.openxmlformats.org/markup-compatibility/2006" xmlns:aink="http://schemas.microsoft.com/office/drawing/2016/ink" xmlns:am3d="http://schemas.microsoft.com/office/drawing/2017/model3d" xmlns:o="urn:schemas-microsoft-com:office:office" xmlns:oel="http://schemas.microsoft.com/office/2019/extlst" xmlns:r="http://schemas.openxmlformats.org/officeDocument/2006/relationships" xmlns:m="http://schemas.openxmlformats.org/officeDocument/2006/math" xmlns:v="urn:schemas-microsoft-com:vml" xmlns:wp14="http://schemas.microsoft.com/office/word/2010/wordprocessingDrawing" xmlns:wp="http://schemas.openxmlformats.org/drawingml/2006/wordprocessingDrawing" xmlns:w10="urn:schemas-microsoft-com:office:word" xmlns:w="http://schemas.openxmlformats.org/wordprocessingml/2006/main" xmlns:w14="http://schemas.microsoft.com/office/word/2010/wordml" xmlns:w15="http://schemas.microsoft.com/office/word/2012/wordml" xmlns:w16cex="http://schemas.microsoft.com/office/word/2018/wordml/cex" xmlns:w16cid="http://schemas.microsoft.com/office/word/2016/wordml/cid" xmlns:w16="http://schemas.microsoft.com/office/word/2018/wordml" xmlns:w16sdtdh="http://schemas.microsoft.com/office/word/2020/wordml/sdtdatahash" xmlns:w16se="http://schemas.microsoft.com/office/word/2015/wordml/symex" xmlns:wpg="http://schemas.microsoft.com/office/word/2010/wordprocessingGroup" xmlns:wpi="http://schemas.microsoft.com/office/word/2010/wordprocessingInk" xmlns:wne="http://schemas.microsoft.com/office/word/2006/wordml" xmlns:wps="http://schemas.microsoft.com/office/word/2010/wordprocessingShape" mc:Ignorable="w14 w15 w16se w16cid w16 w16cex w16sdtdh wp14">
   <w:endnote w:type="separator" w:id="-1">
     <w:p>
       <w:pPr>
@@ -11866,7 +12248,7 @@
 </file>
 
 <file path=word/footer1.xml><?xml version="1.0" encoding="utf-8"?>
-<w:ftr xmlns:wpc="http://schemas.microsoft.com/office/word/2010/wordprocessingCanvas" xmlns:cx="http://schemas.microsoft.com/office/drawing/2014/chartex" xmlns:cx1="http://schemas.microsoft.com/office/drawing/2015/9/8/chartex" xmlns:cx2="http://schemas.microsoft.com/office/drawing/2015/10/21/chartex" xmlns:cx3="http://schemas.microsoft.com/office/drawing/2016/5/9/chartex" xmlns:cx4="http://schemas.microsoft.com/office/drawing/2016/5/10/chartex" xmlns:cx5="http://schemas.microsoft.com/office/drawing/2016/5/11/chartex" xmlns:cx6="http://schemas.microsoft.com/office/drawing/2016/5/12/chartex" xmlns:cx7="http://schemas.microsoft.com/office/drawing/2016/5/13/chartex" xmlns:cx8="http://schemas.microsoft.com/office/drawing/2016/5/14/chartex" xmlns:mc="http://schemas.openxmlformats.org/markup-compatibility/2006" xmlns:aink="http://schemas.microsoft.com/office/drawing/2016/ink" xmlns:am3d="http://schemas.microsoft.com/office/drawing/2017/model3d" xmlns:o="urn:schemas-microsoft-com:office:office" xmlns:oel="http://schemas.microsoft.com/office/2019/extlst" xmlns:r="http://schemas.openxmlformats.org/officeDocument/2006/relationships" xmlns:m="http://schemas.openxmlformats.org/officeDocument/2006/math" xmlns:v="urn:schemas-microsoft-com:vml" xmlns:wp14="http://schemas.microsoft.com/office/word/2010/wordprocessingDrawing" xmlns:wp="http://schemas.openxmlformats.org/drawingml/2006/wordprocessingDrawing" xmlns:w10="urn:schemas-microsoft-com:office:word" xmlns:w="http://schemas.openxmlformats.org/wordprocessingml/2006/main" xmlns:w14="http://schemas.microsoft.com/office/word/2010/wordml" xmlns:w15="http://schemas.microsoft.com/office/word/2012/wordml" xmlns:w16cex="http://schemas.microsoft.com/office/word/2018/wordml/cex" xmlns:w16cid="http://schemas.microsoft.com/office/word/2016/wordml/cid" xmlns:w16="http://schemas.microsoft.com/office/word/2018/wordml" xmlns:w16du="http://schemas.microsoft.com/office/word/2023/wordml/word16du" xmlns:w16sdtdh="http://schemas.microsoft.com/office/word/2020/wordml/sdtdatahash" xmlns:w16sdtfl="http://schemas.microsoft.com/office/word/2024/wordml/sdtformatlock" xmlns:w16se="http://schemas.microsoft.com/office/word/2015/wordml/symex" xmlns:wpg="http://schemas.microsoft.com/office/word/2010/wordprocessingGroup" xmlns:wpi="http://schemas.microsoft.com/office/word/2010/wordprocessingInk" xmlns:wne="http://schemas.microsoft.com/office/word/2006/wordml" xmlns:wps="http://schemas.microsoft.com/office/word/2010/wordprocessingShape" mc:Ignorable="w14 w15 w16se w16cid w16 w16cex w16sdtdh w16sdtfl w16du wp14">
+<w:ftr xmlns:wpc="http://schemas.microsoft.com/office/word/2010/wordprocessingCanvas" xmlns:cx="http://schemas.microsoft.com/office/drawing/2014/chartex" xmlns:cx1="http://schemas.microsoft.com/office/drawing/2015/9/8/chartex" xmlns:cx2="http://schemas.microsoft.com/office/drawing/2015/10/21/chartex" xmlns:cx3="http://schemas.microsoft.com/office/drawing/2016/5/9/chartex" xmlns:cx4="http://schemas.microsoft.com/office/drawing/2016/5/10/chartex" xmlns:cx5="http://schemas.microsoft.com/office/drawing/2016/5/11/chartex" xmlns:cx6="http://schemas.microsoft.com/office/drawing/2016/5/12/chartex" xmlns:cx7="http://schemas.microsoft.com/office/drawing/2016/5/13/chartex" xmlns:cx8="http://schemas.microsoft.com/office/drawing/2016/5/14/chartex" xmlns:mc="http://schemas.openxmlformats.org/markup-compatibility/2006" xmlns:aink="http://schemas.microsoft.com/office/drawing/2016/ink" xmlns:am3d="http://schemas.microsoft.com/office/drawing/2017/model3d" xmlns:o="urn:schemas-microsoft-com:office:office" xmlns:oel="http://schemas.microsoft.com/office/2019/extlst" xmlns:r="http://schemas.openxmlformats.org/officeDocument/2006/relationships" xmlns:m="http://schemas.openxmlformats.org/officeDocument/2006/math" xmlns:v="urn:schemas-microsoft-com:vml" xmlns:wp14="http://schemas.microsoft.com/office/word/2010/wordprocessingDrawing" xmlns:wp="http://schemas.openxmlformats.org/drawingml/2006/wordprocessingDrawing" xmlns:w10="urn:schemas-microsoft-com:office:word" xmlns:w="http://schemas.openxmlformats.org/wordprocessingml/2006/main" xmlns:w14="http://schemas.microsoft.com/office/word/2010/wordml" xmlns:w15="http://schemas.microsoft.com/office/word/2012/wordml" xmlns:w16cex="http://schemas.microsoft.com/office/word/2018/wordml/cex" xmlns:w16cid="http://schemas.microsoft.com/office/word/2016/wordml/cid" xmlns:w16="http://schemas.microsoft.com/office/word/2018/wordml" xmlns:w16sdtdh="http://schemas.microsoft.com/office/word/2020/wordml/sdtdatahash" xmlns:w16se="http://schemas.microsoft.com/office/word/2015/wordml/symex" xmlns:wpg="http://schemas.microsoft.com/office/word/2010/wordprocessingGroup" xmlns:wpi="http://schemas.microsoft.com/office/word/2010/wordprocessingInk" xmlns:wne="http://schemas.microsoft.com/office/word/2006/wordml" xmlns:wps="http://schemas.microsoft.com/office/word/2010/wordprocessingShape" mc:Ignorable="w14 w15 w16se w16cid w16 w16cex w16sdtdh wp14">
   <w:p>
     <w:pPr>
       <w:spacing w:after="0" w:line="259" w:lineRule="auto"/>
@@ -11958,7 +12340,7 @@
             </wp:anchor>
           </w:drawing>
         </mc:Choice>
-        <mc:Fallback xmlns:a="http://schemas.openxmlformats.org/drawingml/2006/main">
+        <mc:Fallback xmlns:a="http://schemas.openxmlformats.org/drawingml/2006/main" xmlns:w16sdtfl="http://schemas.microsoft.com/office/word/2024/wordml/sdtformatlock" xmlns:w16du="http://schemas.microsoft.com/office/word/2023/wordml/word16du">
           <w:pict>
             <v:group id="Group 14334" style="width:495pt;height:0.75pt;position:absolute;mso-position-horizontal-relative:page;mso-position-horizontal:absolute;margin-left:58.0501pt;mso-position-vertical-relative:page;margin-top:806.352pt;" coordsize="62865,95">
               <v:shape id="Shape 14335" style="position:absolute;width:62865;height:0;left:0;top:0;" coordsize="6286500,0" path="m0,0l6286500,0">
@@ -12013,7 +12395,7 @@
 </file>
 
 <file path=word/footer2.xml><?xml version="1.0" encoding="utf-8"?>
-<w:ftr xmlns:wpc="http://schemas.microsoft.com/office/word/2010/wordprocessingCanvas" xmlns:cx="http://schemas.microsoft.com/office/drawing/2014/chartex" xmlns:cx1="http://schemas.microsoft.com/office/drawing/2015/9/8/chartex" xmlns:cx2="http://schemas.microsoft.com/office/drawing/2015/10/21/chartex" xmlns:cx3="http://schemas.microsoft.com/office/drawing/2016/5/9/chartex" xmlns:cx4="http://schemas.microsoft.com/office/drawing/2016/5/10/chartex" xmlns:cx5="http://schemas.microsoft.com/office/drawing/2016/5/11/chartex" xmlns:cx6="http://schemas.microsoft.com/office/drawing/2016/5/12/chartex" xmlns:cx7="http://schemas.microsoft.com/office/drawing/2016/5/13/chartex" xmlns:cx8="http://schemas.microsoft.com/office/drawing/2016/5/14/chartex" xmlns:mc="http://schemas.openxmlformats.org/markup-compatibility/2006" xmlns:aink="http://schemas.microsoft.com/office/drawing/2016/ink" xmlns:am3d="http://schemas.microsoft.com/office/drawing/2017/model3d" xmlns:o="urn:schemas-microsoft-com:office:office" xmlns:oel="http://schemas.microsoft.com/office/2019/extlst" xmlns:r="http://schemas.openxmlformats.org/officeDocument/2006/relationships" xmlns:m="http://schemas.openxmlformats.org/officeDocument/2006/math" xmlns:v="urn:schemas-microsoft-com:vml" xmlns:wp14="http://schemas.microsoft.com/office/word/2010/wordprocessingDrawing" xmlns:wp="http://schemas.openxmlformats.org/drawingml/2006/wordprocessingDrawing" xmlns:w10="urn:schemas-microsoft-com:office:word" xmlns:w="http://schemas.openxmlformats.org/wordprocessingml/2006/main" xmlns:w14="http://schemas.microsoft.com/office/word/2010/wordml" xmlns:w15="http://schemas.microsoft.com/office/word/2012/wordml" xmlns:w16cex="http://schemas.microsoft.com/office/word/2018/wordml/cex" xmlns:w16cid="http://schemas.microsoft.com/office/word/2016/wordml/cid" xmlns:w16="http://schemas.microsoft.com/office/word/2018/wordml" xmlns:w16du="http://schemas.microsoft.com/office/word/2023/wordml/word16du" xmlns:w16sdtdh="http://schemas.microsoft.com/office/word/2020/wordml/sdtdatahash" xmlns:w16sdtfl="http://schemas.microsoft.com/office/word/2024/wordml/sdtformatlock" xmlns:w16se="http://schemas.microsoft.com/office/word/2015/wordml/symex" xmlns:wpg="http://schemas.microsoft.com/office/word/2010/wordprocessingGroup" xmlns:wpi="http://schemas.microsoft.com/office/word/2010/wordprocessingInk" xmlns:wne="http://schemas.microsoft.com/office/word/2006/wordml" xmlns:wps="http://schemas.microsoft.com/office/word/2010/wordprocessingShape" mc:Ignorable="w14 w15 w16se w16cid w16 w16cex w16sdtdh w16sdtfl w16du wp14">
+<w:ftr xmlns:wpc="http://schemas.microsoft.com/office/word/2010/wordprocessingCanvas" xmlns:cx="http://schemas.microsoft.com/office/drawing/2014/chartex" xmlns:cx1="http://schemas.microsoft.com/office/drawing/2015/9/8/chartex" xmlns:cx2="http://schemas.microsoft.com/office/drawing/2015/10/21/chartex" xmlns:cx3="http://schemas.microsoft.com/office/drawing/2016/5/9/chartex" xmlns:cx4="http://schemas.microsoft.com/office/drawing/2016/5/10/chartex" xmlns:cx5="http://schemas.microsoft.com/office/drawing/2016/5/11/chartex" xmlns:cx6="http://schemas.microsoft.com/office/drawing/2016/5/12/chartex" xmlns:cx7="http://schemas.microsoft.com/office/drawing/2016/5/13/chartex" xmlns:cx8="http://schemas.microsoft.com/office/drawing/2016/5/14/chartex" xmlns:mc="http://schemas.openxmlformats.org/markup-compatibility/2006" xmlns:aink="http://schemas.microsoft.com/office/drawing/2016/ink" xmlns:am3d="http://schemas.microsoft.com/office/drawing/2017/model3d" xmlns:o="urn:schemas-microsoft-com:office:office" xmlns:oel="http://schemas.microsoft.com/office/2019/extlst" xmlns:r="http://schemas.openxmlformats.org/officeDocument/2006/relationships" xmlns:m="http://schemas.openxmlformats.org/officeDocument/2006/math" xmlns:v="urn:schemas-microsoft-com:vml" xmlns:wp14="http://schemas.microsoft.com/office/word/2010/wordprocessingDrawing" xmlns:wp="http://schemas.openxmlformats.org/drawingml/2006/wordprocessingDrawing" xmlns:w10="urn:schemas-microsoft-com:office:word" xmlns:w="http://schemas.openxmlformats.org/wordprocessingml/2006/main" xmlns:w14="http://schemas.microsoft.com/office/word/2010/wordml" xmlns:w15="http://schemas.microsoft.com/office/word/2012/wordml" xmlns:w16cex="http://schemas.microsoft.com/office/word/2018/wordml/cex" xmlns:w16cid="http://schemas.microsoft.com/office/word/2016/wordml/cid" xmlns:w16="http://schemas.microsoft.com/office/word/2018/wordml" xmlns:w16sdtdh="http://schemas.microsoft.com/office/word/2020/wordml/sdtdatahash" xmlns:w16se="http://schemas.microsoft.com/office/word/2015/wordml/symex" xmlns:wpg="http://schemas.microsoft.com/office/word/2010/wordprocessingGroup" xmlns:wpi="http://schemas.microsoft.com/office/word/2010/wordprocessingInk" xmlns:wne="http://schemas.microsoft.com/office/word/2006/wordml" xmlns:wps="http://schemas.microsoft.com/office/word/2010/wordprocessingShape" mc:Ignorable="w14 w15 w16se w16cid w16 w16cex w16sdtdh wp14">
   <w:p>
     <w:pPr>
       <w:spacing w:after="103" w:line="259" w:lineRule="auto"/>
@@ -12576,7 +12958,7 @@
 </file>
 
 <file path=word/footer3.xml><?xml version="1.0" encoding="utf-8"?>
-<w:ftr xmlns:wpc="http://schemas.microsoft.com/office/word/2010/wordprocessingCanvas" xmlns:cx="http://schemas.microsoft.com/office/drawing/2014/chartex" xmlns:cx1="http://schemas.microsoft.com/office/drawing/2015/9/8/chartex" xmlns:cx2="http://schemas.microsoft.com/office/drawing/2015/10/21/chartex" xmlns:cx3="http://schemas.microsoft.com/office/drawing/2016/5/9/chartex" xmlns:cx4="http://schemas.microsoft.com/office/drawing/2016/5/10/chartex" xmlns:cx5="http://schemas.microsoft.com/office/drawing/2016/5/11/chartex" xmlns:cx6="http://schemas.microsoft.com/office/drawing/2016/5/12/chartex" xmlns:cx7="http://schemas.microsoft.com/office/drawing/2016/5/13/chartex" xmlns:cx8="http://schemas.microsoft.com/office/drawing/2016/5/14/chartex" xmlns:mc="http://schemas.openxmlformats.org/markup-compatibility/2006" xmlns:aink="http://schemas.microsoft.com/office/drawing/2016/ink" xmlns:am3d="http://schemas.microsoft.com/office/drawing/2017/model3d" xmlns:o="urn:schemas-microsoft-com:office:office" xmlns:oel="http://schemas.microsoft.com/office/2019/extlst" xmlns:r="http://schemas.openxmlformats.org/officeDocument/2006/relationships" xmlns:m="http://schemas.openxmlformats.org/officeDocument/2006/math" xmlns:v="urn:schemas-microsoft-com:vml" xmlns:wp14="http://schemas.microsoft.com/office/word/2010/wordprocessingDrawing" xmlns:wp="http://schemas.openxmlformats.org/drawingml/2006/wordprocessingDrawing" xmlns:w10="urn:schemas-microsoft-com:office:word" xmlns:w="http://schemas.openxmlformats.org/wordprocessingml/2006/main" xmlns:w14="http://schemas.microsoft.com/office/word/2010/wordml" xmlns:w15="http://schemas.microsoft.com/office/word/2012/wordml" xmlns:w16cex="http://schemas.microsoft.com/office/word/2018/wordml/cex" xmlns:w16cid="http://schemas.microsoft.com/office/word/2016/wordml/cid" xmlns:w16="http://schemas.microsoft.com/office/word/2018/wordml" xmlns:w16du="http://schemas.microsoft.com/office/word/2023/wordml/word16du" xmlns:w16sdtdh="http://schemas.microsoft.com/office/word/2020/wordml/sdtdatahash" xmlns:w16sdtfl="http://schemas.microsoft.com/office/word/2024/wordml/sdtformatlock" xmlns:w16se="http://schemas.microsoft.com/office/word/2015/wordml/symex" xmlns:wpg="http://schemas.microsoft.com/office/word/2010/wordprocessingGroup" xmlns:wpi="http://schemas.microsoft.com/office/word/2010/wordprocessingInk" xmlns:wne="http://schemas.microsoft.com/office/word/2006/wordml" xmlns:wps="http://schemas.microsoft.com/office/word/2010/wordprocessingShape" mc:Ignorable="w14 w15 w16se w16cid w16 w16cex w16sdtdh w16sdtfl w16du wp14">
+<w:ftr xmlns:wpc="http://schemas.microsoft.com/office/word/2010/wordprocessingCanvas" xmlns:cx="http://schemas.microsoft.com/office/drawing/2014/chartex" xmlns:cx1="http://schemas.microsoft.com/office/drawing/2015/9/8/chartex" xmlns:cx2="http://schemas.microsoft.com/office/drawing/2015/10/21/chartex" xmlns:cx3="http://schemas.microsoft.com/office/drawing/2016/5/9/chartex" xmlns:cx4="http://schemas.microsoft.com/office/drawing/2016/5/10/chartex" xmlns:cx5="http://schemas.microsoft.com/office/drawing/2016/5/11/chartex" xmlns:cx6="http://schemas.microsoft.com/office/drawing/2016/5/12/chartex" xmlns:cx7="http://schemas.microsoft.com/office/drawing/2016/5/13/chartex" xmlns:cx8="http://schemas.microsoft.com/office/drawing/2016/5/14/chartex" xmlns:mc="http://schemas.openxmlformats.org/markup-compatibility/2006" xmlns:aink="http://schemas.microsoft.com/office/drawing/2016/ink" xmlns:am3d="http://schemas.microsoft.com/office/drawing/2017/model3d" xmlns:o="urn:schemas-microsoft-com:office:office" xmlns:oel="http://schemas.microsoft.com/office/2019/extlst" xmlns:r="http://schemas.openxmlformats.org/officeDocument/2006/relationships" xmlns:m="http://schemas.openxmlformats.org/officeDocument/2006/math" xmlns:v="urn:schemas-microsoft-com:vml" xmlns:wp14="http://schemas.microsoft.com/office/word/2010/wordprocessingDrawing" xmlns:wp="http://schemas.openxmlformats.org/drawingml/2006/wordprocessingDrawing" xmlns:w10="urn:schemas-microsoft-com:office:word" xmlns:w="http://schemas.openxmlformats.org/wordprocessingml/2006/main" xmlns:w14="http://schemas.microsoft.com/office/word/2010/wordml" xmlns:w15="http://schemas.microsoft.com/office/word/2012/wordml" xmlns:w16cex="http://schemas.microsoft.com/office/word/2018/wordml/cex" xmlns:w16cid="http://schemas.microsoft.com/office/word/2016/wordml/cid" xmlns:w16="http://schemas.microsoft.com/office/word/2018/wordml" xmlns:w16sdtdh="http://schemas.microsoft.com/office/word/2020/wordml/sdtdatahash" xmlns:w16se="http://schemas.microsoft.com/office/word/2015/wordml/symex" xmlns:wpg="http://schemas.microsoft.com/office/word/2010/wordprocessingGroup" xmlns:wpi="http://schemas.microsoft.com/office/word/2010/wordprocessingInk" xmlns:wne="http://schemas.microsoft.com/office/word/2006/wordml" xmlns:wps="http://schemas.microsoft.com/office/word/2010/wordprocessingShape" mc:Ignorable="w14 w15 w16se w16cid w16 w16cex w16sdtdh wp14">
   <w:p>
     <w:pPr>
       <w:spacing w:after="0" w:line="259" w:lineRule="auto"/>
@@ -12668,7 +13050,7 @@
             </wp:anchor>
           </w:drawing>
         </mc:Choice>
-        <mc:Fallback xmlns:a="http://schemas.openxmlformats.org/drawingml/2006/main">
+        <mc:Fallback xmlns:a="http://schemas.openxmlformats.org/drawingml/2006/main" xmlns:w16sdtfl="http://schemas.microsoft.com/office/word/2024/wordml/sdtformatlock" xmlns:w16du="http://schemas.microsoft.com/office/word/2023/wordml/word16du">
           <w:pict>
             <v:group id="Group 14265" style="width:495pt;height:0.75pt;position:absolute;mso-position-horizontal-relative:page;mso-position-horizontal:absolute;margin-left:58.0501pt;mso-position-vertical-relative:page;margin-top:806.352pt;" coordsize="62865,95">
               <v:shape id="Shape 14266" style="position:absolute;width:62865;height:0;left:0;top:0;" coordsize="6286500,0" path="m0,0l6286500,0">
@@ -12723,7 +13105,7 @@
 </file>
 
 <file path=word/footer4.xml><?xml version="1.0" encoding="utf-8"?>
-<w:ftr xmlns:wpc="http://schemas.microsoft.com/office/word/2010/wordprocessingCanvas" xmlns:cx="http://schemas.microsoft.com/office/drawing/2014/chartex" xmlns:cx1="http://schemas.microsoft.com/office/drawing/2015/9/8/chartex" xmlns:cx2="http://schemas.microsoft.com/office/drawing/2015/10/21/chartex" xmlns:cx3="http://schemas.microsoft.com/office/drawing/2016/5/9/chartex" xmlns:cx4="http://schemas.microsoft.com/office/drawing/2016/5/10/chartex" xmlns:cx5="http://schemas.microsoft.com/office/drawing/2016/5/11/chartex" xmlns:cx6="http://schemas.microsoft.com/office/drawing/2016/5/12/chartex" xmlns:cx7="http://schemas.microsoft.com/office/drawing/2016/5/13/chartex" xmlns:cx8="http://schemas.microsoft.com/office/drawing/2016/5/14/chartex" xmlns:mc="http://schemas.openxmlformats.org/markup-compatibility/2006" xmlns:aink="http://schemas.microsoft.com/office/drawing/2016/ink" xmlns:am3d="http://schemas.microsoft.com/office/drawing/2017/model3d" xmlns:o="urn:schemas-microsoft-com:office:office" xmlns:oel="http://schemas.microsoft.com/office/2019/extlst" xmlns:r="http://schemas.openxmlformats.org/officeDocument/2006/relationships" xmlns:m="http://schemas.openxmlformats.org/officeDocument/2006/math" xmlns:v="urn:schemas-microsoft-com:vml" xmlns:wp14="http://schemas.microsoft.com/office/word/2010/wordprocessingDrawing" xmlns:wp="http://schemas.openxmlformats.org/drawingml/2006/wordprocessingDrawing" xmlns:w10="urn:schemas-microsoft-com:office:word" xmlns:w="http://schemas.openxmlformats.org/wordprocessingml/2006/main" xmlns:w14="http://schemas.microsoft.com/office/word/2010/wordml" xmlns:w15="http://schemas.microsoft.com/office/word/2012/wordml" xmlns:w16cex="http://schemas.microsoft.com/office/word/2018/wordml/cex" xmlns:w16cid="http://schemas.microsoft.com/office/word/2016/wordml/cid" xmlns:w16="http://schemas.microsoft.com/office/word/2018/wordml" xmlns:w16du="http://schemas.microsoft.com/office/word/2023/wordml/word16du" xmlns:w16sdtdh="http://schemas.microsoft.com/office/word/2020/wordml/sdtdatahash" xmlns:w16sdtfl="http://schemas.microsoft.com/office/word/2024/wordml/sdtformatlock" xmlns:w16se="http://schemas.microsoft.com/office/word/2015/wordml/symex" xmlns:wpg="http://schemas.microsoft.com/office/word/2010/wordprocessingGroup" xmlns:wpi="http://schemas.microsoft.com/office/word/2010/wordprocessingInk" xmlns:wne="http://schemas.microsoft.com/office/word/2006/wordml" xmlns:wps="http://schemas.microsoft.com/office/word/2010/wordprocessingShape" mc:Ignorable="w14 w15 w16se w16cid w16 w16cex w16sdtdh w16sdtfl w16du wp14">
+<w:ftr xmlns:wpc="http://schemas.microsoft.com/office/word/2010/wordprocessingCanvas" xmlns:cx="http://schemas.microsoft.com/office/drawing/2014/chartex" xmlns:cx1="http://schemas.microsoft.com/office/drawing/2015/9/8/chartex" xmlns:cx2="http://schemas.microsoft.com/office/drawing/2015/10/21/chartex" xmlns:cx3="http://schemas.microsoft.com/office/drawing/2016/5/9/chartex" xmlns:cx4="http://schemas.microsoft.com/office/drawing/2016/5/10/chartex" xmlns:cx5="http://schemas.microsoft.com/office/drawing/2016/5/11/chartex" xmlns:cx6="http://schemas.microsoft.com/office/drawing/2016/5/12/chartex" xmlns:cx7="http://schemas.microsoft.com/office/drawing/2016/5/13/chartex" xmlns:cx8="http://schemas.microsoft.com/office/drawing/2016/5/14/chartex" xmlns:mc="http://schemas.openxmlformats.org/markup-compatibility/2006" xmlns:aink="http://schemas.microsoft.com/office/drawing/2016/ink" xmlns:am3d="http://schemas.microsoft.com/office/drawing/2017/model3d" xmlns:o="urn:schemas-microsoft-com:office:office" xmlns:oel="http://schemas.microsoft.com/office/2019/extlst" xmlns:r="http://schemas.openxmlformats.org/officeDocument/2006/relationships" xmlns:m="http://schemas.openxmlformats.org/officeDocument/2006/math" xmlns:v="urn:schemas-microsoft-com:vml" xmlns:wp14="http://schemas.microsoft.com/office/word/2010/wordprocessingDrawing" xmlns:wp="http://schemas.openxmlformats.org/drawingml/2006/wordprocessingDrawing" xmlns:w10="urn:schemas-microsoft-com:office:word" xmlns:w="http://schemas.openxmlformats.org/wordprocessingml/2006/main" xmlns:w14="http://schemas.microsoft.com/office/word/2010/wordml" xmlns:w15="http://schemas.microsoft.com/office/word/2012/wordml" xmlns:w16cex="http://schemas.microsoft.com/office/word/2018/wordml/cex" xmlns:w16cid="http://schemas.microsoft.com/office/word/2016/wordml/cid" xmlns:w16="http://schemas.microsoft.com/office/word/2018/wordml" xmlns:w16sdtdh="http://schemas.microsoft.com/office/word/2020/wordml/sdtdatahash" xmlns:w16se="http://schemas.microsoft.com/office/word/2015/wordml/symex" xmlns:wpg="http://schemas.microsoft.com/office/word/2010/wordprocessingGroup" xmlns:wpi="http://schemas.microsoft.com/office/word/2010/wordprocessingInk" xmlns:wne="http://schemas.microsoft.com/office/word/2006/wordml" xmlns:wps="http://schemas.microsoft.com/office/word/2010/wordprocessingShape" mc:Ignorable="w14 w15 w16se w16cid w16 w16cex w16sdtdh wp14">
   <w:p>
     <w:pPr>
       <w:spacing w:after="0" w:line="259" w:lineRule="auto"/>
@@ -12815,7 +13197,7 @@
             </wp:anchor>
           </w:drawing>
         </mc:Choice>
-        <mc:Fallback xmlns:a="http://schemas.openxmlformats.org/drawingml/2006/main">
+        <mc:Fallback xmlns:a="http://schemas.openxmlformats.org/drawingml/2006/main" xmlns:w16sdtfl="http://schemas.microsoft.com/office/word/2024/wordml/sdtformatlock" xmlns:w16du="http://schemas.microsoft.com/office/word/2023/wordml/word16du">
           <w:pict>
             <v:group id="Group 14444" style="width:495pt;height:0.75pt;position:absolute;mso-position-horizontal-relative:page;mso-position-horizontal:absolute;margin-left:58.0501pt;mso-position-vertical-relative:page;margin-top:806.352pt;" coordsize="62865,95">
               <v:shape id="Shape 14445" style="position:absolute;width:62865;height:0;left:0;top:0;" coordsize="6286500,0" path="m0,0l6286500,0">
@@ -12870,7 +13252,7 @@
 </file>
 
 <file path=word/footer5.xml><?xml version="1.0" encoding="utf-8"?>
-<w:ftr xmlns:wpc="http://schemas.microsoft.com/office/word/2010/wordprocessingCanvas" xmlns:cx="http://schemas.microsoft.com/office/drawing/2014/chartex" xmlns:cx1="http://schemas.microsoft.com/office/drawing/2015/9/8/chartex" xmlns:cx2="http://schemas.microsoft.com/office/drawing/2015/10/21/chartex" xmlns:cx3="http://schemas.microsoft.com/office/drawing/2016/5/9/chartex" xmlns:cx4="http://schemas.microsoft.com/office/drawing/2016/5/10/chartex" xmlns:cx5="http://schemas.microsoft.com/office/drawing/2016/5/11/chartex" xmlns:cx6="http://schemas.microsoft.com/office/drawing/2016/5/12/chartex" xmlns:cx7="http://schemas.microsoft.com/office/drawing/2016/5/13/chartex" xmlns:cx8="http://schemas.microsoft.com/office/drawing/2016/5/14/chartex" xmlns:mc="http://schemas.openxmlformats.org/markup-compatibility/2006" xmlns:aink="http://schemas.microsoft.com/office/drawing/2016/ink" xmlns:am3d="http://schemas.microsoft.com/office/drawing/2017/model3d" xmlns:o="urn:schemas-microsoft-com:office:office" xmlns:oel="http://schemas.microsoft.com/office/2019/extlst" xmlns:r="http://schemas.openxmlformats.org/officeDocument/2006/relationships" xmlns:m="http://schemas.openxmlformats.org/officeDocument/2006/math" xmlns:v="urn:schemas-microsoft-com:vml" xmlns:wp14="http://schemas.microsoft.com/office/word/2010/wordprocessingDrawing" xmlns:wp="http://schemas.openxmlformats.org/drawingml/2006/wordprocessingDrawing" xmlns:w10="urn:schemas-microsoft-com:office:word" xmlns:w="http://schemas.openxmlformats.org/wordprocessingml/2006/main" xmlns:w14="http://schemas.microsoft.com/office/word/2010/wordml" xmlns:w15="http://schemas.microsoft.com/office/word/2012/wordml" xmlns:w16cex="http://schemas.microsoft.com/office/word/2018/wordml/cex" xmlns:w16cid="http://schemas.microsoft.com/office/word/2016/wordml/cid" xmlns:w16="http://schemas.microsoft.com/office/word/2018/wordml" xmlns:w16du="http://schemas.microsoft.com/office/word/2023/wordml/word16du" xmlns:w16sdtdh="http://schemas.microsoft.com/office/word/2020/wordml/sdtdatahash" xmlns:w16sdtfl="http://schemas.microsoft.com/office/word/2024/wordml/sdtformatlock" xmlns:w16se="http://schemas.microsoft.com/office/word/2015/wordml/symex" xmlns:wpg="http://schemas.microsoft.com/office/word/2010/wordprocessingGroup" xmlns:wpi="http://schemas.microsoft.com/office/word/2010/wordprocessingInk" xmlns:wne="http://schemas.microsoft.com/office/word/2006/wordml" xmlns:wps="http://schemas.microsoft.com/office/word/2010/wordprocessingShape" mc:Ignorable="w14 w15 w16se w16cid w16 w16cex w16sdtdh w16sdtfl w16du wp14">
+<w:ftr xmlns:wpc="http://schemas.microsoft.com/office/word/2010/wordprocessingCanvas" xmlns:cx="http://schemas.microsoft.com/office/drawing/2014/chartex" xmlns:cx1="http://schemas.microsoft.com/office/drawing/2015/9/8/chartex" xmlns:cx2="http://schemas.microsoft.com/office/drawing/2015/10/21/chartex" xmlns:cx3="http://schemas.microsoft.com/office/drawing/2016/5/9/chartex" xmlns:cx4="http://schemas.microsoft.com/office/drawing/2016/5/10/chartex" xmlns:cx5="http://schemas.microsoft.com/office/drawing/2016/5/11/chartex" xmlns:cx6="http://schemas.microsoft.com/office/drawing/2016/5/12/chartex" xmlns:cx7="http://schemas.microsoft.com/office/drawing/2016/5/13/chartex" xmlns:cx8="http://schemas.microsoft.com/office/drawing/2016/5/14/chartex" xmlns:mc="http://schemas.openxmlformats.org/markup-compatibility/2006" xmlns:aink="http://schemas.microsoft.com/office/drawing/2016/ink" xmlns:am3d="http://schemas.microsoft.com/office/drawing/2017/model3d" xmlns:o="urn:schemas-microsoft-com:office:office" xmlns:oel="http://schemas.microsoft.com/office/2019/extlst" xmlns:r="http://schemas.openxmlformats.org/officeDocument/2006/relationships" xmlns:m="http://schemas.openxmlformats.org/officeDocument/2006/math" xmlns:v="urn:schemas-microsoft-com:vml" xmlns:wp14="http://schemas.microsoft.com/office/word/2010/wordprocessingDrawing" xmlns:wp="http://schemas.openxmlformats.org/drawingml/2006/wordprocessingDrawing" xmlns:w10="urn:schemas-microsoft-com:office:word" xmlns:w="http://schemas.openxmlformats.org/wordprocessingml/2006/main" xmlns:w14="http://schemas.microsoft.com/office/word/2010/wordml" xmlns:w15="http://schemas.microsoft.com/office/word/2012/wordml" xmlns:w16cex="http://schemas.microsoft.com/office/word/2018/wordml/cex" xmlns:w16cid="http://schemas.microsoft.com/office/word/2016/wordml/cid" xmlns:w16="http://schemas.microsoft.com/office/word/2018/wordml" xmlns:w16sdtdh="http://schemas.microsoft.com/office/word/2020/wordml/sdtdatahash" xmlns:w16se="http://schemas.microsoft.com/office/word/2015/wordml/symex" xmlns:wpg="http://schemas.microsoft.com/office/word/2010/wordprocessingGroup" xmlns:wpi="http://schemas.microsoft.com/office/word/2010/wordprocessingInk" xmlns:wne="http://schemas.microsoft.com/office/word/2006/wordml" xmlns:wps="http://schemas.microsoft.com/office/word/2010/wordprocessingShape" mc:Ignorable="w14 w15 w16se w16cid w16 w16cex w16sdtdh wp14">
   <w:p>
     <w:pPr>
       <w:spacing w:after="103" w:line="259" w:lineRule="auto"/>
@@ -13433,7 +13815,7 @@
 </file>
 
 <file path=word/footer6.xml><?xml version="1.0" encoding="utf-8"?>
-<w:ftr xmlns:wpc="http://schemas.microsoft.com/office/word/2010/wordprocessingCanvas" xmlns:cx="http://schemas.microsoft.com/office/drawing/2014/chartex" xmlns:cx1="http://schemas.microsoft.com/office/drawing/2015/9/8/chartex" xmlns:cx2="http://schemas.microsoft.com/office/drawing/2015/10/21/chartex" xmlns:cx3="http://schemas.microsoft.com/office/drawing/2016/5/9/chartex" xmlns:cx4="http://schemas.microsoft.com/office/drawing/2016/5/10/chartex" xmlns:cx5="http://schemas.microsoft.com/office/drawing/2016/5/11/chartex" xmlns:cx6="http://schemas.microsoft.com/office/drawing/2016/5/12/chartex" xmlns:cx7="http://schemas.microsoft.com/office/drawing/2016/5/13/chartex" xmlns:cx8="http://schemas.microsoft.com/office/drawing/2016/5/14/chartex" xmlns:mc="http://schemas.openxmlformats.org/markup-compatibility/2006" xmlns:aink="http://schemas.microsoft.com/office/drawing/2016/ink" xmlns:am3d="http://schemas.microsoft.com/office/drawing/2017/model3d" xmlns:o="urn:schemas-microsoft-com:office:office" xmlns:oel="http://schemas.microsoft.com/office/2019/extlst" xmlns:r="http://schemas.openxmlformats.org/officeDocument/2006/relationships" xmlns:m="http://schemas.openxmlformats.org/officeDocument/2006/math" xmlns:v="urn:schemas-microsoft-com:vml" xmlns:wp14="http://schemas.microsoft.com/office/word/2010/wordprocessingDrawing" xmlns:wp="http://schemas.openxmlformats.org/drawingml/2006/wordprocessingDrawing" xmlns:w10="urn:schemas-microsoft-com:office:word" xmlns:w="http://schemas.openxmlformats.org/wordprocessingml/2006/main" xmlns:w14="http://schemas.microsoft.com/office/word/2010/wordml" xmlns:w15="http://schemas.microsoft.com/office/word/2012/wordml" xmlns:w16cex="http://schemas.microsoft.com/office/word/2018/wordml/cex" xmlns:w16cid="http://schemas.microsoft.com/office/word/2016/wordml/cid" xmlns:w16="http://schemas.microsoft.com/office/word/2018/wordml" xmlns:w16du="http://schemas.microsoft.com/office/word/2023/wordml/word16du" xmlns:w16sdtdh="http://schemas.microsoft.com/office/word/2020/wordml/sdtdatahash" xmlns:w16sdtfl="http://schemas.microsoft.com/office/word/2024/wordml/sdtformatlock" xmlns:w16se="http://schemas.microsoft.com/office/word/2015/wordml/symex" xmlns:wpg="http://schemas.microsoft.com/office/word/2010/wordprocessingGroup" xmlns:wpi="http://schemas.microsoft.com/office/word/2010/wordprocessingInk" xmlns:wne="http://schemas.microsoft.com/office/word/2006/wordml" xmlns:wps="http://schemas.microsoft.com/office/word/2010/wordprocessingShape" mc:Ignorable="w14 w15 w16se w16cid w16 w16cex w16sdtdh w16sdtfl w16du wp14">
+<w:ftr xmlns:wpc="http://schemas.microsoft.com/office/word/2010/wordprocessingCanvas" xmlns:cx="http://schemas.microsoft.com/office/drawing/2014/chartex" xmlns:cx1="http://schemas.microsoft.com/office/drawing/2015/9/8/chartex" xmlns:cx2="http://schemas.microsoft.com/office/drawing/2015/10/21/chartex" xmlns:cx3="http://schemas.microsoft.com/office/drawing/2016/5/9/chartex" xmlns:cx4="http://schemas.microsoft.com/office/drawing/2016/5/10/chartex" xmlns:cx5="http://schemas.microsoft.com/office/drawing/2016/5/11/chartex" xmlns:cx6="http://schemas.microsoft.com/office/drawing/2016/5/12/chartex" xmlns:cx7="http://schemas.microsoft.com/office/drawing/2016/5/13/chartex" xmlns:cx8="http://schemas.microsoft.com/office/drawing/2016/5/14/chartex" xmlns:mc="http://schemas.openxmlformats.org/markup-compatibility/2006" xmlns:aink="http://schemas.microsoft.com/office/drawing/2016/ink" xmlns:am3d="http://schemas.microsoft.com/office/drawing/2017/model3d" xmlns:o="urn:schemas-microsoft-com:office:office" xmlns:oel="http://schemas.microsoft.com/office/2019/extlst" xmlns:r="http://schemas.openxmlformats.org/officeDocument/2006/relationships" xmlns:m="http://schemas.openxmlformats.org/officeDocument/2006/math" xmlns:v="urn:schemas-microsoft-com:vml" xmlns:wp14="http://schemas.microsoft.com/office/word/2010/wordprocessingDrawing" xmlns:wp="http://schemas.openxmlformats.org/drawingml/2006/wordprocessingDrawing" xmlns:w10="urn:schemas-microsoft-com:office:word" xmlns:w="http://schemas.openxmlformats.org/wordprocessingml/2006/main" xmlns:w14="http://schemas.microsoft.com/office/word/2010/wordml" xmlns:w15="http://schemas.microsoft.com/office/word/2012/wordml" xmlns:w16cex="http://schemas.microsoft.com/office/word/2018/wordml/cex" xmlns:w16cid="http://schemas.microsoft.com/office/word/2016/wordml/cid" xmlns:w16="http://schemas.microsoft.com/office/word/2018/wordml" xmlns:w16sdtdh="http://schemas.microsoft.com/office/word/2020/wordml/sdtdatahash" xmlns:w16se="http://schemas.microsoft.com/office/word/2015/wordml/symex" xmlns:wpg="http://schemas.microsoft.com/office/word/2010/wordprocessingGroup" xmlns:wpi="http://schemas.microsoft.com/office/word/2010/wordprocessingInk" xmlns:wne="http://schemas.microsoft.com/office/word/2006/wordml" xmlns:wps="http://schemas.microsoft.com/office/word/2010/wordprocessingShape" mc:Ignorable="w14 w15 w16se w16cid w16 w16cex w16sdtdh wp14">
   <w:p>
     <w:pPr>
       <w:spacing w:after="103" w:line="259" w:lineRule="auto"/>
@@ -13996,7 +14378,7 @@
 </file>
 
 <file path=word/footer7.xml><?xml version="1.0" encoding="utf-8"?>
-<w:ftr xmlns:wpc="http://schemas.microsoft.com/office/word/2010/wordprocessingCanvas" xmlns:cx="http://schemas.microsoft.com/office/drawing/2014/chartex" xmlns:cx1="http://schemas.microsoft.com/office/drawing/2015/9/8/chartex" xmlns:cx2="http://schemas.microsoft.com/office/drawing/2015/10/21/chartex" xmlns:cx3="http://schemas.microsoft.com/office/drawing/2016/5/9/chartex" xmlns:cx4="http://schemas.microsoft.com/office/drawing/2016/5/10/chartex" xmlns:cx5="http://schemas.microsoft.com/office/drawing/2016/5/11/chartex" xmlns:cx6="http://schemas.microsoft.com/office/drawing/2016/5/12/chartex" xmlns:cx7="http://schemas.microsoft.com/office/drawing/2016/5/13/chartex" xmlns:cx8="http://schemas.microsoft.com/office/drawing/2016/5/14/chartex" xmlns:mc="http://schemas.openxmlformats.org/markup-compatibility/2006" xmlns:aink="http://schemas.microsoft.com/office/drawing/2016/ink" xmlns:am3d="http://schemas.microsoft.com/office/drawing/2017/model3d" xmlns:o="urn:schemas-microsoft-com:office:office" xmlns:oel="http://schemas.microsoft.com/office/2019/extlst" xmlns:r="http://schemas.openxmlformats.org/officeDocument/2006/relationships" xmlns:m="http://schemas.openxmlformats.org/officeDocument/2006/math" xmlns:v="urn:schemas-microsoft-com:vml" xmlns:wp14="http://schemas.microsoft.com/office/word/2010/wordprocessingDrawing" xmlns:wp="http://schemas.openxmlformats.org/drawingml/2006/wordprocessingDrawing" xmlns:w10="urn:schemas-microsoft-com:office:word" xmlns:w="http://schemas.openxmlformats.org/wordprocessingml/2006/main" xmlns:w14="http://schemas.microsoft.com/office/word/2010/wordml" xmlns:w15="http://schemas.microsoft.com/office/word/2012/wordml" xmlns:w16cex="http://schemas.microsoft.com/office/word/2018/wordml/cex" xmlns:w16cid="http://schemas.microsoft.com/office/word/2016/wordml/cid" xmlns:w16="http://schemas.microsoft.com/office/word/2018/wordml" xmlns:w16du="http://schemas.microsoft.com/office/word/2023/wordml/word16du" xmlns:w16sdtdh="http://schemas.microsoft.com/office/word/2020/wordml/sdtdatahash" xmlns:w16sdtfl="http://schemas.microsoft.com/office/word/2024/wordml/sdtformatlock" xmlns:w16se="http://schemas.microsoft.com/office/word/2015/wordml/symex" xmlns:wpg="http://schemas.microsoft.com/office/word/2010/wordprocessingGroup" xmlns:wpi="http://schemas.microsoft.com/office/word/2010/wordprocessingInk" xmlns:wne="http://schemas.microsoft.com/office/word/2006/wordml" xmlns:wps="http://schemas.microsoft.com/office/word/2010/wordprocessingShape" mc:Ignorable="w14 w15 w16se w16cid w16 w16cex w16sdtdh w16sdtfl w16du wp14">
+<w:ftr xmlns:wpc="http://schemas.microsoft.com/office/word/2010/wordprocessingCanvas" xmlns:cx="http://schemas.microsoft.com/office/drawing/2014/chartex" xmlns:cx1="http://schemas.microsoft.com/office/drawing/2015/9/8/chartex" xmlns:cx2="http://schemas.microsoft.com/office/drawing/2015/10/21/chartex" xmlns:cx3="http://schemas.microsoft.com/office/drawing/2016/5/9/chartex" xmlns:cx4="http://schemas.microsoft.com/office/drawing/2016/5/10/chartex" xmlns:cx5="http://schemas.microsoft.com/office/drawing/2016/5/11/chartex" xmlns:cx6="http://schemas.microsoft.com/office/drawing/2016/5/12/chartex" xmlns:cx7="http://schemas.microsoft.com/office/drawing/2016/5/13/chartex" xmlns:cx8="http://schemas.microsoft.com/office/drawing/2016/5/14/chartex" xmlns:mc="http://schemas.openxmlformats.org/markup-compatibility/2006" xmlns:aink="http://schemas.microsoft.com/office/drawing/2016/ink" xmlns:am3d="http://schemas.microsoft.com/office/drawing/2017/model3d" xmlns:o="urn:schemas-microsoft-com:office:office" xmlns:oel="http://schemas.microsoft.com/office/2019/extlst" xmlns:r="http://schemas.openxmlformats.org/officeDocument/2006/relationships" xmlns:m="http://schemas.openxmlformats.org/officeDocument/2006/math" xmlns:v="urn:schemas-microsoft-com:vml" xmlns:wp14="http://schemas.microsoft.com/office/word/2010/wordprocessingDrawing" xmlns:wp="http://schemas.openxmlformats.org/drawingml/2006/wordprocessingDrawing" xmlns:w10="urn:schemas-microsoft-com:office:word" xmlns:w="http://schemas.openxmlformats.org/wordprocessingml/2006/main" xmlns:w14="http://schemas.microsoft.com/office/word/2010/wordml" xmlns:w15="http://schemas.microsoft.com/office/word/2012/wordml" xmlns:w16cex="http://schemas.microsoft.com/office/word/2018/wordml/cex" xmlns:w16cid="http://schemas.microsoft.com/office/word/2016/wordml/cid" xmlns:w16="http://schemas.microsoft.com/office/word/2018/wordml" xmlns:w16sdtdh="http://schemas.microsoft.com/office/word/2020/wordml/sdtdatahash" xmlns:w16se="http://schemas.microsoft.com/office/word/2015/wordml/symex" xmlns:wpg="http://schemas.microsoft.com/office/word/2010/wordprocessingGroup" xmlns:wpi="http://schemas.microsoft.com/office/word/2010/wordprocessingInk" xmlns:wne="http://schemas.microsoft.com/office/word/2006/wordml" xmlns:wps="http://schemas.microsoft.com/office/word/2010/wordprocessingShape" mc:Ignorable="w14 w15 w16se w16cid w16 w16cex w16sdtdh wp14">
   <w:p>
     <w:pPr>
       <w:spacing w:after="0" w:line="259" w:lineRule="auto"/>
@@ -14088,7 +14470,7 @@
             </wp:anchor>
           </w:drawing>
         </mc:Choice>
-        <mc:Fallback xmlns:a="http://schemas.openxmlformats.org/drawingml/2006/main">
+        <mc:Fallback xmlns:a="http://schemas.openxmlformats.org/drawingml/2006/main" xmlns:w16sdtfl="http://schemas.microsoft.com/office/word/2024/wordml/sdtformatlock" xmlns:w16du="http://schemas.microsoft.com/office/word/2023/wordml/word16du">
           <w:pict>
             <v:group id="Group 14532" style="width:495pt;height:0.75pt;position:absolute;mso-position-horizontal-relative:page;mso-position-horizontal:absolute;margin-left:58.0501pt;mso-position-vertical-relative:page;margin-top:806.352pt;" coordsize="62865,95">
               <v:shape id="Shape 14533" style="position:absolute;width:62865;height:0;left:0;top:0;" coordsize="6286500,0" path="m0,0l6286500,0">
@@ -14143,7 +14525,7 @@
 </file>
 
 <file path=word/footer8.xml><?xml version="1.0" encoding="utf-8"?>
-<w:ftr xmlns:wpc="http://schemas.microsoft.com/office/word/2010/wordprocessingCanvas" xmlns:cx="http://schemas.microsoft.com/office/drawing/2014/chartex" xmlns:cx1="http://schemas.microsoft.com/office/drawing/2015/9/8/chartex" xmlns:cx2="http://schemas.microsoft.com/office/drawing/2015/10/21/chartex" xmlns:cx3="http://schemas.microsoft.com/office/drawing/2016/5/9/chartex" xmlns:cx4="http://schemas.microsoft.com/office/drawing/2016/5/10/chartex" xmlns:cx5="http://schemas.microsoft.com/office/drawing/2016/5/11/chartex" xmlns:cx6="http://schemas.microsoft.com/office/drawing/2016/5/12/chartex" xmlns:cx7="http://schemas.microsoft.com/office/drawing/2016/5/13/chartex" xmlns:cx8="http://schemas.microsoft.com/office/drawing/2016/5/14/chartex" xmlns:mc="http://schemas.openxmlformats.org/markup-compatibility/2006" xmlns:aink="http://schemas.microsoft.com/office/drawing/2016/ink" xmlns:am3d="http://schemas.microsoft.com/office/drawing/2017/model3d" xmlns:o="urn:schemas-microsoft-com:office:office" xmlns:oel="http://schemas.microsoft.com/office/2019/extlst" xmlns:r="http://schemas.openxmlformats.org/officeDocument/2006/relationships" xmlns:m="http://schemas.openxmlformats.org/officeDocument/2006/math" xmlns:v="urn:schemas-microsoft-com:vml" xmlns:wp14="http://schemas.microsoft.com/office/word/2010/wordprocessingDrawing" xmlns:wp="http://schemas.openxmlformats.org/drawingml/2006/wordprocessingDrawing" xmlns:w10="urn:schemas-microsoft-com:office:word" xmlns:w="http://schemas.openxmlformats.org/wordprocessingml/2006/main" xmlns:w14="http://schemas.microsoft.com/office/word/2010/wordml" xmlns:w15="http://schemas.microsoft.com/office/word/2012/wordml" xmlns:w16cex="http://schemas.microsoft.com/office/word/2018/wordml/cex" xmlns:w16cid="http://schemas.microsoft.com/office/word/2016/wordml/cid" xmlns:w16="http://schemas.microsoft.com/office/word/2018/wordml" xmlns:w16du="http://schemas.microsoft.com/office/word/2023/wordml/word16du" xmlns:w16sdtdh="http://schemas.microsoft.com/office/word/2020/wordml/sdtdatahash" xmlns:w16sdtfl="http://schemas.microsoft.com/office/word/2024/wordml/sdtformatlock" xmlns:w16se="http://schemas.microsoft.com/office/word/2015/wordml/symex" xmlns:wpg="http://schemas.microsoft.com/office/word/2010/wordprocessingGroup" xmlns:wpi="http://schemas.microsoft.com/office/word/2010/wordprocessingInk" xmlns:wne="http://schemas.microsoft.com/office/word/2006/wordml" xmlns:wps="http://schemas.microsoft.com/office/word/2010/wordprocessingShape" mc:Ignorable="w14 w15 w16se w16cid w16 w16cex w16sdtdh w16sdtfl w16du wp14">
+<w:ftr xmlns:wpc="http://schemas.microsoft.com/office/word/2010/wordprocessingCanvas" xmlns:cx="http://schemas.microsoft.com/office/drawing/2014/chartex" xmlns:cx1="http://schemas.microsoft.com/office/drawing/2015/9/8/chartex" xmlns:cx2="http://schemas.microsoft.com/office/drawing/2015/10/21/chartex" xmlns:cx3="http://schemas.microsoft.com/office/drawing/2016/5/9/chartex" xmlns:cx4="http://schemas.microsoft.com/office/drawing/2016/5/10/chartex" xmlns:cx5="http://schemas.microsoft.com/office/drawing/2016/5/11/chartex" xmlns:cx6="http://schemas.microsoft.com/office/drawing/2016/5/12/chartex" xmlns:cx7="http://schemas.microsoft.com/office/drawing/2016/5/13/chartex" xmlns:cx8="http://schemas.microsoft.com/office/drawing/2016/5/14/chartex" xmlns:mc="http://schemas.openxmlformats.org/markup-compatibility/2006" xmlns:aink="http://schemas.microsoft.com/office/drawing/2016/ink" xmlns:am3d="http://schemas.microsoft.com/office/drawing/2017/model3d" xmlns:o="urn:schemas-microsoft-com:office:office" xmlns:oel="http://schemas.microsoft.com/office/2019/extlst" xmlns:r="http://schemas.openxmlformats.org/officeDocument/2006/relationships" xmlns:m="http://schemas.openxmlformats.org/officeDocument/2006/math" xmlns:v="urn:schemas-microsoft-com:vml" xmlns:wp14="http://schemas.microsoft.com/office/word/2010/wordprocessingDrawing" xmlns:wp="http://schemas.openxmlformats.org/drawingml/2006/wordprocessingDrawing" xmlns:w10="urn:schemas-microsoft-com:office:word" xmlns:w="http://schemas.openxmlformats.org/wordprocessingml/2006/main" xmlns:w14="http://schemas.microsoft.com/office/word/2010/wordml" xmlns:w15="http://schemas.microsoft.com/office/word/2012/wordml" xmlns:w16cex="http://schemas.microsoft.com/office/word/2018/wordml/cex" xmlns:w16cid="http://schemas.microsoft.com/office/word/2016/wordml/cid" xmlns:w16="http://schemas.microsoft.com/office/word/2018/wordml" xmlns:w16sdtdh="http://schemas.microsoft.com/office/word/2020/wordml/sdtdatahash" xmlns:w16se="http://schemas.microsoft.com/office/word/2015/wordml/symex" xmlns:wpg="http://schemas.microsoft.com/office/word/2010/wordprocessingGroup" xmlns:wpi="http://schemas.microsoft.com/office/word/2010/wordprocessingInk" xmlns:wne="http://schemas.microsoft.com/office/word/2006/wordml" xmlns:wps="http://schemas.microsoft.com/office/word/2010/wordprocessingShape" mc:Ignorable="w14 w15 w16se w16cid w16 w16cex w16sdtdh wp14">
   <w:p>
     <w:pPr>
       <w:spacing w:after="0" w:line="259" w:lineRule="auto"/>
@@ -14235,7 +14617,7 @@
             </wp:anchor>
           </w:drawing>
         </mc:Choice>
-        <mc:Fallback xmlns:a="http://schemas.openxmlformats.org/drawingml/2006/main">
+        <mc:Fallback xmlns:a="http://schemas.openxmlformats.org/drawingml/2006/main" xmlns:w16sdtfl="http://schemas.microsoft.com/office/word/2024/wordml/sdtformatlock" xmlns:w16du="http://schemas.microsoft.com/office/word/2023/wordml/word16du">
           <w:pict>
             <v:group id="Group 14503" style="width:495pt;height:0.75pt;position:absolute;mso-position-horizontal-relative:page;mso-position-horizontal:absolute;margin-left:58.0501pt;mso-position-vertical-relative:page;margin-top:806.352pt;" coordsize="62865,95">
               <v:shape id="Shape 14504" style="position:absolute;width:62865;height:0;left:0;top:0;" coordsize="6286500,0" path="m0,0l6286500,0">
@@ -14290,7 +14672,7 @@
 </file>
 
 <file path=word/footer9.xml><?xml version="1.0" encoding="utf-8"?>
-<w:ftr xmlns:wpc="http://schemas.microsoft.com/office/word/2010/wordprocessingCanvas" xmlns:cx="http://schemas.microsoft.com/office/drawing/2014/chartex" xmlns:cx1="http://schemas.microsoft.com/office/drawing/2015/9/8/chartex" xmlns:cx2="http://schemas.microsoft.com/office/drawing/2015/10/21/chartex" xmlns:cx3="http://schemas.microsoft.com/office/drawing/2016/5/9/chartex" xmlns:cx4="http://schemas.microsoft.com/office/drawing/2016/5/10/chartex" xmlns:cx5="http://schemas.microsoft.com/office/drawing/2016/5/11/chartex" xmlns:cx6="http://schemas.microsoft.com/office/drawing/2016/5/12/chartex" xmlns:cx7="http://schemas.microsoft.com/office/drawing/2016/5/13/chartex" xmlns:cx8="http://schemas.microsoft.com/office/drawing/2016/5/14/chartex" xmlns:mc="http://schemas.openxmlformats.org/markup-compatibility/2006" xmlns:aink="http://schemas.microsoft.com/office/drawing/2016/ink" xmlns:am3d="http://schemas.microsoft.com/office/drawing/2017/model3d" xmlns:o="urn:schemas-microsoft-com:office:office" xmlns:oel="http://schemas.microsoft.com/office/2019/extlst" xmlns:r="http://schemas.openxmlformats.org/officeDocument/2006/relationships" xmlns:m="http://schemas.openxmlformats.org/officeDocument/2006/math" xmlns:v="urn:schemas-microsoft-com:vml" xmlns:wp14="http://schemas.microsoft.com/office/word/2010/wordprocessingDrawing" xmlns:wp="http://schemas.openxmlformats.org/drawingml/2006/wordprocessingDrawing" xmlns:w10="urn:schemas-microsoft-com:office:word" xmlns:w="http://schemas.openxmlformats.org/wordprocessingml/2006/main" xmlns:w14="http://schemas.microsoft.com/office/word/2010/wordml" xmlns:w15="http://schemas.microsoft.com/office/word/2012/wordml" xmlns:w16cex="http://schemas.microsoft.com/office/word/2018/wordml/cex" xmlns:w16cid="http://schemas.microsoft.com/office/word/2016/wordml/cid" xmlns:w16="http://schemas.microsoft.com/office/word/2018/wordml" xmlns:w16du="http://schemas.microsoft.com/office/word/2023/wordml/word16du" xmlns:w16sdtdh="http://schemas.microsoft.com/office/word/2020/wordml/sdtdatahash" xmlns:w16sdtfl="http://schemas.microsoft.com/office/word/2024/wordml/sdtformatlock" xmlns:w16se="http://schemas.microsoft.com/office/word/2015/wordml/symex" xmlns:wpg="http://schemas.microsoft.com/office/word/2010/wordprocessingGroup" xmlns:wpi="http://schemas.microsoft.com/office/word/2010/wordprocessingInk" xmlns:wne="http://schemas.microsoft.com/office/word/2006/wordml" xmlns:wps="http://schemas.microsoft.com/office/word/2010/wordprocessingShape" mc:Ignorable="w14 w15 w16se w16cid w16 w16cex w16sdtdh w16sdtfl w16du wp14">
+<w:ftr xmlns:wpc="http://schemas.microsoft.com/office/word/2010/wordprocessingCanvas" xmlns:cx="http://schemas.microsoft.com/office/drawing/2014/chartex" xmlns:cx1="http://schemas.microsoft.com/office/drawing/2015/9/8/chartex" xmlns:cx2="http://schemas.microsoft.com/office/drawing/2015/10/21/chartex" xmlns:cx3="http://schemas.microsoft.com/office/drawing/2016/5/9/chartex" xmlns:cx4="http://schemas.microsoft.com/office/drawing/2016/5/10/chartex" xmlns:cx5="http://schemas.microsoft.com/office/drawing/2016/5/11/chartex" xmlns:cx6="http://schemas.microsoft.com/office/drawing/2016/5/12/chartex" xmlns:cx7="http://schemas.microsoft.com/office/drawing/2016/5/13/chartex" xmlns:cx8="http://schemas.microsoft.com/office/drawing/2016/5/14/chartex" xmlns:mc="http://schemas.openxmlformats.org/markup-compatibility/2006" xmlns:aink="http://schemas.microsoft.com/office/drawing/2016/ink" xmlns:am3d="http://schemas.microsoft.com/office/drawing/2017/model3d" xmlns:o="urn:schemas-microsoft-com:office:office" xmlns:oel="http://schemas.microsoft.com/office/2019/extlst" xmlns:r="http://schemas.openxmlformats.org/officeDocument/2006/relationships" xmlns:m="http://schemas.openxmlformats.org/officeDocument/2006/math" xmlns:v="urn:schemas-microsoft-com:vml" xmlns:wp14="http://schemas.microsoft.com/office/word/2010/wordprocessingDrawing" xmlns:wp="http://schemas.openxmlformats.org/drawingml/2006/wordprocessingDrawing" xmlns:w10="urn:schemas-microsoft-com:office:word" xmlns:w="http://schemas.openxmlformats.org/wordprocessingml/2006/main" xmlns:w14="http://schemas.microsoft.com/office/word/2010/wordml" xmlns:w15="http://schemas.microsoft.com/office/word/2012/wordml" xmlns:w16cex="http://schemas.microsoft.com/office/word/2018/wordml/cex" xmlns:w16cid="http://schemas.microsoft.com/office/word/2016/wordml/cid" xmlns:w16="http://schemas.microsoft.com/office/word/2018/wordml" xmlns:w16sdtdh="http://schemas.microsoft.com/office/word/2020/wordml/sdtdatahash" xmlns:w16se="http://schemas.microsoft.com/office/word/2015/wordml/symex" xmlns:wpg="http://schemas.microsoft.com/office/word/2010/wordprocessingGroup" xmlns:wpi="http://schemas.microsoft.com/office/word/2010/wordprocessingInk" xmlns:wne="http://schemas.microsoft.com/office/word/2006/wordml" xmlns:wps="http://schemas.microsoft.com/office/word/2010/wordprocessingShape" mc:Ignorable="w14 w15 w16se w16cid w16 w16cex w16sdtdh wp14">
   <w:p>
     <w:pPr>
       <w:spacing w:after="0" w:line="259" w:lineRule="auto"/>
@@ -14382,7 +14764,7 @@
             </wp:anchor>
           </w:drawing>
         </mc:Choice>
-        <mc:Fallback xmlns:a="http://schemas.openxmlformats.org/drawingml/2006/main">
+        <mc:Fallback xmlns:a="http://schemas.openxmlformats.org/drawingml/2006/main" xmlns:w16sdtfl="http://schemas.microsoft.com/office/word/2024/wordml/sdtformatlock" xmlns:w16du="http://schemas.microsoft.com/office/word/2023/wordml/word16du">
           <w:pict>
             <v:group id="Group 14474" style="width:495pt;height:0.75pt;position:absolute;mso-position-horizontal-relative:page;mso-position-horizontal:absolute;margin-left:58.0501pt;mso-position-vertical-relative:page;margin-top:806.352pt;" coordsize="62865,95">
               <v:shape id="Shape 14475" style="position:absolute;width:62865;height:0;left:0;top:0;" coordsize="6286500,0" path="m0,0l6286500,0">
@@ -14437,7 +14819,7 @@
 </file>
 
 <file path=word/footnotes.xml><?xml version="1.0" encoding="utf-8"?>
-<w:footnotes xmlns:wpc="http://schemas.microsoft.com/office/word/2010/wordprocessingCanvas" xmlns:cx="http://schemas.microsoft.com/office/drawing/2014/chartex" xmlns:cx1="http://schemas.microsoft.com/office/drawing/2015/9/8/chartex" xmlns:cx2="http://schemas.microsoft.com/office/drawing/2015/10/21/chartex" xmlns:cx3="http://schemas.microsoft.com/office/drawing/2016/5/9/chartex" xmlns:cx4="http://schemas.microsoft.com/office/drawing/2016/5/10/chartex" xmlns:cx5="http://schemas.microsoft.com/office/drawing/2016/5/11/chartex" xmlns:cx6="http://schemas.microsoft.com/office/drawing/2016/5/12/chartex" xmlns:cx7="http://schemas.microsoft.com/office/drawing/2016/5/13/chartex" xmlns:cx8="http://schemas.microsoft.com/office/drawing/2016/5/14/chartex" xmlns:mc="http://schemas.openxmlformats.org/markup-compatibility/2006" xmlns:aink="http://schemas.microsoft.com/office/drawing/2016/ink" xmlns:am3d="http://schemas.microsoft.com/office/drawing/2017/model3d" xmlns:o="urn:schemas-microsoft-com:office:office" xmlns:oel="http://schemas.microsoft.com/office/2019/extlst" xmlns:r="http://schemas.openxmlformats.org/officeDocument/2006/relationships" xmlns:m="http://schemas.openxmlformats.org/officeDocument/2006/math" xmlns:v="urn:schemas-microsoft-com:vml" xmlns:wp14="http://schemas.microsoft.com/office/word/2010/wordprocessingDrawing" xmlns:wp="http://schemas.openxmlformats.org/drawingml/2006/wordprocessingDrawing" xmlns:w10="urn:schemas-microsoft-com:office:word" xmlns:w="http://schemas.openxmlformats.org/wordprocessingml/2006/main" xmlns:w14="http://schemas.microsoft.com/office/word/2010/wordml" xmlns:w15="http://schemas.microsoft.com/office/word/2012/wordml" xmlns:w16cex="http://schemas.microsoft.com/office/word/2018/wordml/cex" xmlns:w16cid="http://schemas.microsoft.com/office/word/2016/wordml/cid" xmlns:w16="http://schemas.microsoft.com/office/word/2018/wordml" xmlns:w16du="http://schemas.microsoft.com/office/word/2023/wordml/word16du" xmlns:w16sdtdh="http://schemas.microsoft.com/office/word/2020/wordml/sdtdatahash" xmlns:w16sdtfl="http://schemas.microsoft.com/office/word/2024/wordml/sdtformatlock" xmlns:w16se="http://schemas.microsoft.com/office/word/2015/wordml/symex" xmlns:wpg="http://schemas.microsoft.com/office/word/2010/wordprocessingGroup" xmlns:wpi="http://schemas.microsoft.com/office/word/2010/wordprocessingInk" xmlns:wne="http://schemas.microsoft.com/office/word/2006/wordml" xmlns:wps="http://schemas.microsoft.com/office/word/2010/wordprocessingShape" mc:Ignorable="w14 w15 w16se w16cid w16 w16cex w16sdtdh w16sdtfl w16du wp14">
+<w:footnotes xmlns:wpc="http://schemas.microsoft.com/office/word/2010/wordprocessingCanvas" xmlns:cx="http://schemas.microsoft.com/office/drawing/2014/chartex" xmlns:cx1="http://schemas.microsoft.com/office/drawing/2015/9/8/chartex" xmlns:cx2="http://schemas.microsoft.com/office/drawing/2015/10/21/chartex" xmlns:cx3="http://schemas.microsoft.com/office/drawing/2016/5/9/chartex" xmlns:cx4="http://schemas.microsoft.com/office/drawing/2016/5/10/chartex" xmlns:cx5="http://schemas.microsoft.com/office/drawing/2016/5/11/chartex" xmlns:cx6="http://schemas.microsoft.com/office/drawing/2016/5/12/chartex" xmlns:cx7="http://schemas.microsoft.com/office/drawing/2016/5/13/chartex" xmlns:cx8="http://schemas.microsoft.com/office/drawing/2016/5/14/chartex" xmlns:mc="http://schemas.openxmlformats.org/markup-compatibility/2006" xmlns:aink="http://schemas.microsoft.com/office/drawing/2016/ink" xmlns:am3d="http://schemas.microsoft.com/office/drawing/2017/model3d" xmlns:o="urn:schemas-microsoft-com:office:office" xmlns:oel="http://schemas.microsoft.com/office/2019/extlst" xmlns:r="http://schemas.openxmlformats.org/officeDocument/2006/relationships" xmlns:m="http://schemas.openxmlformats.org/officeDocument/2006/math" xmlns:v="urn:schemas-microsoft-com:vml" xmlns:wp14="http://schemas.microsoft.com/office/word/2010/wordprocessingDrawing" xmlns:wp="http://schemas.openxmlformats.org/drawingml/2006/wordprocessingDrawing" xmlns:w10="urn:schemas-microsoft-com:office:word" xmlns:w="http://schemas.openxmlformats.org/wordprocessingml/2006/main" xmlns:w14="http://schemas.microsoft.com/office/word/2010/wordml" xmlns:w15="http://schemas.microsoft.com/office/word/2012/wordml" xmlns:w16cex="http://schemas.microsoft.com/office/word/2018/wordml/cex" xmlns:w16cid="http://schemas.microsoft.com/office/word/2016/wordml/cid" xmlns:w16="http://schemas.microsoft.com/office/word/2018/wordml" xmlns:w16sdtdh="http://schemas.microsoft.com/office/word/2020/wordml/sdtdatahash" xmlns:w16se="http://schemas.microsoft.com/office/word/2015/wordml/symex" xmlns:wpg="http://schemas.microsoft.com/office/word/2010/wordprocessingGroup" xmlns:wpi="http://schemas.microsoft.com/office/word/2010/wordprocessingInk" xmlns:wne="http://schemas.microsoft.com/office/word/2006/wordml" xmlns:wps="http://schemas.microsoft.com/office/word/2010/wordprocessingShape" mc:Ignorable="w14 w15 w16se w16cid w16 w16cex w16sdtdh wp14">
   <w:footnote w:type="separator" w:id="-1">
     <w:p>
       <w:pPr>
@@ -14462,7 +14844,7 @@
 </file>
 
 <file path=word/header1.xml><?xml version="1.0" encoding="utf-8"?>
-<w:hdr xmlns:wpc="http://schemas.microsoft.com/office/word/2010/wordprocessingCanvas" xmlns:cx="http://schemas.microsoft.com/office/drawing/2014/chartex" xmlns:cx1="http://schemas.microsoft.com/office/drawing/2015/9/8/chartex" xmlns:cx2="http://schemas.microsoft.com/office/drawing/2015/10/21/chartex" xmlns:cx3="http://schemas.microsoft.com/office/drawing/2016/5/9/chartex" xmlns:cx4="http://schemas.microsoft.com/office/drawing/2016/5/10/chartex" xmlns:cx5="http://schemas.microsoft.com/office/drawing/2016/5/11/chartex" xmlns:cx6="http://schemas.microsoft.com/office/drawing/2016/5/12/chartex" xmlns:cx7="http://schemas.microsoft.com/office/drawing/2016/5/13/chartex" xmlns:cx8="http://schemas.microsoft.com/office/drawing/2016/5/14/chartex" xmlns:mc="http://schemas.openxmlformats.org/markup-compatibility/2006" xmlns:aink="http://schemas.microsoft.com/office/drawing/2016/ink" xmlns:am3d="http://schemas.microsoft.com/office/drawing/2017/model3d" xmlns:o="urn:schemas-microsoft-com:office:office" xmlns:oel="http://schemas.microsoft.com/office/2019/extlst" xmlns:r="http://schemas.openxmlformats.org/officeDocument/2006/relationships" xmlns:m="http://schemas.openxmlformats.org/officeDocument/2006/math" xmlns:v="urn:schemas-microsoft-com:vml" xmlns:wp14="http://schemas.microsoft.com/office/word/2010/wordprocessingDrawing" xmlns:wp="http://schemas.openxmlformats.org/drawingml/2006/wordprocessingDrawing" xmlns:w10="urn:schemas-microsoft-com:office:word" xmlns:w="http://schemas.openxmlformats.org/wordprocessingml/2006/main" xmlns:w14="http://schemas.microsoft.com/office/word/2010/wordml" xmlns:w15="http://schemas.microsoft.com/office/word/2012/wordml" xmlns:w16cex="http://schemas.microsoft.com/office/word/2018/wordml/cex" xmlns:w16cid="http://schemas.microsoft.com/office/word/2016/wordml/cid" xmlns:w16="http://schemas.microsoft.com/office/word/2018/wordml" xmlns:w16du="http://schemas.microsoft.com/office/word/2023/wordml/word16du" xmlns:w16sdtdh="http://schemas.microsoft.com/office/word/2020/wordml/sdtdatahash" xmlns:w16sdtfl="http://schemas.microsoft.com/office/word/2024/wordml/sdtformatlock" xmlns:w16se="http://schemas.microsoft.com/office/word/2015/wordml/symex" xmlns:wpg="http://schemas.microsoft.com/office/word/2010/wordprocessingGroup" xmlns:wpi="http://schemas.microsoft.com/office/word/2010/wordprocessingInk" xmlns:wne="http://schemas.microsoft.com/office/word/2006/wordml" xmlns:wps="http://schemas.microsoft.com/office/word/2010/wordprocessingShape" mc:Ignorable="w14 w15 w16se w16cid w16 w16cex w16sdtdh w16sdtfl w16du wp14">
+<w:hdr xmlns:wpc="http://schemas.microsoft.com/office/word/2010/wordprocessingCanvas" xmlns:cx="http://schemas.microsoft.com/office/drawing/2014/chartex" xmlns:cx1="http://schemas.microsoft.com/office/drawing/2015/9/8/chartex" xmlns:cx2="http://schemas.microsoft.com/office/drawing/2015/10/21/chartex" xmlns:cx3="http://schemas.microsoft.com/office/drawing/2016/5/9/chartex" xmlns:cx4="http://schemas.microsoft.com/office/drawing/2016/5/10/chartex" xmlns:cx5="http://schemas.microsoft.com/office/drawing/2016/5/11/chartex" xmlns:cx6="http://schemas.microsoft.com/office/drawing/2016/5/12/chartex" xmlns:cx7="http://schemas.microsoft.com/office/drawing/2016/5/13/chartex" xmlns:cx8="http://schemas.microsoft.com/office/drawing/2016/5/14/chartex" xmlns:mc="http://schemas.openxmlformats.org/markup-compatibility/2006" xmlns:aink="http://schemas.microsoft.com/office/drawing/2016/ink" xmlns:am3d="http://schemas.microsoft.com/office/drawing/2017/model3d" xmlns:o="urn:schemas-microsoft-com:office:office" xmlns:oel="http://schemas.microsoft.com/office/2019/extlst" xmlns:r="http://schemas.openxmlformats.org/officeDocument/2006/relationships" xmlns:m="http://schemas.openxmlformats.org/officeDocument/2006/math" xmlns:v="urn:schemas-microsoft-com:vml" xmlns:wp14="http://schemas.microsoft.com/office/word/2010/wordprocessingDrawing" xmlns:wp="http://schemas.openxmlformats.org/drawingml/2006/wordprocessingDrawing" xmlns:w10="urn:schemas-microsoft-com:office:word" xmlns:w="http://schemas.openxmlformats.org/wordprocessingml/2006/main" xmlns:w14="http://schemas.microsoft.com/office/word/2010/wordml" xmlns:w15="http://schemas.microsoft.com/office/word/2012/wordml" xmlns:w16cex="http://schemas.microsoft.com/office/word/2018/wordml/cex" xmlns:w16cid="http://schemas.microsoft.com/office/word/2016/wordml/cid" xmlns:w16="http://schemas.microsoft.com/office/word/2018/wordml" xmlns:w16sdtdh="http://schemas.microsoft.com/office/word/2020/wordml/sdtdatahash" xmlns:w16se="http://schemas.microsoft.com/office/word/2015/wordml/symex" xmlns:wpg="http://schemas.microsoft.com/office/word/2010/wordprocessingGroup" xmlns:wpi="http://schemas.microsoft.com/office/word/2010/wordprocessingInk" xmlns:wne="http://schemas.microsoft.com/office/word/2006/wordml" xmlns:wps="http://schemas.microsoft.com/office/word/2010/wordprocessingShape" mc:Ignorable="w14 w15 w16se w16cid w16 w16cex w16sdtdh wp14">
   <w:p>
     <w:pPr>
       <w:spacing w:after="0" w:line="259" w:lineRule="auto"/>
@@ -14685,14 +15067,27 @@
                               <w:ind w:left="0" w:right="0" w:firstLine="0"/>
                               <w:jc w:val="left"/>
                             </w:pPr>
-                            <w:fldSimple w:instr=" NUMPAGES   \* MERGEFORMAT ">
-                              <w:r>
-                                <w:rPr>
-                                  <w:sz w:val="18"/>
-                                </w:rPr>
-                                <w:t>9</w:t>
-                              </w:r>
-                            </w:fldSimple>
+                            <w:r>
+                              <w:fldChar w:fldCharType="begin"/>
+                            </w:r>
+                            <w:r>
+                              <w:instrText xml:space="preserve"> NUMPAGES   \* MERGEFORMAT </w:instrText>
+                            </w:r>
+                            <w:r>
+                              <w:fldChar w:fldCharType="separate"/>
+                            </w:r>
+                            <w:r>
+                              <w:rPr>
+                                <w:sz w:val="18"/>
+                              </w:rPr>
+                              <w:t>9</w:t>
+                            </w:r>
+                            <w:r>
+                              <w:rPr>
+                                <w:sz w:val="18"/>
+                              </w:rPr>
+                              <w:fldChar w:fldCharType="end"/>
+                            </w:r>
                           </w:p>
                         </w:txbxContent>
                       </wps:txbx>
@@ -14948,14 +15343,27 @@
                         <w:ind w:left="0" w:right="0" w:firstLine="0"/>
                         <w:jc w:val="left"/>
                       </w:pPr>
-                      <w:fldSimple w:instr=" NUMPAGES   \* MERGEFORMAT ">
-                        <w:r>
-                          <w:rPr>
-                            <w:sz w:val="18"/>
-                          </w:rPr>
-                          <w:t>9</w:t>
-                        </w:r>
-                      </w:fldSimple>
+                      <w:r>
+                        <w:fldChar w:fldCharType="begin"/>
+                      </w:r>
+                      <w:r>
+                        <w:instrText xml:space="preserve"> NUMPAGES   \* MERGEFORMAT </w:instrText>
+                      </w:r>
+                      <w:r>
+                        <w:fldChar w:fldCharType="separate"/>
+                      </w:r>
+                      <w:r>
+                        <w:rPr>
+                          <w:sz w:val="18"/>
+                        </w:rPr>
+                        <w:t>9</w:t>
+                      </w:r>
+                      <w:r>
+                        <w:rPr>
+                          <w:sz w:val="18"/>
+                        </w:rPr>
+                        <w:fldChar w:fldCharType="end"/>
+                      </w:r>
                     </w:p>
                   </w:txbxContent>
                 </v:textbox>
@@ -15035,7 +15443,7 @@
 </file>
 
 <file path=word/header2.xml><?xml version="1.0" encoding="utf-8"?>
-<w:hdr xmlns:wpc="http://schemas.microsoft.com/office/word/2010/wordprocessingCanvas" xmlns:cx="http://schemas.microsoft.com/office/drawing/2014/chartex" xmlns:cx1="http://schemas.microsoft.com/office/drawing/2015/9/8/chartex" xmlns:cx2="http://schemas.microsoft.com/office/drawing/2015/10/21/chartex" xmlns:cx3="http://schemas.microsoft.com/office/drawing/2016/5/9/chartex" xmlns:cx4="http://schemas.microsoft.com/office/drawing/2016/5/10/chartex" xmlns:cx5="http://schemas.microsoft.com/office/drawing/2016/5/11/chartex" xmlns:cx6="http://schemas.microsoft.com/office/drawing/2016/5/12/chartex" xmlns:cx7="http://schemas.microsoft.com/office/drawing/2016/5/13/chartex" xmlns:cx8="http://schemas.microsoft.com/office/drawing/2016/5/14/chartex" xmlns:mc="http://schemas.openxmlformats.org/markup-compatibility/2006" xmlns:aink="http://schemas.microsoft.com/office/drawing/2016/ink" xmlns:am3d="http://schemas.microsoft.com/office/drawing/2017/model3d" xmlns:o="urn:schemas-microsoft-com:office:office" xmlns:oel="http://schemas.microsoft.com/office/2019/extlst" xmlns:r="http://schemas.openxmlformats.org/officeDocument/2006/relationships" xmlns:m="http://schemas.openxmlformats.org/officeDocument/2006/math" xmlns:v="urn:schemas-microsoft-com:vml" xmlns:wp14="http://schemas.microsoft.com/office/word/2010/wordprocessingDrawing" xmlns:wp="http://schemas.openxmlformats.org/drawingml/2006/wordprocessingDrawing" xmlns:w10="urn:schemas-microsoft-com:office:word" xmlns:w="http://schemas.openxmlformats.org/wordprocessingml/2006/main" xmlns:w14="http://schemas.microsoft.com/office/word/2010/wordml" xmlns:w15="http://schemas.microsoft.com/office/word/2012/wordml" xmlns:w16cex="http://schemas.microsoft.com/office/word/2018/wordml/cex" xmlns:w16cid="http://schemas.microsoft.com/office/word/2016/wordml/cid" xmlns:w16="http://schemas.microsoft.com/office/word/2018/wordml" xmlns:w16du="http://schemas.microsoft.com/office/word/2023/wordml/word16du" xmlns:w16sdtdh="http://schemas.microsoft.com/office/word/2020/wordml/sdtdatahash" xmlns:w16sdtfl="http://schemas.microsoft.com/office/word/2024/wordml/sdtformatlock" xmlns:w16se="http://schemas.microsoft.com/office/word/2015/wordml/symex" xmlns:wpg="http://schemas.microsoft.com/office/word/2010/wordprocessingGroup" xmlns:wpi="http://schemas.microsoft.com/office/word/2010/wordprocessingInk" xmlns:wne="http://schemas.microsoft.com/office/word/2006/wordml" xmlns:wps="http://schemas.microsoft.com/office/word/2010/wordprocessingShape" mc:Ignorable="w14 w15 w16se w16cid w16 w16cex w16sdtdh w16sdtfl w16du wp14">
+<w:hdr xmlns:wpc="http://schemas.microsoft.com/office/word/2010/wordprocessingCanvas" xmlns:cx="http://schemas.microsoft.com/office/drawing/2014/chartex" xmlns:cx1="http://schemas.microsoft.com/office/drawing/2015/9/8/chartex" xmlns:cx2="http://schemas.microsoft.com/office/drawing/2015/10/21/chartex" xmlns:cx3="http://schemas.microsoft.com/office/drawing/2016/5/9/chartex" xmlns:cx4="http://schemas.microsoft.com/office/drawing/2016/5/10/chartex" xmlns:cx5="http://schemas.microsoft.com/office/drawing/2016/5/11/chartex" xmlns:cx6="http://schemas.microsoft.com/office/drawing/2016/5/12/chartex" xmlns:cx7="http://schemas.microsoft.com/office/drawing/2016/5/13/chartex" xmlns:cx8="http://schemas.microsoft.com/office/drawing/2016/5/14/chartex" xmlns:mc="http://schemas.openxmlformats.org/markup-compatibility/2006" xmlns:aink="http://schemas.microsoft.com/office/drawing/2016/ink" xmlns:am3d="http://schemas.microsoft.com/office/drawing/2017/model3d" xmlns:o="urn:schemas-microsoft-com:office:office" xmlns:oel="http://schemas.microsoft.com/office/2019/extlst" xmlns:r="http://schemas.openxmlformats.org/officeDocument/2006/relationships" xmlns:m="http://schemas.openxmlformats.org/officeDocument/2006/math" xmlns:v="urn:schemas-microsoft-com:vml" xmlns:wp14="http://schemas.microsoft.com/office/word/2010/wordprocessingDrawing" xmlns:wp="http://schemas.openxmlformats.org/drawingml/2006/wordprocessingDrawing" xmlns:w10="urn:schemas-microsoft-com:office:word" xmlns:w="http://schemas.openxmlformats.org/wordprocessingml/2006/main" xmlns:w14="http://schemas.microsoft.com/office/word/2010/wordml" xmlns:w15="http://schemas.microsoft.com/office/word/2012/wordml" xmlns:w16cex="http://schemas.microsoft.com/office/word/2018/wordml/cex" xmlns:w16cid="http://schemas.microsoft.com/office/word/2016/wordml/cid" xmlns:w16="http://schemas.microsoft.com/office/word/2018/wordml" xmlns:w16sdtdh="http://schemas.microsoft.com/office/word/2020/wordml/sdtdatahash" xmlns:w16se="http://schemas.microsoft.com/office/word/2015/wordml/symex" xmlns:wpg="http://schemas.microsoft.com/office/word/2010/wordprocessingGroup" xmlns:wpi="http://schemas.microsoft.com/office/word/2010/wordprocessingInk" xmlns:wne="http://schemas.microsoft.com/office/word/2006/wordml" xmlns:wps="http://schemas.microsoft.com/office/word/2010/wordprocessingShape" mc:Ignorable="w14 w15 w16se w16cid w16 w16cex w16sdtdh wp14">
   <w:p>
     <w:pPr>
       <w:spacing w:after="0" w:line="259" w:lineRule="auto"/>
@@ -15258,14 +15666,27 @@
                               <w:ind w:left="0" w:right="0" w:firstLine="0"/>
                               <w:jc w:val="left"/>
                             </w:pPr>
-                            <w:fldSimple w:instr=" NUMPAGES   \* MERGEFORMAT ">
-                              <w:r>
-                                <w:rPr>
-                                  <w:sz w:val="18"/>
-                                </w:rPr>
-                                <w:t>9</w:t>
-                              </w:r>
-                            </w:fldSimple>
+                            <w:r>
+                              <w:fldChar w:fldCharType="begin"/>
+                            </w:r>
+                            <w:r>
+                              <w:instrText xml:space="preserve"> NUMPAGES   \* MERGEFORMAT </w:instrText>
+                            </w:r>
+                            <w:r>
+                              <w:fldChar w:fldCharType="separate"/>
+                            </w:r>
+                            <w:r>
+                              <w:rPr>
+                                <w:sz w:val="18"/>
+                              </w:rPr>
+                              <w:t>9</w:t>
+                            </w:r>
+                            <w:r>
+                              <w:rPr>
+                                <w:sz w:val="18"/>
+                              </w:rPr>
+                              <w:fldChar w:fldCharType="end"/>
+                            </w:r>
                           </w:p>
                         </w:txbxContent>
                       </wps:txbx>
@@ -15521,14 +15942,27 @@
                         <w:ind w:left="0" w:right="0" w:firstLine="0"/>
                         <w:jc w:val="left"/>
                       </w:pPr>
-                      <w:fldSimple w:instr=" NUMPAGES   \* MERGEFORMAT ">
-                        <w:r>
-                          <w:rPr>
-                            <w:sz w:val="18"/>
-                          </w:rPr>
-                          <w:t>9</w:t>
-                        </w:r>
-                      </w:fldSimple>
+                      <w:r>
+                        <w:fldChar w:fldCharType="begin"/>
+                      </w:r>
+                      <w:r>
+                        <w:instrText xml:space="preserve"> NUMPAGES   \* MERGEFORMAT </w:instrText>
+                      </w:r>
+                      <w:r>
+                        <w:fldChar w:fldCharType="separate"/>
+                      </w:r>
+                      <w:r>
+                        <w:rPr>
+                          <w:sz w:val="18"/>
+                        </w:rPr>
+                        <w:t>9</w:t>
+                      </w:r>
+                      <w:r>
+                        <w:rPr>
+                          <w:sz w:val="18"/>
+                        </w:rPr>
+                        <w:fldChar w:fldCharType="end"/>
+                      </w:r>
                     </w:p>
                   </w:txbxContent>
                 </v:textbox>
@@ -15608,7 +16042,7 @@
 </file>
 
 <file path=word/header3.xml><?xml version="1.0" encoding="utf-8"?>
-<w:hdr xmlns:wpc="http://schemas.microsoft.com/office/word/2010/wordprocessingCanvas" xmlns:cx="http://schemas.microsoft.com/office/drawing/2014/chartex" xmlns:cx1="http://schemas.microsoft.com/office/drawing/2015/9/8/chartex" xmlns:cx2="http://schemas.microsoft.com/office/drawing/2015/10/21/chartex" xmlns:cx3="http://schemas.microsoft.com/office/drawing/2016/5/9/chartex" xmlns:cx4="http://schemas.microsoft.com/office/drawing/2016/5/10/chartex" xmlns:cx5="http://schemas.microsoft.com/office/drawing/2016/5/11/chartex" xmlns:cx6="http://schemas.microsoft.com/office/drawing/2016/5/12/chartex" xmlns:cx7="http://schemas.microsoft.com/office/drawing/2016/5/13/chartex" xmlns:cx8="http://schemas.microsoft.com/office/drawing/2016/5/14/chartex" xmlns:mc="http://schemas.openxmlformats.org/markup-compatibility/2006" xmlns:aink="http://schemas.microsoft.com/office/drawing/2016/ink" xmlns:am3d="http://schemas.microsoft.com/office/drawing/2017/model3d" xmlns:o="urn:schemas-microsoft-com:office:office" xmlns:oel="http://schemas.microsoft.com/office/2019/extlst" xmlns:r="http://schemas.openxmlformats.org/officeDocument/2006/relationships" xmlns:m="http://schemas.openxmlformats.org/officeDocument/2006/math" xmlns:v="urn:schemas-microsoft-com:vml" xmlns:wp14="http://schemas.microsoft.com/office/word/2010/wordprocessingDrawing" xmlns:wp="http://schemas.openxmlformats.org/drawingml/2006/wordprocessingDrawing" xmlns:w10="urn:schemas-microsoft-com:office:word" xmlns:w="http://schemas.openxmlformats.org/wordprocessingml/2006/main" xmlns:w14="http://schemas.microsoft.com/office/word/2010/wordml" xmlns:w15="http://schemas.microsoft.com/office/word/2012/wordml" xmlns:w16cex="http://schemas.microsoft.com/office/word/2018/wordml/cex" xmlns:w16cid="http://schemas.microsoft.com/office/word/2016/wordml/cid" xmlns:w16="http://schemas.microsoft.com/office/word/2018/wordml" xmlns:w16du="http://schemas.microsoft.com/office/word/2023/wordml/word16du" xmlns:w16sdtdh="http://schemas.microsoft.com/office/word/2020/wordml/sdtdatahash" xmlns:w16sdtfl="http://schemas.microsoft.com/office/word/2024/wordml/sdtformatlock" xmlns:w16se="http://schemas.microsoft.com/office/word/2015/wordml/symex" xmlns:wpg="http://schemas.microsoft.com/office/word/2010/wordprocessingGroup" xmlns:wpi="http://schemas.microsoft.com/office/word/2010/wordprocessingInk" xmlns:wne="http://schemas.microsoft.com/office/word/2006/wordml" xmlns:wps="http://schemas.microsoft.com/office/word/2010/wordprocessingShape" mc:Ignorable="w14 w15 w16se w16cid w16 w16cex w16sdtdh w16sdtfl w16du wp14">
+<w:hdr xmlns:wpc="http://schemas.microsoft.com/office/word/2010/wordprocessingCanvas" xmlns:cx="http://schemas.microsoft.com/office/drawing/2014/chartex" xmlns:cx1="http://schemas.microsoft.com/office/drawing/2015/9/8/chartex" xmlns:cx2="http://schemas.microsoft.com/office/drawing/2015/10/21/chartex" xmlns:cx3="http://schemas.microsoft.com/office/drawing/2016/5/9/chartex" xmlns:cx4="http://schemas.microsoft.com/office/drawing/2016/5/10/chartex" xmlns:cx5="http://schemas.microsoft.com/office/drawing/2016/5/11/chartex" xmlns:cx6="http://schemas.microsoft.com/office/drawing/2016/5/12/chartex" xmlns:cx7="http://schemas.microsoft.com/office/drawing/2016/5/13/chartex" xmlns:cx8="http://schemas.microsoft.com/office/drawing/2016/5/14/chartex" xmlns:mc="http://schemas.openxmlformats.org/markup-compatibility/2006" xmlns:aink="http://schemas.microsoft.com/office/drawing/2016/ink" xmlns:am3d="http://schemas.microsoft.com/office/drawing/2017/model3d" xmlns:o="urn:schemas-microsoft-com:office:office" xmlns:oel="http://schemas.microsoft.com/office/2019/extlst" xmlns:r="http://schemas.openxmlformats.org/officeDocument/2006/relationships" xmlns:m="http://schemas.openxmlformats.org/officeDocument/2006/math" xmlns:v="urn:schemas-microsoft-com:vml" xmlns:wp14="http://schemas.microsoft.com/office/word/2010/wordprocessingDrawing" xmlns:wp="http://schemas.openxmlformats.org/drawingml/2006/wordprocessingDrawing" xmlns:w10="urn:schemas-microsoft-com:office:word" xmlns:w="http://schemas.openxmlformats.org/wordprocessingml/2006/main" xmlns:w14="http://schemas.microsoft.com/office/word/2010/wordml" xmlns:w15="http://schemas.microsoft.com/office/word/2012/wordml" xmlns:w16cex="http://schemas.microsoft.com/office/word/2018/wordml/cex" xmlns:w16cid="http://schemas.microsoft.com/office/word/2016/wordml/cid" xmlns:w16="http://schemas.microsoft.com/office/word/2018/wordml" xmlns:w16sdtdh="http://schemas.microsoft.com/office/word/2020/wordml/sdtdatahash" xmlns:w16se="http://schemas.microsoft.com/office/word/2015/wordml/symex" xmlns:wpg="http://schemas.microsoft.com/office/word/2010/wordprocessingGroup" xmlns:wpi="http://schemas.microsoft.com/office/word/2010/wordprocessingInk" xmlns:wne="http://schemas.microsoft.com/office/word/2006/wordml" xmlns:wps="http://schemas.microsoft.com/office/word/2010/wordprocessingShape" mc:Ignorable="w14 w15 w16se w16cid w16 w16cex w16sdtdh wp14">
   <w:p>
     <w:pPr>
       <w:spacing w:after="0" w:line="259" w:lineRule="auto"/>
@@ -15831,14 +16265,27 @@
                               <w:ind w:left="0" w:right="0" w:firstLine="0"/>
                               <w:jc w:val="left"/>
                             </w:pPr>
-                            <w:fldSimple w:instr=" NUMPAGES   \* MERGEFORMAT ">
-                              <w:r>
-                                <w:rPr>
-                                  <w:sz w:val="18"/>
-                                </w:rPr>
-                                <w:t>9</w:t>
-                              </w:r>
-                            </w:fldSimple>
+                            <w:r>
+                              <w:fldChar w:fldCharType="begin"/>
+                            </w:r>
+                            <w:r>
+                              <w:instrText xml:space="preserve"> NUMPAGES   \* MERGEFORMAT </w:instrText>
+                            </w:r>
+                            <w:r>
+                              <w:fldChar w:fldCharType="separate"/>
+                            </w:r>
+                            <w:r>
+                              <w:rPr>
+                                <w:sz w:val="18"/>
+                              </w:rPr>
+                              <w:t>9</w:t>
+                            </w:r>
+                            <w:r>
+                              <w:rPr>
+                                <w:sz w:val="18"/>
+                              </w:rPr>
+                              <w:fldChar w:fldCharType="end"/>
+                            </w:r>
                           </w:p>
                         </w:txbxContent>
                       </wps:txbx>
@@ -16094,14 +16541,27 @@
                         <w:ind w:left="0" w:right="0" w:firstLine="0"/>
                         <w:jc w:val="left"/>
                       </w:pPr>
-                      <w:fldSimple w:instr=" NUMPAGES   \* MERGEFORMAT ">
-                        <w:r>
-                          <w:rPr>
-                            <w:sz w:val="18"/>
-                          </w:rPr>
-                          <w:t>9</w:t>
-                        </w:r>
-                      </w:fldSimple>
+                      <w:r>
+                        <w:fldChar w:fldCharType="begin"/>
+                      </w:r>
+                      <w:r>
+                        <w:instrText xml:space="preserve"> NUMPAGES   \* MERGEFORMAT </w:instrText>
+                      </w:r>
+                      <w:r>
+                        <w:fldChar w:fldCharType="separate"/>
+                      </w:r>
+                      <w:r>
+                        <w:rPr>
+                          <w:sz w:val="18"/>
+                        </w:rPr>
+                        <w:t>9</w:t>
+                      </w:r>
+                      <w:r>
+                        <w:rPr>
+                          <w:sz w:val="18"/>
+                        </w:rPr>
+                        <w:fldChar w:fldCharType="end"/>
+                      </w:r>
                     </w:p>
                   </w:txbxContent>
                 </v:textbox>
@@ -16181,7 +16641,7 @@
 </file>
 
 <file path=word/header4.xml><?xml version="1.0" encoding="utf-8"?>
-<w:hdr xmlns:wpc="http://schemas.microsoft.com/office/word/2010/wordprocessingCanvas" xmlns:cx="http://schemas.microsoft.com/office/drawing/2014/chartex" xmlns:cx1="http://schemas.microsoft.com/office/drawing/2015/9/8/chartex" xmlns:cx2="http://schemas.microsoft.com/office/drawing/2015/10/21/chartex" xmlns:cx3="http://schemas.microsoft.com/office/drawing/2016/5/9/chartex" xmlns:cx4="http://schemas.microsoft.com/office/drawing/2016/5/10/chartex" xmlns:cx5="http://schemas.microsoft.com/office/drawing/2016/5/11/chartex" xmlns:cx6="http://schemas.microsoft.com/office/drawing/2016/5/12/chartex" xmlns:cx7="http://schemas.microsoft.com/office/drawing/2016/5/13/chartex" xmlns:cx8="http://schemas.microsoft.com/office/drawing/2016/5/14/chartex" xmlns:mc="http://schemas.openxmlformats.org/markup-compatibility/2006" xmlns:aink="http://schemas.microsoft.com/office/drawing/2016/ink" xmlns:am3d="http://schemas.microsoft.com/office/drawing/2017/model3d" xmlns:o="urn:schemas-microsoft-com:office:office" xmlns:oel="http://schemas.microsoft.com/office/2019/extlst" xmlns:r="http://schemas.openxmlformats.org/officeDocument/2006/relationships" xmlns:m="http://schemas.openxmlformats.org/officeDocument/2006/math" xmlns:v="urn:schemas-microsoft-com:vml" xmlns:wp14="http://schemas.microsoft.com/office/word/2010/wordprocessingDrawing" xmlns:wp="http://schemas.openxmlformats.org/drawingml/2006/wordprocessingDrawing" xmlns:w10="urn:schemas-microsoft-com:office:word" xmlns:w="http://schemas.openxmlformats.org/wordprocessingml/2006/main" xmlns:w14="http://schemas.microsoft.com/office/word/2010/wordml" xmlns:w15="http://schemas.microsoft.com/office/word/2012/wordml" xmlns:w16cex="http://schemas.microsoft.com/office/word/2018/wordml/cex" xmlns:w16cid="http://schemas.microsoft.com/office/word/2016/wordml/cid" xmlns:w16="http://schemas.microsoft.com/office/word/2018/wordml" xmlns:w16du="http://schemas.microsoft.com/office/word/2023/wordml/word16du" xmlns:w16sdtdh="http://schemas.microsoft.com/office/word/2020/wordml/sdtdatahash" xmlns:w16sdtfl="http://schemas.microsoft.com/office/word/2024/wordml/sdtformatlock" xmlns:w16se="http://schemas.microsoft.com/office/word/2015/wordml/symex" xmlns:wpg="http://schemas.microsoft.com/office/word/2010/wordprocessingGroup" xmlns:wpi="http://schemas.microsoft.com/office/word/2010/wordprocessingInk" xmlns:wne="http://schemas.microsoft.com/office/word/2006/wordml" xmlns:wps="http://schemas.microsoft.com/office/word/2010/wordprocessingShape" mc:Ignorable="w14 w15 w16se w16cid w16 w16cex w16sdtdh w16sdtfl w16du wp14">
+<w:hdr xmlns:wpc="http://schemas.microsoft.com/office/word/2010/wordprocessingCanvas" xmlns:cx="http://schemas.microsoft.com/office/drawing/2014/chartex" xmlns:cx1="http://schemas.microsoft.com/office/drawing/2015/9/8/chartex" xmlns:cx2="http://schemas.microsoft.com/office/drawing/2015/10/21/chartex" xmlns:cx3="http://schemas.microsoft.com/office/drawing/2016/5/9/chartex" xmlns:cx4="http://schemas.microsoft.com/office/drawing/2016/5/10/chartex" xmlns:cx5="http://schemas.microsoft.com/office/drawing/2016/5/11/chartex" xmlns:cx6="http://schemas.microsoft.com/office/drawing/2016/5/12/chartex" xmlns:cx7="http://schemas.microsoft.com/office/drawing/2016/5/13/chartex" xmlns:cx8="http://schemas.microsoft.com/office/drawing/2016/5/14/chartex" xmlns:mc="http://schemas.openxmlformats.org/markup-compatibility/2006" xmlns:aink="http://schemas.microsoft.com/office/drawing/2016/ink" xmlns:am3d="http://schemas.microsoft.com/office/drawing/2017/model3d" xmlns:o="urn:schemas-microsoft-com:office:office" xmlns:oel="http://schemas.microsoft.com/office/2019/extlst" xmlns:r="http://schemas.openxmlformats.org/officeDocument/2006/relationships" xmlns:m="http://schemas.openxmlformats.org/officeDocument/2006/math" xmlns:v="urn:schemas-microsoft-com:vml" xmlns:wp14="http://schemas.microsoft.com/office/word/2010/wordprocessingDrawing" xmlns:wp="http://schemas.openxmlformats.org/drawingml/2006/wordprocessingDrawing" xmlns:w10="urn:schemas-microsoft-com:office:word" xmlns:w="http://schemas.openxmlformats.org/wordprocessingml/2006/main" xmlns:w14="http://schemas.microsoft.com/office/word/2010/wordml" xmlns:w15="http://schemas.microsoft.com/office/word/2012/wordml" xmlns:w16cex="http://schemas.microsoft.com/office/word/2018/wordml/cex" xmlns:w16cid="http://schemas.microsoft.com/office/word/2016/wordml/cid" xmlns:w16="http://schemas.microsoft.com/office/word/2018/wordml" xmlns:w16sdtdh="http://schemas.microsoft.com/office/word/2020/wordml/sdtdatahash" xmlns:w16se="http://schemas.microsoft.com/office/word/2015/wordml/symex" xmlns:wpg="http://schemas.microsoft.com/office/word/2010/wordprocessingGroup" xmlns:wpi="http://schemas.microsoft.com/office/word/2010/wordprocessingInk" xmlns:wne="http://schemas.microsoft.com/office/word/2006/wordml" xmlns:wps="http://schemas.microsoft.com/office/word/2010/wordprocessingShape" mc:Ignorable="w14 w15 w16se w16cid w16 w16cex w16sdtdh wp14">
   <w:p>
     <w:pPr>
       <w:spacing w:after="0" w:line="259" w:lineRule="auto"/>
@@ -16404,14 +16864,27 @@
                               <w:ind w:left="0" w:right="0" w:firstLine="0"/>
                               <w:jc w:val="left"/>
                             </w:pPr>
-                            <w:fldSimple w:instr=" NUMPAGES   \* MERGEFORMAT ">
-                              <w:r>
-                                <w:rPr>
-                                  <w:sz w:val="18"/>
-                                </w:rPr>
-                                <w:t>9</w:t>
-                              </w:r>
-                            </w:fldSimple>
+                            <w:r>
+                              <w:fldChar w:fldCharType="begin"/>
+                            </w:r>
+                            <w:r>
+                              <w:instrText xml:space="preserve"> NUMPAGES   \* MERGEFORMAT </w:instrText>
+                            </w:r>
+                            <w:r>
+                              <w:fldChar w:fldCharType="separate"/>
+                            </w:r>
+                            <w:r>
+                              <w:rPr>
+                                <w:sz w:val="18"/>
+                              </w:rPr>
+                              <w:t>9</w:t>
+                            </w:r>
+                            <w:r>
+                              <w:rPr>
+                                <w:sz w:val="18"/>
+                              </w:rPr>
+                              <w:fldChar w:fldCharType="end"/>
+                            </w:r>
                           </w:p>
                         </w:txbxContent>
                       </wps:txbx>
@@ -16667,14 +17140,27 @@
                         <w:ind w:left="0" w:right="0" w:firstLine="0"/>
                         <w:jc w:val="left"/>
                       </w:pPr>
-                      <w:fldSimple w:instr=" NUMPAGES   \* MERGEFORMAT ">
-                        <w:r>
-                          <w:rPr>
-                            <w:sz w:val="18"/>
-                          </w:rPr>
-                          <w:t>9</w:t>
-                        </w:r>
-                      </w:fldSimple>
+                      <w:r>
+                        <w:fldChar w:fldCharType="begin"/>
+                      </w:r>
+                      <w:r>
+                        <w:instrText xml:space="preserve"> NUMPAGES   \* MERGEFORMAT </w:instrText>
+                      </w:r>
+                      <w:r>
+                        <w:fldChar w:fldCharType="separate"/>
+                      </w:r>
+                      <w:r>
+                        <w:rPr>
+                          <w:sz w:val="18"/>
+                        </w:rPr>
+                        <w:t>9</w:t>
+                      </w:r>
+                      <w:r>
+                        <w:rPr>
+                          <w:sz w:val="18"/>
+                        </w:rPr>
+                        <w:fldChar w:fldCharType="end"/>
+                      </w:r>
                     </w:p>
                   </w:txbxContent>
                 </v:textbox>
@@ -16754,7 +17240,7 @@
 </file>
 
 <file path=word/header5.xml><?xml version="1.0" encoding="utf-8"?>
-<w:hdr xmlns:wpc="http://schemas.microsoft.com/office/word/2010/wordprocessingCanvas" xmlns:cx="http://schemas.microsoft.com/office/drawing/2014/chartex" xmlns:cx1="http://schemas.microsoft.com/office/drawing/2015/9/8/chartex" xmlns:cx2="http://schemas.microsoft.com/office/drawing/2015/10/21/chartex" xmlns:cx3="http://schemas.microsoft.com/office/drawing/2016/5/9/chartex" xmlns:cx4="http://schemas.microsoft.com/office/drawing/2016/5/10/chartex" xmlns:cx5="http://schemas.microsoft.com/office/drawing/2016/5/11/chartex" xmlns:cx6="http://schemas.microsoft.com/office/drawing/2016/5/12/chartex" xmlns:cx7="http://schemas.microsoft.com/office/drawing/2016/5/13/chartex" xmlns:cx8="http://schemas.microsoft.com/office/drawing/2016/5/14/chartex" xmlns:mc="http://schemas.openxmlformats.org/markup-compatibility/2006" xmlns:aink="http://schemas.microsoft.com/office/drawing/2016/ink" xmlns:am3d="http://schemas.microsoft.com/office/drawing/2017/model3d" xmlns:o="urn:schemas-microsoft-com:office:office" xmlns:oel="http://schemas.microsoft.com/office/2019/extlst" xmlns:r="http://schemas.openxmlformats.org/officeDocument/2006/relationships" xmlns:m="http://schemas.openxmlformats.org/officeDocument/2006/math" xmlns:v="urn:schemas-microsoft-com:vml" xmlns:wp14="http://schemas.microsoft.com/office/word/2010/wordprocessingDrawing" xmlns:wp="http://schemas.openxmlformats.org/drawingml/2006/wordprocessingDrawing" xmlns:w10="urn:schemas-microsoft-com:office:word" xmlns:w="http://schemas.openxmlformats.org/wordprocessingml/2006/main" xmlns:w14="http://schemas.microsoft.com/office/word/2010/wordml" xmlns:w15="http://schemas.microsoft.com/office/word/2012/wordml" xmlns:w16cex="http://schemas.microsoft.com/office/word/2018/wordml/cex" xmlns:w16cid="http://schemas.microsoft.com/office/word/2016/wordml/cid" xmlns:w16="http://schemas.microsoft.com/office/word/2018/wordml" xmlns:w16du="http://schemas.microsoft.com/office/word/2023/wordml/word16du" xmlns:w16sdtdh="http://schemas.microsoft.com/office/word/2020/wordml/sdtdatahash" xmlns:w16sdtfl="http://schemas.microsoft.com/office/word/2024/wordml/sdtformatlock" xmlns:w16se="http://schemas.microsoft.com/office/word/2015/wordml/symex" xmlns:wpg="http://schemas.microsoft.com/office/word/2010/wordprocessingGroup" xmlns:wpi="http://schemas.microsoft.com/office/word/2010/wordprocessingInk" xmlns:wne="http://schemas.microsoft.com/office/word/2006/wordml" xmlns:wps="http://schemas.microsoft.com/office/word/2010/wordprocessingShape" mc:Ignorable="w14 w15 w16se w16cid w16 w16cex w16sdtdh w16sdtfl w16du wp14">
+<w:hdr xmlns:wpc="http://schemas.microsoft.com/office/word/2010/wordprocessingCanvas" xmlns:cx="http://schemas.microsoft.com/office/drawing/2014/chartex" xmlns:cx1="http://schemas.microsoft.com/office/drawing/2015/9/8/chartex" xmlns:cx2="http://schemas.microsoft.com/office/drawing/2015/10/21/chartex" xmlns:cx3="http://schemas.microsoft.com/office/drawing/2016/5/9/chartex" xmlns:cx4="http://schemas.microsoft.com/office/drawing/2016/5/10/chartex" xmlns:cx5="http://schemas.microsoft.com/office/drawing/2016/5/11/chartex" xmlns:cx6="http://schemas.microsoft.com/office/drawing/2016/5/12/chartex" xmlns:cx7="http://schemas.microsoft.com/office/drawing/2016/5/13/chartex" xmlns:cx8="http://schemas.microsoft.com/office/drawing/2016/5/14/chartex" xmlns:mc="http://schemas.openxmlformats.org/markup-compatibility/2006" xmlns:aink="http://schemas.microsoft.com/office/drawing/2016/ink" xmlns:am3d="http://schemas.microsoft.com/office/drawing/2017/model3d" xmlns:o="urn:schemas-microsoft-com:office:office" xmlns:oel="http://schemas.microsoft.com/office/2019/extlst" xmlns:r="http://schemas.openxmlformats.org/officeDocument/2006/relationships" xmlns:m="http://schemas.openxmlformats.org/officeDocument/2006/math" xmlns:v="urn:schemas-microsoft-com:vml" xmlns:wp14="http://schemas.microsoft.com/office/word/2010/wordprocessingDrawing" xmlns:wp="http://schemas.openxmlformats.org/drawingml/2006/wordprocessingDrawing" xmlns:w10="urn:schemas-microsoft-com:office:word" xmlns:w="http://schemas.openxmlformats.org/wordprocessingml/2006/main" xmlns:w14="http://schemas.microsoft.com/office/word/2010/wordml" xmlns:w15="http://schemas.microsoft.com/office/word/2012/wordml" xmlns:w16cex="http://schemas.microsoft.com/office/word/2018/wordml/cex" xmlns:w16cid="http://schemas.microsoft.com/office/word/2016/wordml/cid" xmlns:w16="http://schemas.microsoft.com/office/word/2018/wordml" xmlns:w16sdtdh="http://schemas.microsoft.com/office/word/2020/wordml/sdtdatahash" xmlns:w16se="http://schemas.microsoft.com/office/word/2015/wordml/symex" xmlns:wpg="http://schemas.microsoft.com/office/word/2010/wordprocessingGroup" xmlns:wpi="http://schemas.microsoft.com/office/word/2010/wordprocessingInk" xmlns:wne="http://schemas.microsoft.com/office/word/2006/wordml" xmlns:wps="http://schemas.microsoft.com/office/word/2010/wordprocessingShape" mc:Ignorable="w14 w15 w16se w16cid w16 w16cex w16sdtdh wp14">
   <w:p>
     <w:pPr>
       <w:spacing w:after="0" w:line="259" w:lineRule="auto"/>
@@ -16977,14 +17463,27 @@
                               <w:ind w:left="0" w:right="0" w:firstLine="0"/>
                               <w:jc w:val="left"/>
                             </w:pPr>
-                            <w:fldSimple w:instr=" NUMPAGES   \* MERGEFORMAT ">
-                              <w:r>
-                                <w:rPr>
-                                  <w:sz w:val="18"/>
-                                </w:rPr>
-                                <w:t>9</w:t>
-                              </w:r>
-                            </w:fldSimple>
+                            <w:r>
+                              <w:fldChar w:fldCharType="begin"/>
+                            </w:r>
+                            <w:r>
+                              <w:instrText xml:space="preserve"> NUMPAGES   \* MERGEFORMAT </w:instrText>
+                            </w:r>
+                            <w:r>
+                              <w:fldChar w:fldCharType="separate"/>
+                            </w:r>
+                            <w:r>
+                              <w:rPr>
+                                <w:sz w:val="18"/>
+                              </w:rPr>
+                              <w:t>9</w:t>
+                            </w:r>
+                            <w:r>
+                              <w:rPr>
+                                <w:sz w:val="18"/>
+                              </w:rPr>
+                              <w:fldChar w:fldCharType="end"/>
+                            </w:r>
                           </w:p>
                         </w:txbxContent>
                       </wps:txbx>
@@ -17240,14 +17739,27 @@
                         <w:ind w:left="0" w:right="0" w:firstLine="0"/>
                         <w:jc w:val="left"/>
                       </w:pPr>
-                      <w:fldSimple w:instr=" NUMPAGES   \* MERGEFORMAT ">
-                        <w:r>
-                          <w:rPr>
-                            <w:sz w:val="18"/>
-                          </w:rPr>
-                          <w:t>9</w:t>
-                        </w:r>
-                      </w:fldSimple>
+                      <w:r>
+                        <w:fldChar w:fldCharType="begin"/>
+                      </w:r>
+                      <w:r>
+                        <w:instrText xml:space="preserve"> NUMPAGES   \* MERGEFORMAT </w:instrText>
+                      </w:r>
+                      <w:r>
+                        <w:fldChar w:fldCharType="separate"/>
+                      </w:r>
+                      <w:r>
+                        <w:rPr>
+                          <w:sz w:val="18"/>
+                        </w:rPr>
+                        <w:t>9</w:t>
+                      </w:r>
+                      <w:r>
+                        <w:rPr>
+                          <w:sz w:val="18"/>
+                        </w:rPr>
+                        <w:fldChar w:fldCharType="end"/>
+                      </w:r>
                     </w:p>
                   </w:txbxContent>
                 </v:textbox>
@@ -17327,7 +17839,7 @@
 </file>
 
 <file path=word/header6.xml><?xml version="1.0" encoding="utf-8"?>
-<w:hdr xmlns:wpc="http://schemas.microsoft.com/office/word/2010/wordprocessingCanvas" xmlns:cx="http://schemas.microsoft.com/office/drawing/2014/chartex" xmlns:cx1="http://schemas.microsoft.com/office/drawing/2015/9/8/chartex" xmlns:cx2="http://schemas.microsoft.com/office/drawing/2015/10/21/chartex" xmlns:cx3="http://schemas.microsoft.com/office/drawing/2016/5/9/chartex" xmlns:cx4="http://schemas.microsoft.com/office/drawing/2016/5/10/chartex" xmlns:cx5="http://schemas.microsoft.com/office/drawing/2016/5/11/chartex" xmlns:cx6="http://schemas.microsoft.com/office/drawing/2016/5/12/chartex" xmlns:cx7="http://schemas.microsoft.com/office/drawing/2016/5/13/chartex" xmlns:cx8="http://schemas.microsoft.com/office/drawing/2016/5/14/chartex" xmlns:mc="http://schemas.openxmlformats.org/markup-compatibility/2006" xmlns:aink="http://schemas.microsoft.com/office/drawing/2016/ink" xmlns:am3d="http://schemas.microsoft.com/office/drawing/2017/model3d" xmlns:o="urn:schemas-microsoft-com:office:office" xmlns:oel="http://schemas.microsoft.com/office/2019/extlst" xmlns:r="http://schemas.openxmlformats.org/officeDocument/2006/relationships" xmlns:m="http://schemas.openxmlformats.org/officeDocument/2006/math" xmlns:v="urn:schemas-microsoft-com:vml" xmlns:wp14="http://schemas.microsoft.com/office/word/2010/wordprocessingDrawing" xmlns:wp="http://schemas.openxmlformats.org/drawingml/2006/wordprocessingDrawing" xmlns:w10="urn:schemas-microsoft-com:office:word" xmlns:w="http://schemas.openxmlformats.org/wordprocessingml/2006/main" xmlns:w14="http://schemas.microsoft.com/office/word/2010/wordml" xmlns:w15="http://schemas.microsoft.com/office/word/2012/wordml" xmlns:w16cex="http://schemas.microsoft.com/office/word/2018/wordml/cex" xmlns:w16cid="http://schemas.microsoft.com/office/word/2016/wordml/cid" xmlns:w16="http://schemas.microsoft.com/office/word/2018/wordml" xmlns:w16du="http://schemas.microsoft.com/office/word/2023/wordml/word16du" xmlns:w16sdtdh="http://schemas.microsoft.com/office/word/2020/wordml/sdtdatahash" xmlns:w16sdtfl="http://schemas.microsoft.com/office/word/2024/wordml/sdtformatlock" xmlns:w16se="http://schemas.microsoft.com/office/word/2015/wordml/symex" xmlns:wpg="http://schemas.microsoft.com/office/word/2010/wordprocessingGroup" xmlns:wpi="http://schemas.microsoft.com/office/word/2010/wordprocessingInk" xmlns:wne="http://schemas.microsoft.com/office/word/2006/wordml" xmlns:wps="http://schemas.microsoft.com/office/word/2010/wordprocessingShape" mc:Ignorable="w14 w15 w16se w16cid w16 w16cex w16sdtdh w16sdtfl w16du wp14">
+<w:hdr xmlns:wpc="http://schemas.microsoft.com/office/word/2010/wordprocessingCanvas" xmlns:cx="http://schemas.microsoft.com/office/drawing/2014/chartex" xmlns:cx1="http://schemas.microsoft.com/office/drawing/2015/9/8/chartex" xmlns:cx2="http://schemas.microsoft.com/office/drawing/2015/10/21/chartex" xmlns:cx3="http://schemas.microsoft.com/office/drawing/2016/5/9/chartex" xmlns:cx4="http://schemas.microsoft.com/office/drawing/2016/5/10/chartex" xmlns:cx5="http://schemas.microsoft.com/office/drawing/2016/5/11/chartex" xmlns:cx6="http://schemas.microsoft.com/office/drawing/2016/5/12/chartex" xmlns:cx7="http://schemas.microsoft.com/office/drawing/2016/5/13/chartex" xmlns:cx8="http://schemas.microsoft.com/office/drawing/2016/5/14/chartex" xmlns:mc="http://schemas.openxmlformats.org/markup-compatibility/2006" xmlns:aink="http://schemas.microsoft.com/office/drawing/2016/ink" xmlns:am3d="http://schemas.microsoft.com/office/drawing/2017/model3d" xmlns:o="urn:schemas-microsoft-com:office:office" xmlns:oel="http://schemas.microsoft.com/office/2019/extlst" xmlns:r="http://schemas.openxmlformats.org/officeDocument/2006/relationships" xmlns:m="http://schemas.openxmlformats.org/officeDocument/2006/math" xmlns:v="urn:schemas-microsoft-com:vml" xmlns:wp14="http://schemas.microsoft.com/office/word/2010/wordprocessingDrawing" xmlns:wp="http://schemas.openxmlformats.org/drawingml/2006/wordprocessingDrawing" xmlns:w10="urn:schemas-microsoft-com:office:word" xmlns:w="http://schemas.openxmlformats.org/wordprocessingml/2006/main" xmlns:w14="http://schemas.microsoft.com/office/word/2010/wordml" xmlns:w15="http://schemas.microsoft.com/office/word/2012/wordml" xmlns:w16cex="http://schemas.microsoft.com/office/word/2018/wordml/cex" xmlns:w16cid="http://schemas.microsoft.com/office/word/2016/wordml/cid" xmlns:w16="http://schemas.microsoft.com/office/word/2018/wordml" xmlns:w16sdtdh="http://schemas.microsoft.com/office/word/2020/wordml/sdtdatahash" xmlns:w16se="http://schemas.microsoft.com/office/word/2015/wordml/symex" xmlns:wpg="http://schemas.microsoft.com/office/word/2010/wordprocessingGroup" xmlns:wpi="http://schemas.microsoft.com/office/word/2010/wordprocessingInk" xmlns:wne="http://schemas.microsoft.com/office/word/2006/wordml" xmlns:wps="http://schemas.microsoft.com/office/word/2010/wordprocessingShape" mc:Ignorable="w14 w15 w16se w16cid w16 w16cex w16sdtdh wp14">
   <w:p>
     <w:pPr>
       <w:spacing w:after="0" w:line="259" w:lineRule="auto"/>
@@ -17550,14 +18062,27 @@
                               <w:ind w:left="0" w:right="0" w:firstLine="0"/>
                               <w:jc w:val="left"/>
                             </w:pPr>
-                            <w:fldSimple w:instr=" NUMPAGES   \* MERGEFORMAT ">
-                              <w:r>
-                                <w:rPr>
-                                  <w:sz w:val="18"/>
-                                </w:rPr>
-                                <w:t>9</w:t>
-                              </w:r>
-                            </w:fldSimple>
+                            <w:r>
+                              <w:fldChar w:fldCharType="begin"/>
+                            </w:r>
+                            <w:r>
+                              <w:instrText xml:space="preserve"> NUMPAGES   \* MERGEFORMAT </w:instrText>
+                            </w:r>
+                            <w:r>
+                              <w:fldChar w:fldCharType="separate"/>
+                            </w:r>
+                            <w:r>
+                              <w:rPr>
+                                <w:sz w:val="18"/>
+                              </w:rPr>
+                              <w:t>9</w:t>
+                            </w:r>
+                            <w:r>
+                              <w:rPr>
+                                <w:sz w:val="18"/>
+                              </w:rPr>
+                              <w:fldChar w:fldCharType="end"/>
+                            </w:r>
                           </w:p>
                         </w:txbxContent>
                       </wps:txbx>
@@ -17813,14 +18338,27 @@
                         <w:ind w:left="0" w:right="0" w:firstLine="0"/>
                         <w:jc w:val="left"/>
                       </w:pPr>
-                      <w:fldSimple w:instr=" NUMPAGES   \* MERGEFORMAT ">
-                        <w:r>
-                          <w:rPr>
-                            <w:sz w:val="18"/>
-                          </w:rPr>
-                          <w:t>9</w:t>
-                        </w:r>
-                      </w:fldSimple>
+                      <w:r>
+                        <w:fldChar w:fldCharType="begin"/>
+                      </w:r>
+                      <w:r>
+                        <w:instrText xml:space="preserve"> NUMPAGES   \* MERGEFORMAT </w:instrText>
+                      </w:r>
+                      <w:r>
+                        <w:fldChar w:fldCharType="separate"/>
+                      </w:r>
+                      <w:r>
+                        <w:rPr>
+                          <w:sz w:val="18"/>
+                        </w:rPr>
+                        <w:t>9</w:t>
+                      </w:r>
+                      <w:r>
+                        <w:rPr>
+                          <w:sz w:val="18"/>
+                        </w:rPr>
+                        <w:fldChar w:fldCharType="end"/>
+                      </w:r>
                     </w:p>
                   </w:txbxContent>
                 </v:textbox>
@@ -17900,7 +18438,7 @@
 </file>
 
 <file path=word/header7.xml><?xml version="1.0" encoding="utf-8"?>
-<w:hdr xmlns:wpc="http://schemas.microsoft.com/office/word/2010/wordprocessingCanvas" xmlns:cx="http://schemas.microsoft.com/office/drawing/2014/chartex" xmlns:cx1="http://schemas.microsoft.com/office/drawing/2015/9/8/chartex" xmlns:cx2="http://schemas.microsoft.com/office/drawing/2015/10/21/chartex" xmlns:cx3="http://schemas.microsoft.com/office/drawing/2016/5/9/chartex" xmlns:cx4="http://schemas.microsoft.com/office/drawing/2016/5/10/chartex" xmlns:cx5="http://schemas.microsoft.com/office/drawing/2016/5/11/chartex" xmlns:cx6="http://schemas.microsoft.com/office/drawing/2016/5/12/chartex" xmlns:cx7="http://schemas.microsoft.com/office/drawing/2016/5/13/chartex" xmlns:cx8="http://schemas.microsoft.com/office/drawing/2016/5/14/chartex" xmlns:mc="http://schemas.openxmlformats.org/markup-compatibility/2006" xmlns:aink="http://schemas.microsoft.com/office/drawing/2016/ink" xmlns:am3d="http://schemas.microsoft.com/office/drawing/2017/model3d" xmlns:o="urn:schemas-microsoft-com:office:office" xmlns:oel="http://schemas.microsoft.com/office/2019/extlst" xmlns:r="http://schemas.openxmlformats.org/officeDocument/2006/relationships" xmlns:m="http://schemas.openxmlformats.org/officeDocument/2006/math" xmlns:v="urn:schemas-microsoft-com:vml" xmlns:wp14="http://schemas.microsoft.com/office/word/2010/wordprocessingDrawing" xmlns:wp="http://schemas.openxmlformats.org/drawingml/2006/wordprocessingDrawing" xmlns:w10="urn:schemas-microsoft-com:office:word" xmlns:w="http://schemas.openxmlformats.org/wordprocessingml/2006/main" xmlns:w14="http://schemas.microsoft.com/office/word/2010/wordml" xmlns:w15="http://schemas.microsoft.com/office/word/2012/wordml" xmlns:w16cex="http://schemas.microsoft.com/office/word/2018/wordml/cex" xmlns:w16cid="http://schemas.microsoft.com/office/word/2016/wordml/cid" xmlns:w16="http://schemas.microsoft.com/office/word/2018/wordml" xmlns:w16du="http://schemas.microsoft.com/office/word/2023/wordml/word16du" xmlns:w16sdtdh="http://schemas.microsoft.com/office/word/2020/wordml/sdtdatahash" xmlns:w16sdtfl="http://schemas.microsoft.com/office/word/2024/wordml/sdtformatlock" xmlns:w16se="http://schemas.microsoft.com/office/word/2015/wordml/symex" xmlns:wpg="http://schemas.microsoft.com/office/word/2010/wordprocessingGroup" xmlns:wpi="http://schemas.microsoft.com/office/word/2010/wordprocessingInk" xmlns:wne="http://schemas.microsoft.com/office/word/2006/wordml" xmlns:wps="http://schemas.microsoft.com/office/word/2010/wordprocessingShape" mc:Ignorable="w14 w15 w16se w16cid w16 w16cex w16sdtdh w16sdtfl w16du wp14">
+<w:hdr xmlns:wpc="http://schemas.microsoft.com/office/word/2010/wordprocessingCanvas" xmlns:cx="http://schemas.microsoft.com/office/drawing/2014/chartex" xmlns:cx1="http://schemas.microsoft.com/office/drawing/2015/9/8/chartex" xmlns:cx2="http://schemas.microsoft.com/office/drawing/2015/10/21/chartex" xmlns:cx3="http://schemas.microsoft.com/office/drawing/2016/5/9/chartex" xmlns:cx4="http://schemas.microsoft.com/office/drawing/2016/5/10/chartex" xmlns:cx5="http://schemas.microsoft.com/office/drawing/2016/5/11/chartex" xmlns:cx6="http://schemas.microsoft.com/office/drawing/2016/5/12/chartex" xmlns:cx7="http://schemas.microsoft.com/office/drawing/2016/5/13/chartex" xmlns:cx8="http://schemas.microsoft.com/office/drawing/2016/5/14/chartex" xmlns:mc="http://schemas.openxmlformats.org/markup-compatibility/2006" xmlns:aink="http://schemas.microsoft.com/office/drawing/2016/ink" xmlns:am3d="http://schemas.microsoft.com/office/drawing/2017/model3d" xmlns:o="urn:schemas-microsoft-com:office:office" xmlns:oel="http://schemas.microsoft.com/office/2019/extlst" xmlns:r="http://schemas.openxmlformats.org/officeDocument/2006/relationships" xmlns:m="http://schemas.openxmlformats.org/officeDocument/2006/math" xmlns:v="urn:schemas-microsoft-com:vml" xmlns:wp14="http://schemas.microsoft.com/office/word/2010/wordprocessingDrawing" xmlns:wp="http://schemas.openxmlformats.org/drawingml/2006/wordprocessingDrawing" xmlns:w10="urn:schemas-microsoft-com:office:word" xmlns:w="http://schemas.openxmlformats.org/wordprocessingml/2006/main" xmlns:w14="http://schemas.microsoft.com/office/word/2010/wordml" xmlns:w15="http://schemas.microsoft.com/office/word/2012/wordml" xmlns:w16cex="http://schemas.microsoft.com/office/word/2018/wordml/cex" xmlns:w16cid="http://schemas.microsoft.com/office/word/2016/wordml/cid" xmlns:w16="http://schemas.microsoft.com/office/word/2018/wordml" xmlns:w16sdtdh="http://schemas.microsoft.com/office/word/2020/wordml/sdtdatahash" xmlns:w16se="http://schemas.microsoft.com/office/word/2015/wordml/symex" xmlns:wpg="http://schemas.microsoft.com/office/word/2010/wordprocessingGroup" xmlns:wpi="http://schemas.microsoft.com/office/word/2010/wordprocessingInk" xmlns:wne="http://schemas.microsoft.com/office/word/2006/wordml" xmlns:wps="http://schemas.microsoft.com/office/word/2010/wordprocessingShape" mc:Ignorable="w14 w15 w16se w16cid w16 w16cex w16sdtdh wp14">
   <w:p>
     <w:pPr>
       <w:spacing w:after="0" w:line="259" w:lineRule="auto"/>
@@ -18123,14 +18661,27 @@
                               <w:ind w:left="0" w:right="0" w:firstLine="0"/>
                               <w:jc w:val="left"/>
                             </w:pPr>
-                            <w:fldSimple w:instr=" NUMPAGES   \* MERGEFORMAT ">
-                              <w:r>
-                                <w:rPr>
-                                  <w:sz w:val="18"/>
-                                </w:rPr>
-                                <w:t>9</w:t>
-                              </w:r>
-                            </w:fldSimple>
+                            <w:r>
+                              <w:fldChar w:fldCharType="begin"/>
+                            </w:r>
+                            <w:r>
+                              <w:instrText xml:space="preserve"> NUMPAGES   \* MERGEFORMAT </w:instrText>
+                            </w:r>
+                            <w:r>
+                              <w:fldChar w:fldCharType="separate"/>
+                            </w:r>
+                            <w:r>
+                              <w:rPr>
+                                <w:sz w:val="18"/>
+                              </w:rPr>
+                              <w:t>9</w:t>
+                            </w:r>
+                            <w:r>
+                              <w:rPr>
+                                <w:sz w:val="18"/>
+                              </w:rPr>
+                              <w:fldChar w:fldCharType="end"/>
+                            </w:r>
                           </w:p>
                         </w:txbxContent>
                       </wps:txbx>
@@ -18386,14 +18937,27 @@
                         <w:ind w:left="0" w:right="0" w:firstLine="0"/>
                         <w:jc w:val="left"/>
                       </w:pPr>
-                      <w:fldSimple w:instr=" NUMPAGES   \* MERGEFORMAT ">
-                        <w:r>
-                          <w:rPr>
-                            <w:sz w:val="18"/>
-                          </w:rPr>
-                          <w:t>9</w:t>
-                        </w:r>
-                      </w:fldSimple>
+                      <w:r>
+                        <w:fldChar w:fldCharType="begin"/>
+                      </w:r>
+                      <w:r>
+                        <w:instrText xml:space="preserve"> NUMPAGES   \* MERGEFORMAT </w:instrText>
+                      </w:r>
+                      <w:r>
+                        <w:fldChar w:fldCharType="separate"/>
+                      </w:r>
+                      <w:r>
+                        <w:rPr>
+                          <w:sz w:val="18"/>
+                        </w:rPr>
+                        <w:t>9</w:t>
+                      </w:r>
+                      <w:r>
+                        <w:rPr>
+                          <w:sz w:val="18"/>
+                        </w:rPr>
+                        <w:fldChar w:fldCharType="end"/>
+                      </w:r>
                     </w:p>
                   </w:txbxContent>
                 </v:textbox>
@@ -18473,7 +19037,7 @@
 </file>
 
 <file path=word/header8.xml><?xml version="1.0" encoding="utf-8"?>
-<w:hdr xmlns:wpc="http://schemas.microsoft.com/office/word/2010/wordprocessingCanvas" xmlns:cx="http://schemas.microsoft.com/office/drawing/2014/chartex" xmlns:cx1="http://schemas.microsoft.com/office/drawing/2015/9/8/chartex" xmlns:cx2="http://schemas.microsoft.com/office/drawing/2015/10/21/chartex" xmlns:cx3="http://schemas.microsoft.com/office/drawing/2016/5/9/chartex" xmlns:cx4="http://schemas.microsoft.com/office/drawing/2016/5/10/chartex" xmlns:cx5="http://schemas.microsoft.com/office/drawing/2016/5/11/chartex" xmlns:cx6="http://schemas.microsoft.com/office/drawing/2016/5/12/chartex" xmlns:cx7="http://schemas.microsoft.com/office/drawing/2016/5/13/chartex" xmlns:cx8="http://schemas.microsoft.com/office/drawing/2016/5/14/chartex" xmlns:mc="http://schemas.openxmlformats.org/markup-compatibility/2006" xmlns:aink="http://schemas.microsoft.com/office/drawing/2016/ink" xmlns:am3d="http://schemas.microsoft.com/office/drawing/2017/model3d" xmlns:o="urn:schemas-microsoft-com:office:office" xmlns:oel="http://schemas.microsoft.com/office/2019/extlst" xmlns:r="http://schemas.openxmlformats.org/officeDocument/2006/relationships" xmlns:m="http://schemas.openxmlformats.org/officeDocument/2006/math" xmlns:v="urn:schemas-microsoft-com:vml" xmlns:wp14="http://schemas.microsoft.com/office/word/2010/wordprocessingDrawing" xmlns:wp="http://schemas.openxmlformats.org/drawingml/2006/wordprocessingDrawing" xmlns:w10="urn:schemas-microsoft-com:office:word" xmlns:w="http://schemas.openxmlformats.org/wordprocessingml/2006/main" xmlns:w14="http://schemas.microsoft.com/office/word/2010/wordml" xmlns:w15="http://schemas.microsoft.com/office/word/2012/wordml" xmlns:w16cex="http://schemas.microsoft.com/office/word/2018/wordml/cex" xmlns:w16cid="http://schemas.microsoft.com/office/word/2016/wordml/cid" xmlns:w16="http://schemas.microsoft.com/office/word/2018/wordml" xmlns:w16du="http://schemas.microsoft.com/office/word/2023/wordml/word16du" xmlns:w16sdtdh="http://schemas.microsoft.com/office/word/2020/wordml/sdtdatahash" xmlns:w16sdtfl="http://schemas.microsoft.com/office/word/2024/wordml/sdtformatlock" xmlns:w16se="http://schemas.microsoft.com/office/word/2015/wordml/symex" xmlns:wpg="http://schemas.microsoft.com/office/word/2010/wordprocessingGroup" xmlns:wpi="http://schemas.microsoft.com/office/word/2010/wordprocessingInk" xmlns:wne="http://schemas.microsoft.com/office/word/2006/wordml" xmlns:wps="http://schemas.microsoft.com/office/word/2010/wordprocessingShape" mc:Ignorable="w14 w15 w16se w16cid w16 w16cex w16sdtdh w16sdtfl w16du wp14">
+<w:hdr xmlns:wpc="http://schemas.microsoft.com/office/word/2010/wordprocessingCanvas" xmlns:cx="http://schemas.microsoft.com/office/drawing/2014/chartex" xmlns:cx1="http://schemas.microsoft.com/office/drawing/2015/9/8/chartex" xmlns:cx2="http://schemas.microsoft.com/office/drawing/2015/10/21/chartex" xmlns:cx3="http://schemas.microsoft.com/office/drawing/2016/5/9/chartex" xmlns:cx4="http://schemas.microsoft.com/office/drawing/2016/5/10/chartex" xmlns:cx5="http://schemas.microsoft.com/office/drawing/2016/5/11/chartex" xmlns:cx6="http://schemas.microsoft.com/office/drawing/2016/5/12/chartex" xmlns:cx7="http://schemas.microsoft.com/office/drawing/2016/5/13/chartex" xmlns:cx8="http://schemas.microsoft.com/office/drawing/2016/5/14/chartex" xmlns:mc="http://schemas.openxmlformats.org/markup-compatibility/2006" xmlns:aink="http://schemas.microsoft.com/office/drawing/2016/ink" xmlns:am3d="http://schemas.microsoft.com/office/drawing/2017/model3d" xmlns:o="urn:schemas-microsoft-com:office:office" xmlns:oel="http://schemas.microsoft.com/office/2019/extlst" xmlns:r="http://schemas.openxmlformats.org/officeDocument/2006/relationships" xmlns:m="http://schemas.openxmlformats.org/officeDocument/2006/math" xmlns:v="urn:schemas-microsoft-com:vml" xmlns:wp14="http://schemas.microsoft.com/office/word/2010/wordprocessingDrawing" xmlns:wp="http://schemas.openxmlformats.org/drawingml/2006/wordprocessingDrawing" xmlns:w10="urn:schemas-microsoft-com:office:word" xmlns:w="http://schemas.openxmlformats.org/wordprocessingml/2006/main" xmlns:w14="http://schemas.microsoft.com/office/word/2010/wordml" xmlns:w15="http://schemas.microsoft.com/office/word/2012/wordml" xmlns:w16cex="http://schemas.microsoft.com/office/word/2018/wordml/cex" xmlns:w16cid="http://schemas.microsoft.com/office/word/2016/wordml/cid" xmlns:w16="http://schemas.microsoft.com/office/word/2018/wordml" xmlns:w16sdtdh="http://schemas.microsoft.com/office/word/2020/wordml/sdtdatahash" xmlns:w16se="http://schemas.microsoft.com/office/word/2015/wordml/symex" xmlns:wpg="http://schemas.microsoft.com/office/word/2010/wordprocessingGroup" xmlns:wpi="http://schemas.microsoft.com/office/word/2010/wordprocessingInk" xmlns:wne="http://schemas.microsoft.com/office/word/2006/wordml" xmlns:wps="http://schemas.microsoft.com/office/word/2010/wordprocessingShape" mc:Ignorable="w14 w15 w16se w16cid w16 w16cex w16sdtdh wp14">
   <w:p>
     <w:pPr>
       <w:spacing w:after="0" w:line="259" w:lineRule="auto"/>
@@ -18696,14 +19260,27 @@
                               <w:ind w:left="0" w:right="0" w:firstLine="0"/>
                               <w:jc w:val="left"/>
                             </w:pPr>
-                            <w:fldSimple w:instr=" NUMPAGES   \* MERGEFORMAT ">
-                              <w:r>
-                                <w:rPr>
-                                  <w:sz w:val="18"/>
-                                </w:rPr>
-                                <w:t>9</w:t>
-                              </w:r>
-                            </w:fldSimple>
+                            <w:r>
+                              <w:fldChar w:fldCharType="begin"/>
+                            </w:r>
+                            <w:r>
+                              <w:instrText xml:space="preserve"> NUMPAGES   \* MERGEFORMAT </w:instrText>
+                            </w:r>
+                            <w:r>
+                              <w:fldChar w:fldCharType="separate"/>
+                            </w:r>
+                            <w:r>
+                              <w:rPr>
+                                <w:sz w:val="18"/>
+                              </w:rPr>
+                              <w:t>9</w:t>
+                            </w:r>
+                            <w:r>
+                              <w:rPr>
+                                <w:sz w:val="18"/>
+                              </w:rPr>
+                              <w:fldChar w:fldCharType="end"/>
+                            </w:r>
                           </w:p>
                         </w:txbxContent>
                       </wps:txbx>
@@ -18959,14 +19536,27 @@
                         <w:ind w:left="0" w:right="0" w:firstLine="0"/>
                         <w:jc w:val="left"/>
                       </w:pPr>
-                      <w:fldSimple w:instr=" NUMPAGES   \* MERGEFORMAT ">
-                        <w:r>
-                          <w:rPr>
-                            <w:sz w:val="18"/>
-                          </w:rPr>
-                          <w:t>9</w:t>
-                        </w:r>
-                      </w:fldSimple>
+                      <w:r>
+                        <w:fldChar w:fldCharType="begin"/>
+                      </w:r>
+                      <w:r>
+                        <w:instrText xml:space="preserve"> NUMPAGES   \* MERGEFORMAT </w:instrText>
+                      </w:r>
+                      <w:r>
+                        <w:fldChar w:fldCharType="separate"/>
+                      </w:r>
+                      <w:r>
+                        <w:rPr>
+                          <w:sz w:val="18"/>
+                        </w:rPr>
+                        <w:t>9</w:t>
+                      </w:r>
+                      <w:r>
+                        <w:rPr>
+                          <w:sz w:val="18"/>
+                        </w:rPr>
+                        <w:fldChar w:fldCharType="end"/>
+                      </w:r>
                     </w:p>
                   </w:txbxContent>
                 </v:textbox>
@@ -19046,7 +19636,7 @@
 </file>
 
 <file path=word/header9.xml><?xml version="1.0" encoding="utf-8"?>
-<w:hdr xmlns:wpc="http://schemas.microsoft.com/office/word/2010/wordprocessingCanvas" xmlns:cx="http://schemas.microsoft.com/office/drawing/2014/chartex" xmlns:cx1="http://schemas.microsoft.com/office/drawing/2015/9/8/chartex" xmlns:cx2="http://schemas.microsoft.com/office/drawing/2015/10/21/chartex" xmlns:cx3="http://schemas.microsoft.com/office/drawing/2016/5/9/chartex" xmlns:cx4="http://schemas.microsoft.com/office/drawing/2016/5/10/chartex" xmlns:cx5="http://schemas.microsoft.com/office/drawing/2016/5/11/chartex" xmlns:cx6="http://schemas.microsoft.com/office/drawing/2016/5/12/chartex" xmlns:cx7="http://schemas.microsoft.com/office/drawing/2016/5/13/chartex" xmlns:cx8="http://schemas.microsoft.com/office/drawing/2016/5/14/chartex" xmlns:mc="http://schemas.openxmlformats.org/markup-compatibility/2006" xmlns:aink="http://schemas.microsoft.com/office/drawing/2016/ink" xmlns:am3d="http://schemas.microsoft.com/office/drawing/2017/model3d" xmlns:o="urn:schemas-microsoft-com:office:office" xmlns:oel="http://schemas.microsoft.com/office/2019/extlst" xmlns:r="http://schemas.openxmlformats.org/officeDocument/2006/relationships" xmlns:m="http://schemas.openxmlformats.org/officeDocument/2006/math" xmlns:v="urn:schemas-microsoft-com:vml" xmlns:wp14="http://schemas.microsoft.com/office/word/2010/wordprocessingDrawing" xmlns:wp="http://schemas.openxmlformats.org/drawingml/2006/wordprocessingDrawing" xmlns:w10="urn:schemas-microsoft-com:office:word" xmlns:w="http://schemas.openxmlformats.org/wordprocessingml/2006/main" xmlns:w14="http://schemas.microsoft.com/office/word/2010/wordml" xmlns:w15="http://schemas.microsoft.com/office/word/2012/wordml" xmlns:w16cex="http://schemas.microsoft.com/office/word/2018/wordml/cex" xmlns:w16cid="http://schemas.microsoft.com/office/word/2016/wordml/cid" xmlns:w16="http://schemas.microsoft.com/office/word/2018/wordml" xmlns:w16du="http://schemas.microsoft.com/office/word/2023/wordml/word16du" xmlns:w16sdtdh="http://schemas.microsoft.com/office/word/2020/wordml/sdtdatahash" xmlns:w16sdtfl="http://schemas.microsoft.com/office/word/2024/wordml/sdtformatlock" xmlns:w16se="http://schemas.microsoft.com/office/word/2015/wordml/symex" xmlns:wpg="http://schemas.microsoft.com/office/word/2010/wordprocessingGroup" xmlns:wpi="http://schemas.microsoft.com/office/word/2010/wordprocessingInk" xmlns:wne="http://schemas.microsoft.com/office/word/2006/wordml" xmlns:wps="http://schemas.microsoft.com/office/word/2010/wordprocessingShape" mc:Ignorable="w14 w15 w16se w16cid w16 w16cex w16sdtdh w16sdtfl w16du wp14">
+<w:hdr xmlns:wpc="http://schemas.microsoft.com/office/word/2010/wordprocessingCanvas" xmlns:cx="http://schemas.microsoft.com/office/drawing/2014/chartex" xmlns:cx1="http://schemas.microsoft.com/office/drawing/2015/9/8/chartex" xmlns:cx2="http://schemas.microsoft.com/office/drawing/2015/10/21/chartex" xmlns:cx3="http://schemas.microsoft.com/office/drawing/2016/5/9/chartex" xmlns:cx4="http://schemas.microsoft.com/office/drawing/2016/5/10/chartex" xmlns:cx5="http://schemas.microsoft.com/office/drawing/2016/5/11/chartex" xmlns:cx6="http://schemas.microsoft.com/office/drawing/2016/5/12/chartex" xmlns:cx7="http://schemas.microsoft.com/office/drawing/2016/5/13/chartex" xmlns:cx8="http://schemas.microsoft.com/office/drawing/2016/5/14/chartex" xmlns:mc="http://schemas.openxmlformats.org/markup-compatibility/2006" xmlns:aink="http://schemas.microsoft.com/office/drawing/2016/ink" xmlns:am3d="http://schemas.microsoft.com/office/drawing/2017/model3d" xmlns:o="urn:schemas-microsoft-com:office:office" xmlns:oel="http://schemas.microsoft.com/office/2019/extlst" xmlns:r="http://schemas.openxmlformats.org/officeDocument/2006/relationships" xmlns:m="http://schemas.openxmlformats.org/officeDocument/2006/math" xmlns:v="urn:schemas-microsoft-com:vml" xmlns:wp14="http://schemas.microsoft.com/office/word/2010/wordprocessingDrawing" xmlns:wp="http://schemas.openxmlformats.org/drawingml/2006/wordprocessingDrawing" xmlns:w10="urn:schemas-microsoft-com:office:word" xmlns:w="http://schemas.openxmlformats.org/wordprocessingml/2006/main" xmlns:w14="http://schemas.microsoft.com/office/word/2010/wordml" xmlns:w15="http://schemas.microsoft.com/office/word/2012/wordml" xmlns:w16cex="http://schemas.microsoft.com/office/word/2018/wordml/cex" xmlns:w16cid="http://schemas.microsoft.com/office/word/2016/wordml/cid" xmlns:w16="http://schemas.microsoft.com/office/word/2018/wordml" xmlns:w16sdtdh="http://schemas.microsoft.com/office/word/2020/wordml/sdtdatahash" xmlns:w16se="http://schemas.microsoft.com/office/word/2015/wordml/symex" xmlns:wpg="http://schemas.microsoft.com/office/word/2010/wordprocessingGroup" xmlns:wpi="http://schemas.microsoft.com/office/word/2010/wordprocessingInk" xmlns:wne="http://schemas.microsoft.com/office/word/2006/wordml" xmlns:wps="http://schemas.microsoft.com/office/word/2010/wordprocessingShape" mc:Ignorable="w14 w15 w16se w16cid w16 w16cex w16sdtdh wp14">
   <w:p>
     <w:pPr>
       <w:spacing w:after="0" w:line="259" w:lineRule="auto"/>
@@ -19269,14 +19859,27 @@
                               <w:ind w:left="0" w:right="0" w:firstLine="0"/>
                               <w:jc w:val="left"/>
                             </w:pPr>
-                            <w:fldSimple w:instr=" NUMPAGES   \* MERGEFORMAT ">
-                              <w:r>
-                                <w:rPr>
-                                  <w:sz w:val="18"/>
-                                </w:rPr>
-                                <w:t>9</w:t>
-                              </w:r>
-                            </w:fldSimple>
+                            <w:r>
+                              <w:fldChar w:fldCharType="begin"/>
+                            </w:r>
+                            <w:r>
+                              <w:instrText xml:space="preserve"> NUMPAGES   \* MERGEFORMAT </w:instrText>
+                            </w:r>
+                            <w:r>
+                              <w:fldChar w:fldCharType="separate"/>
+                            </w:r>
+                            <w:r>
+                              <w:rPr>
+                                <w:sz w:val="18"/>
+                              </w:rPr>
+                              <w:t>9</w:t>
+                            </w:r>
+                            <w:r>
+                              <w:rPr>
+                                <w:sz w:val="18"/>
+                              </w:rPr>
+                              <w:fldChar w:fldCharType="end"/>
+                            </w:r>
                           </w:p>
                         </w:txbxContent>
                       </wps:txbx>
@@ -19532,14 +20135,27 @@
                         <w:ind w:left="0" w:right="0" w:firstLine="0"/>
                         <w:jc w:val="left"/>
                       </w:pPr>
-                      <w:fldSimple w:instr=" NUMPAGES   \* MERGEFORMAT ">
-                        <w:r>
-                          <w:rPr>
-                            <w:sz w:val="18"/>
-                          </w:rPr>
-                          <w:t>9</w:t>
-                        </w:r>
-                      </w:fldSimple>
+                      <w:r>
+                        <w:fldChar w:fldCharType="begin"/>
+                      </w:r>
+                      <w:r>
+                        <w:instrText xml:space="preserve"> NUMPAGES   \* MERGEFORMAT </w:instrText>
+                      </w:r>
+                      <w:r>
+                        <w:fldChar w:fldCharType="separate"/>
+                      </w:r>
+                      <w:r>
+                        <w:rPr>
+                          <w:sz w:val="18"/>
+                        </w:rPr>
+                        <w:t>9</w:t>
+                      </w:r>
+                      <w:r>
+                        <w:rPr>
+                          <w:sz w:val="18"/>
+                        </w:rPr>
+                        <w:fldChar w:fldCharType="end"/>
+                      </w:r>
                     </w:p>
                   </w:txbxContent>
                 </v:textbox>
@@ -19619,7 +20235,7 @@
 </file>
 
 <file path=word/numbering.xml><?xml version="1.0" encoding="utf-8"?>
-<w:numbering xmlns:wpc="http://schemas.microsoft.com/office/word/2010/wordprocessingCanvas" xmlns:cx="http://schemas.microsoft.com/office/drawing/2014/chartex" xmlns:cx1="http://schemas.microsoft.com/office/drawing/2015/9/8/chartex" xmlns:cx2="http://schemas.microsoft.com/office/drawing/2015/10/21/chartex" xmlns:cx3="http://schemas.microsoft.com/office/drawing/2016/5/9/chartex" xmlns:cx4="http://schemas.microsoft.com/office/drawing/2016/5/10/chartex" xmlns:cx5="http://schemas.microsoft.com/office/drawing/2016/5/11/chartex" xmlns:cx6="http://schemas.microsoft.com/office/drawing/2016/5/12/chartex" xmlns:cx7="http://schemas.microsoft.com/office/drawing/2016/5/13/chartex" xmlns:cx8="http://schemas.microsoft.com/office/drawing/2016/5/14/chartex" xmlns:mc="http://schemas.openxmlformats.org/markup-compatibility/2006" xmlns:aink="http://schemas.microsoft.com/office/drawing/2016/ink" xmlns:am3d="http://schemas.microsoft.com/office/drawing/2017/model3d" xmlns:o="urn:schemas-microsoft-com:office:office" xmlns:oel="http://schemas.microsoft.com/office/2019/extlst" xmlns:r="http://schemas.openxmlformats.org/officeDocument/2006/relationships" xmlns:m="http://schemas.openxmlformats.org/officeDocument/2006/math" xmlns:v="urn:schemas-microsoft-com:vml" xmlns:wp14="http://schemas.microsoft.com/office/word/2010/wordprocessingDrawing" xmlns:wp="http://schemas.openxmlformats.org/drawingml/2006/wordprocessingDrawing" xmlns:w10="urn:schemas-microsoft-com:office:word" xmlns:w="http://schemas.openxmlformats.org/wordprocessingml/2006/main" xmlns:w14="http://schemas.microsoft.com/office/word/2010/wordml" xmlns:w15="http://schemas.microsoft.com/office/word/2012/wordml" xmlns:w16cex="http://schemas.microsoft.com/office/word/2018/wordml/cex" xmlns:w16cid="http://schemas.microsoft.com/office/word/2016/wordml/cid" xmlns:w16="http://schemas.microsoft.com/office/word/2018/wordml" xmlns:w16du="http://schemas.microsoft.com/office/word/2023/wordml/word16du" xmlns:w16sdtdh="http://schemas.microsoft.com/office/word/2020/wordml/sdtdatahash" xmlns:w16sdtfl="http://schemas.microsoft.com/office/word/2024/wordml/sdtformatlock" xmlns:w16se="http://schemas.microsoft.com/office/word/2015/wordml/symex" xmlns:wpg="http://schemas.microsoft.com/office/word/2010/wordprocessingGroup" xmlns:wpi="http://schemas.microsoft.com/office/word/2010/wordprocessingInk" xmlns:wne="http://schemas.microsoft.com/office/word/2006/wordml" xmlns:wps="http://schemas.microsoft.com/office/word/2010/wordprocessingShape" mc:Ignorable="w14 w15 w16se w16cid w16 w16cex w16sdtdh w16sdtfl w16du wp14">
+<w:numbering xmlns:wpc="http://schemas.microsoft.com/office/word/2010/wordprocessingCanvas" xmlns:cx="http://schemas.microsoft.com/office/drawing/2014/chartex" xmlns:cx1="http://schemas.microsoft.com/office/drawing/2015/9/8/chartex" xmlns:cx2="http://schemas.microsoft.com/office/drawing/2015/10/21/chartex" xmlns:cx3="http://schemas.microsoft.com/office/drawing/2016/5/9/chartex" xmlns:cx4="http://schemas.microsoft.com/office/drawing/2016/5/10/chartex" xmlns:cx5="http://schemas.microsoft.com/office/drawing/2016/5/11/chartex" xmlns:cx6="http://schemas.microsoft.com/office/drawing/2016/5/12/chartex" xmlns:cx7="http://schemas.microsoft.com/office/drawing/2016/5/13/chartex" xmlns:cx8="http://schemas.microsoft.com/office/drawing/2016/5/14/chartex" xmlns:mc="http://schemas.openxmlformats.org/markup-compatibility/2006" xmlns:aink="http://schemas.microsoft.com/office/drawing/2016/ink" xmlns:am3d="http://schemas.microsoft.com/office/drawing/2017/model3d" xmlns:o="urn:schemas-microsoft-com:office:office" xmlns:oel="http://schemas.microsoft.com/office/2019/extlst" xmlns:r="http://schemas.openxmlformats.org/officeDocument/2006/relationships" xmlns:m="http://schemas.openxmlformats.org/officeDocument/2006/math" xmlns:v="urn:schemas-microsoft-com:vml" xmlns:wp14="http://schemas.microsoft.com/office/word/2010/wordprocessingDrawing" xmlns:wp="http://schemas.openxmlformats.org/drawingml/2006/wordprocessingDrawing" xmlns:w10="urn:schemas-microsoft-com:office:word" xmlns:w="http://schemas.openxmlformats.org/wordprocessingml/2006/main" xmlns:w14="http://schemas.microsoft.com/office/word/2010/wordml" xmlns:w15="http://schemas.microsoft.com/office/word/2012/wordml" xmlns:w16cex="http://schemas.microsoft.com/office/word/2018/wordml/cex" xmlns:w16cid="http://schemas.microsoft.com/office/word/2016/wordml/cid" xmlns:w16="http://schemas.microsoft.com/office/word/2018/wordml" xmlns:w16sdtdh="http://schemas.microsoft.com/office/word/2020/wordml/sdtdatahash" xmlns:w16se="http://schemas.microsoft.com/office/word/2015/wordml/symex" xmlns:wpg="http://schemas.microsoft.com/office/word/2010/wordprocessingGroup" xmlns:wpi="http://schemas.microsoft.com/office/word/2010/wordprocessingInk" xmlns:wne="http://schemas.microsoft.com/office/word/2006/wordml" xmlns:wps="http://schemas.microsoft.com/office/word/2010/wordprocessingShape" mc:Ignorable="w14 w15 w16se w16cid w16 w16cex w16sdtdh wp14">
   <w:abstractNum w:abstractNumId="0" w15:restartNumberingAfterBreak="0">
     <w:nsid w:val="7E4733F1"/>
     <w:multiLevelType w:val="hybridMultilevel"/>
@@ -19839,7 +20455,7 @@
 </file>
 
 <file path=word/styles.xml><?xml version="1.0" encoding="utf-8"?>
-<w:styles xmlns:mc="http://schemas.openxmlformats.org/markup-compatibility/2006" xmlns:r="http://schemas.openxmlformats.org/officeDocument/2006/relationships" xmlns:w="http://schemas.openxmlformats.org/wordprocessingml/2006/main" xmlns:w14="http://schemas.microsoft.com/office/word/2010/wordml" xmlns:w15="http://schemas.microsoft.com/office/word/2012/wordml" xmlns:w16cex="http://schemas.microsoft.com/office/word/2018/wordml/cex" xmlns:w16cid="http://schemas.microsoft.com/office/word/2016/wordml/cid" xmlns:w16="http://schemas.microsoft.com/office/word/2018/wordml" xmlns:w16du="http://schemas.microsoft.com/office/word/2023/wordml/word16du" xmlns:w16sdtdh="http://schemas.microsoft.com/office/word/2020/wordml/sdtdatahash" xmlns:w16sdtfl="http://schemas.microsoft.com/office/word/2024/wordml/sdtformatlock" xmlns:w16se="http://schemas.microsoft.com/office/word/2015/wordml/symex" mc:Ignorable="w14 w15 w16se w16cid w16 w16cex w16sdtdh w16sdtfl w16du">
+<w:styles xmlns:mc="http://schemas.openxmlformats.org/markup-compatibility/2006" xmlns:r="http://schemas.openxmlformats.org/officeDocument/2006/relationships" xmlns:w="http://schemas.openxmlformats.org/wordprocessingml/2006/main" xmlns:w14="http://schemas.microsoft.com/office/word/2010/wordml" xmlns:w15="http://schemas.microsoft.com/office/word/2012/wordml" xmlns:w16cex="http://schemas.microsoft.com/office/word/2018/wordml/cex" xmlns:w16cid="http://schemas.microsoft.com/office/word/2016/wordml/cid" xmlns:w16="http://schemas.microsoft.com/office/word/2018/wordml" xmlns:w16sdtdh="http://schemas.microsoft.com/office/word/2020/wordml/sdtdatahash" xmlns:w16se="http://schemas.microsoft.com/office/word/2015/wordml/symex" mc:Ignorable="w14 w15 w16se w16cid w16 w16cex w16sdtdh">
   <w:docDefaults>
     <w:rPrDefault>
       <w:rPr>
